--- a/CodeLens_Technical_Report.docx
+++ b/CodeLens_Technical_Report.docx
@@ -277,7 +277,7 @@
       <w:pPr>
         <w:pStyle w:val="Heading1"/>
       </w:pPr>
-      <w:bookmarkStart w:id="0" w:name="_Toc241836161"/>
+      <w:bookmarkStart w:id="0" w:name="_Toc241959165"/>
       <w:r>
         <w:lastRenderedPageBreak/>
         <w:t>Letter of Transmittal</w:t>
@@ -436,7 +436,7 @@
         <w:pStyle w:val="Heading1"/>
         <w:pageBreakBefore/>
       </w:pPr>
-      <w:bookmarkStart w:id="1" w:name="_Toc241836162"/>
+      <w:bookmarkStart w:id="1" w:name="_Toc241959166"/>
       <w:r>
         <w:lastRenderedPageBreak/>
         <w:t>Acknowledgement</w:t>
@@ -471,7 +471,7 @@
         <w:pStyle w:val="Heading1"/>
         <w:pageBreakBefore/>
       </w:pPr>
-      <w:bookmarkStart w:id="2" w:name="_Toc241836163"/>
+      <w:bookmarkStart w:id="2" w:name="_Toc241959167"/>
       <w:r>
         <w:lastRenderedPageBreak/>
         <w:t>Abstract</w:t>
@@ -524,7 +524,7 @@
         <w:pStyle w:val="Heading1"/>
         <w:pageBreakBefore/>
       </w:pPr>
-      <w:bookmarkStart w:id="3" w:name="_Toc241836164"/>
+      <w:bookmarkStart w:id="3" w:name="_Toc241959168"/>
       <w:r>
         <w:lastRenderedPageBreak/>
         <w:t>Table of Contents</w:t>
@@ -534,7 +534,7 @@
     <w:sdt>
       <w:sdtPr>
         <w:alias w:val="Table of Contents"/>
-        <w:id w:val="-125474137"/>
+        <w:id w:val="487901931"/>
       </w:sdtPr>
       <w:sdtEndPr/>
       <w:sdtContent>
@@ -557,7 +557,7 @@
           <w:r>
             <w:fldChar w:fldCharType="separate"/>
           </w:r>
-          <w:hyperlink w:anchor="_Toc241836161" w:history="1">
+          <w:hyperlink w:anchor="_Toc241959165" w:history="1">
             <w:r>
               <w:rPr>
                 <w:rStyle w:val="Hyperlink"/>
@@ -581,7 +581,7 @@
               <w:rPr>
                 <w:noProof/>
               </w:rPr>
-              <w:instrText xml:space="preserve"> PAGEREF _Toc241836161 \h </w:instrText>
+              <w:instrText xml:space="preserve"> PAGEREF _Toc241959165 \h </w:instrText>
             </w:r>
             <w:r>
               <w:rPr>
@@ -618,7 +618,7 @@
               <w:noProof/>
             </w:rPr>
           </w:pPr>
-          <w:hyperlink w:anchor="_Toc241836162" w:history="1">
+          <w:hyperlink w:anchor="_Toc241959166" w:history="1">
             <w:r>
               <w:rPr>
                 <w:rStyle w:val="Hyperlink"/>
@@ -642,7 +642,7 @@
               <w:rPr>
                 <w:noProof/>
               </w:rPr>
-              <w:instrText xml:space="preserve"> PAGEREF _Toc241836162 \h </w:instrText>
+              <w:instrText xml:space="preserve"> PAGEREF _Toc241959166 \h </w:instrText>
             </w:r>
             <w:r>
               <w:rPr>
@@ -679,7 +679,7 @@
               <w:noProof/>
             </w:rPr>
           </w:pPr>
-          <w:hyperlink w:anchor="_Toc241836163" w:history="1">
+          <w:hyperlink w:anchor="_Toc241959167" w:history="1">
             <w:r>
               <w:rPr>
                 <w:rStyle w:val="Hyperlink"/>
@@ -703,7 +703,7 @@
               <w:rPr>
                 <w:noProof/>
               </w:rPr>
-              <w:instrText xml:space="preserve"> PAGEREF _Toc241836163 \h </w:instrText>
+              <w:instrText xml:space="preserve"> PAGEREF _Toc241959167 \h </w:instrText>
             </w:r>
             <w:r>
               <w:rPr>
@@ -740,7 +740,7 @@
               <w:noProof/>
             </w:rPr>
           </w:pPr>
-          <w:hyperlink w:anchor="_Toc241836164" w:history="1">
+          <w:hyperlink w:anchor="_Toc241959168" w:history="1">
             <w:r>
               <w:rPr>
                 <w:rStyle w:val="Hyperlink"/>
@@ -764,7 +764,7 @@
               <w:rPr>
                 <w:noProof/>
               </w:rPr>
-              <w:instrText xml:space="preserve"> PAGEREF _Toc241836164 \h </w:instrText>
+              <w:instrText xml:space="preserve"> PAGEREF _Toc241959168 \h </w:instrText>
             </w:r>
             <w:r>
               <w:rPr>
@@ -801,7 +801,7 @@
               <w:noProof/>
             </w:rPr>
           </w:pPr>
-          <w:hyperlink w:anchor="_Toc241836165" w:history="1">
+          <w:hyperlink w:anchor="_Toc241959169" w:history="1">
             <w:r>
               <w:rPr>
                 <w:rStyle w:val="Hyperlink"/>
@@ -825,7 +825,7 @@
               <w:rPr>
                 <w:noProof/>
               </w:rPr>
-              <w:instrText xml:space="preserve"> PAGEREF _Toc241836165 \h </w:instrText>
+              <w:instrText xml:space="preserve"> PAGEREF _Toc241959169 \h </w:instrText>
             </w:r>
             <w:r>
               <w:rPr>
@@ -862,7 +862,7 @@
               <w:noProof/>
             </w:rPr>
           </w:pPr>
-          <w:hyperlink w:anchor="_Toc241836166" w:history="1">
+          <w:hyperlink w:anchor="_Toc241959170" w:history="1">
             <w:r>
               <w:rPr>
                 <w:rStyle w:val="Hyperlink"/>
@@ -886,7 +886,7 @@
               <w:rPr>
                 <w:noProof/>
               </w:rPr>
-              <w:instrText xml:space="preserve"> PAGEREF _Toc241836166 \h </w:instrText>
+              <w:instrText xml:space="preserve"> PAGEREF _Toc241959170 \h </w:instrText>
             </w:r>
             <w:r>
               <w:rPr>
@@ -923,7 +923,7 @@
               <w:noProof/>
             </w:rPr>
           </w:pPr>
-          <w:hyperlink w:anchor="_Toc241836167" w:history="1">
+          <w:hyperlink w:anchor="_Toc241959171" w:history="1">
             <w:r>
               <w:rPr>
                 <w:rStyle w:val="Hyperlink"/>
@@ -947,7 +947,7 @@
               <w:rPr>
                 <w:noProof/>
               </w:rPr>
-              <w:instrText xml:space="preserve"> PAGEREF _Toc241836167 \h </w:instrText>
+              <w:instrText xml:space="preserve"> PAGEREF _Toc241959171 \h </w:instrText>
             </w:r>
             <w:r>
               <w:rPr>
@@ -984,7 +984,7 @@
               <w:noProof/>
             </w:rPr>
           </w:pPr>
-          <w:hyperlink w:anchor="_Toc241836168" w:history="1">
+          <w:hyperlink w:anchor="_Toc241959172" w:history="1">
             <w:r>
               <w:rPr>
                 <w:rStyle w:val="Hyperlink"/>
@@ -1008,7 +1008,7 @@
               <w:rPr>
                 <w:noProof/>
               </w:rPr>
-              <w:instrText xml:space="preserve"> PAGEREF _Toc241836168 \h </w:instrText>
+              <w:instrText xml:space="preserve"> PAGEREF _Toc241959172 \h </w:instrText>
             </w:r>
             <w:r>
               <w:rPr>
@@ -1045,7 +1045,7 @@
               <w:noProof/>
             </w:rPr>
           </w:pPr>
-          <w:hyperlink w:anchor="_Toc241836169" w:history="1">
+          <w:hyperlink w:anchor="_Toc241959173" w:history="1">
             <w:r>
               <w:rPr>
                 <w:rStyle w:val="Hyperlink"/>
@@ -1069,7 +1069,7 @@
               <w:rPr>
                 <w:noProof/>
               </w:rPr>
-              <w:instrText xml:space="preserve"> PAGEREF _Toc241836169 \h </w:instrText>
+              <w:instrText xml:space="preserve"> PAGEREF _Toc241959173 \h </w:instrText>
             </w:r>
             <w:r>
               <w:rPr>
@@ -1106,7 +1106,7 @@
               <w:noProof/>
             </w:rPr>
           </w:pPr>
-          <w:hyperlink w:anchor="_Toc241836170" w:history="1">
+          <w:hyperlink w:anchor="_Toc241959174" w:history="1">
             <w:r>
               <w:rPr>
                 <w:rStyle w:val="Hyperlink"/>
@@ -1130,7 +1130,7 @@
               <w:rPr>
                 <w:noProof/>
               </w:rPr>
-              <w:instrText xml:space="preserve"> PAGEREF _Toc241836170 \h </w:instrText>
+              <w:instrText xml:space="preserve"> PAGEREF _Toc241959174 \h </w:instrText>
             </w:r>
             <w:r>
               <w:rPr>
@@ -1167,7 +1167,7 @@
               <w:noProof/>
             </w:rPr>
           </w:pPr>
-          <w:hyperlink w:anchor="_Toc241836171" w:history="1">
+          <w:hyperlink w:anchor="_Toc241959175" w:history="1">
             <w:r>
               <w:rPr>
                 <w:rStyle w:val="Hyperlink"/>
@@ -1191,7 +1191,7 @@
               <w:rPr>
                 <w:noProof/>
               </w:rPr>
-              <w:instrText xml:space="preserve"> PAGEREF _Toc241836171 \h </w:instrText>
+              <w:instrText xml:space="preserve"> PAGEREF _Toc241959175 \h </w:instrText>
             </w:r>
             <w:r>
               <w:rPr>
@@ -1228,7 +1228,7 @@
               <w:noProof/>
             </w:rPr>
           </w:pPr>
-          <w:hyperlink w:anchor="_Toc241836172" w:history="1">
+          <w:hyperlink w:anchor="_Toc241959176" w:history="1">
             <w:r>
               <w:rPr>
                 <w:rStyle w:val="Hyperlink"/>
@@ -1252,7 +1252,7 @@
               <w:rPr>
                 <w:noProof/>
               </w:rPr>
-              <w:instrText xml:space="preserve"> PAGEREF _Toc241836172 \h </w:instrText>
+              <w:instrText xml:space="preserve"> PAGEREF _Toc241959176 \h </w:instrText>
             </w:r>
             <w:r>
               <w:rPr>
@@ -1289,7 +1289,7 @@
               <w:noProof/>
             </w:rPr>
           </w:pPr>
-          <w:hyperlink w:anchor="_Toc241836173" w:history="1">
+          <w:hyperlink w:anchor="_Toc241959177" w:history="1">
             <w:r>
               <w:rPr>
                 <w:rStyle w:val="Hyperlink"/>
@@ -1313,7 +1313,7 @@
               <w:rPr>
                 <w:noProof/>
               </w:rPr>
-              <w:instrText xml:space="preserve"> PAGEREF _Toc241836173 \h </w:instrText>
+              <w:instrText xml:space="preserve"> PAGEREF _Toc241959177 \h </w:instrText>
             </w:r>
             <w:r>
               <w:rPr>
@@ -1350,7 +1350,7 @@
               <w:noProof/>
             </w:rPr>
           </w:pPr>
-          <w:hyperlink w:anchor="_Toc241836174" w:history="1">
+          <w:hyperlink w:anchor="_Toc241959178" w:history="1">
             <w:r>
               <w:rPr>
                 <w:rStyle w:val="Hyperlink"/>
@@ -1374,7 +1374,7 @@
               <w:rPr>
                 <w:noProof/>
               </w:rPr>
-              <w:instrText xml:space="preserve"> PAGEREF _Toc241836174 \h </w:instrText>
+              <w:instrText xml:space="preserve"> PAGEREF _Toc241959178 \h </w:instrText>
             </w:r>
             <w:r>
               <w:rPr>
@@ -1411,7 +1411,7 @@
               <w:noProof/>
             </w:rPr>
           </w:pPr>
-          <w:hyperlink w:anchor="_Toc241836175" w:history="1">
+          <w:hyperlink w:anchor="_Toc241959179" w:history="1">
             <w:r>
               <w:rPr>
                 <w:rStyle w:val="Hyperlink"/>
@@ -1435,7 +1435,7 @@
               <w:rPr>
                 <w:noProof/>
               </w:rPr>
-              <w:instrText xml:space="preserve"> PAGEREF _Toc241836175 \h </w:instrText>
+              <w:instrText xml:space="preserve"> PAGEREF _Toc241959179 \h </w:instrText>
             </w:r>
             <w:r>
               <w:rPr>
@@ -1472,7 +1472,7 @@
               <w:noProof/>
             </w:rPr>
           </w:pPr>
-          <w:hyperlink w:anchor="_Toc241836176" w:history="1">
+          <w:hyperlink w:anchor="_Toc241959180" w:history="1">
             <w:r>
               <w:rPr>
                 <w:rStyle w:val="Hyperlink"/>
@@ -1496,7 +1496,7 @@
               <w:rPr>
                 <w:noProof/>
               </w:rPr>
-              <w:instrText xml:space="preserve"> PAGEREF _Toc241836176 \h </w:instrText>
+              <w:instrText xml:space="preserve"> PAGEREF _Toc241959180 \h </w:instrText>
             </w:r>
             <w:r>
               <w:rPr>
@@ -1533,7 +1533,7 @@
               <w:noProof/>
             </w:rPr>
           </w:pPr>
-          <w:hyperlink w:anchor="_Toc241836177" w:history="1">
+          <w:hyperlink w:anchor="_Toc241959181" w:history="1">
             <w:r>
               <w:rPr>
                 <w:rStyle w:val="Hyperlink"/>
@@ -1557,7 +1557,7 @@
               <w:rPr>
                 <w:noProof/>
               </w:rPr>
-              <w:instrText xml:space="preserve"> PAGEREF _Toc241836177 \h </w:instrText>
+              <w:instrText xml:space="preserve"> PAGEREF _Toc241959181 \h </w:instrText>
             </w:r>
             <w:r>
               <w:rPr>
@@ -1594,7 +1594,7 @@
               <w:noProof/>
             </w:rPr>
           </w:pPr>
-          <w:hyperlink w:anchor="_Toc241836178" w:history="1">
+          <w:hyperlink w:anchor="_Toc241959182" w:history="1">
             <w:r>
               <w:rPr>
                 <w:rStyle w:val="Hyperlink"/>
@@ -1618,7 +1618,7 @@
               <w:rPr>
                 <w:noProof/>
               </w:rPr>
-              <w:instrText xml:space="preserve"> PAGEREF _Toc241836178 \h </w:instrText>
+              <w:instrText xml:space="preserve"> PAGEREF _Toc241959182 \h </w:instrText>
             </w:r>
             <w:r>
               <w:rPr>
@@ -1655,7 +1655,7 @@
               <w:noProof/>
             </w:rPr>
           </w:pPr>
-          <w:hyperlink w:anchor="_Toc241836179" w:history="1">
+          <w:hyperlink w:anchor="_Toc241959183" w:history="1">
             <w:r>
               <w:rPr>
                 <w:rStyle w:val="Hyperlink"/>
@@ -1679,7 +1679,7 @@
               <w:rPr>
                 <w:noProof/>
               </w:rPr>
-              <w:instrText xml:space="preserve"> PAGEREF _Toc241836179 \h </w:instrText>
+              <w:instrText xml:space="preserve"> PAGEREF _Toc241959183 \h </w:instrText>
             </w:r>
             <w:r>
               <w:rPr>
@@ -1716,7 +1716,7 @@
               <w:noProof/>
             </w:rPr>
           </w:pPr>
-          <w:hyperlink w:anchor="_Toc241836180" w:history="1">
+          <w:hyperlink w:anchor="_Toc241959184" w:history="1">
             <w:r>
               <w:rPr>
                 <w:rStyle w:val="Hyperlink"/>
@@ -1740,7 +1740,7 @@
               <w:rPr>
                 <w:noProof/>
               </w:rPr>
-              <w:instrText xml:space="preserve"> PAGEREF _Toc241836180 \h </w:instrText>
+              <w:instrText xml:space="preserve"> PAGEREF _Toc241959184 \h </w:instrText>
             </w:r>
             <w:r>
               <w:rPr>
@@ -1777,7 +1777,7 @@
               <w:noProof/>
             </w:rPr>
           </w:pPr>
-          <w:hyperlink w:anchor="_Toc241836181" w:history="1">
+          <w:hyperlink w:anchor="_Toc241959185" w:history="1">
             <w:r>
               <w:rPr>
                 <w:rStyle w:val="Hyperlink"/>
@@ -1801,7 +1801,7 @@
               <w:rPr>
                 <w:noProof/>
               </w:rPr>
-              <w:instrText xml:space="preserve"> PAGEREF _Toc241836181 \h </w:instrText>
+              <w:instrText xml:space="preserve"> PAGEREF _Toc241959185 \h </w:instrText>
             </w:r>
             <w:r>
               <w:rPr>
@@ -1838,7 +1838,7 @@
               <w:noProof/>
             </w:rPr>
           </w:pPr>
-          <w:hyperlink w:anchor="_Toc241836182" w:history="1">
+          <w:hyperlink w:anchor="_Toc241959186" w:history="1">
             <w:r>
               <w:rPr>
                 <w:rStyle w:val="Hyperlink"/>
@@ -1862,7 +1862,7 @@
               <w:rPr>
                 <w:noProof/>
               </w:rPr>
-              <w:instrText xml:space="preserve"> PAGEREF _Toc241836182 \h </w:instrText>
+              <w:instrText xml:space="preserve"> PAGEREF _Toc241959186 \h </w:instrText>
             </w:r>
             <w:r>
               <w:rPr>
@@ -1899,7 +1899,7 @@
               <w:noProof/>
             </w:rPr>
           </w:pPr>
-          <w:hyperlink w:anchor="_Toc241836183" w:history="1">
+          <w:hyperlink w:anchor="_Toc241959187" w:history="1">
             <w:r>
               <w:rPr>
                 <w:rStyle w:val="Hyperlink"/>
@@ -1923,7 +1923,7 @@
               <w:rPr>
                 <w:noProof/>
               </w:rPr>
-              <w:instrText xml:space="preserve"> PAGEREF _Toc241836183 \h </w:instrText>
+              <w:instrText xml:space="preserve"> PAGEREF _Toc241959187 \h </w:instrText>
             </w:r>
             <w:r>
               <w:rPr>
@@ -1960,7 +1960,7 @@
               <w:noProof/>
             </w:rPr>
           </w:pPr>
-          <w:hyperlink w:anchor="_Toc241836184" w:history="1">
+          <w:hyperlink w:anchor="_Toc241959188" w:history="1">
             <w:r>
               <w:rPr>
                 <w:rStyle w:val="Hyperlink"/>
@@ -1984,7 +1984,7 @@
               <w:rPr>
                 <w:noProof/>
               </w:rPr>
-              <w:instrText xml:space="preserve"> PAGEREF _Toc241836184 \h </w:instrText>
+              <w:instrText xml:space="preserve"> PAGEREF _Toc241959188 \h </w:instrText>
             </w:r>
             <w:r>
               <w:rPr>
@@ -2021,7 +2021,7 @@
               <w:noProof/>
             </w:rPr>
           </w:pPr>
-          <w:hyperlink w:anchor="_Toc241836185" w:history="1">
+          <w:hyperlink w:anchor="_Toc241959189" w:history="1">
             <w:r>
               <w:rPr>
                 <w:rStyle w:val="Hyperlink"/>
@@ -2045,7 +2045,7 @@
               <w:rPr>
                 <w:noProof/>
               </w:rPr>
-              <w:instrText xml:space="preserve"> PAGEREF _Toc241836185 \h </w:instrText>
+              <w:instrText xml:space="preserve"> PAGEREF _Toc241959189 \h </w:instrText>
             </w:r>
             <w:r>
               <w:rPr>
@@ -2082,7 +2082,7 @@
               <w:noProof/>
             </w:rPr>
           </w:pPr>
-          <w:hyperlink w:anchor="_Toc241836186" w:history="1">
+          <w:hyperlink w:anchor="_Toc241959190" w:history="1">
             <w:r>
               <w:rPr>
                 <w:rStyle w:val="Hyperlink"/>
@@ -2106,7 +2106,7 @@
               <w:rPr>
                 <w:noProof/>
               </w:rPr>
-              <w:instrText xml:space="preserve"> PAGEREF _Toc241836186 \h </w:instrText>
+              <w:instrText xml:space="preserve"> PAGEREF _Toc241959190 \h </w:instrText>
             </w:r>
             <w:r>
               <w:rPr>
@@ -2143,7 +2143,7 @@
               <w:noProof/>
             </w:rPr>
           </w:pPr>
-          <w:hyperlink w:anchor="_Toc241836187" w:history="1">
+          <w:hyperlink w:anchor="_Toc241959191" w:history="1">
             <w:r>
               <w:rPr>
                 <w:rStyle w:val="Hyperlink"/>
@@ -2167,7 +2167,7 @@
               <w:rPr>
                 <w:noProof/>
               </w:rPr>
-              <w:instrText xml:space="preserve"> PAGEREF _Toc241836187 \h </w:instrText>
+              <w:instrText xml:space="preserve"> PAGEREF _Toc241959191 \h </w:instrText>
             </w:r>
             <w:r>
               <w:rPr>
@@ -2204,7 +2204,7 @@
               <w:noProof/>
             </w:rPr>
           </w:pPr>
-          <w:hyperlink w:anchor="_Toc241836188" w:history="1">
+          <w:hyperlink w:anchor="_Toc241959192" w:history="1">
             <w:r>
               <w:rPr>
                 <w:rStyle w:val="Hyperlink"/>
@@ -2228,7 +2228,7 @@
               <w:rPr>
                 <w:noProof/>
               </w:rPr>
-              <w:instrText xml:space="preserve"> PAGEREF _Toc241836188 \h </w:instrText>
+              <w:instrText xml:space="preserve"> PAGEREF _Toc241959192 \h </w:instrText>
             </w:r>
             <w:r>
               <w:rPr>
@@ -2265,7 +2265,7 @@
               <w:noProof/>
             </w:rPr>
           </w:pPr>
-          <w:hyperlink w:anchor="_Toc241836189" w:history="1">
+          <w:hyperlink w:anchor="_Toc241959193" w:history="1">
             <w:r>
               <w:rPr>
                 <w:rStyle w:val="Hyperlink"/>
@@ -2289,7 +2289,7 @@
               <w:rPr>
                 <w:noProof/>
               </w:rPr>
-              <w:instrText xml:space="preserve"> PAGEREF _Toc241836189 \h </w:instrText>
+              <w:instrText xml:space="preserve"> PAGEREF _Toc241959193 \h </w:instrText>
             </w:r>
             <w:r>
               <w:rPr>
@@ -2326,7 +2326,7 @@
               <w:noProof/>
             </w:rPr>
           </w:pPr>
-          <w:hyperlink w:anchor="_Toc241836190" w:history="1">
+          <w:hyperlink w:anchor="_Toc241959194" w:history="1">
             <w:r>
               <w:rPr>
                 <w:rStyle w:val="Hyperlink"/>
@@ -2350,7 +2350,7 @@
               <w:rPr>
                 <w:noProof/>
               </w:rPr>
-              <w:instrText xml:space="preserve"> PAGEREF _Toc241836190 \h </w:instrText>
+              <w:instrText xml:space="preserve"> PAGEREF _Toc241959194 \h </w:instrText>
             </w:r>
             <w:r>
               <w:rPr>
@@ -2387,7 +2387,7 @@
               <w:noProof/>
             </w:rPr>
           </w:pPr>
-          <w:hyperlink w:anchor="_Toc241836191" w:history="1">
+          <w:hyperlink w:anchor="_Toc241959195" w:history="1">
             <w:r>
               <w:rPr>
                 <w:rStyle w:val="Hyperlink"/>
@@ -2411,7 +2411,7 @@
               <w:rPr>
                 <w:noProof/>
               </w:rPr>
-              <w:instrText xml:space="preserve"> PAGEREF _Toc241836191 \h </w:instrText>
+              <w:instrText xml:space="preserve"> PAGEREF _Toc241959195 \h </w:instrText>
             </w:r>
             <w:r>
               <w:rPr>
@@ -2448,7 +2448,7 @@
               <w:noProof/>
             </w:rPr>
           </w:pPr>
-          <w:hyperlink w:anchor="_Toc241836192" w:history="1">
+          <w:hyperlink w:anchor="_Toc241959196" w:history="1">
             <w:r>
               <w:rPr>
                 <w:rStyle w:val="Hyperlink"/>
@@ -2472,7 +2472,7 @@
               <w:rPr>
                 <w:noProof/>
               </w:rPr>
-              <w:instrText xml:space="preserve"> PAGEREF _Toc241836192 \h </w:instrText>
+              <w:instrText xml:space="preserve"> PAGEREF _Toc241959196 \h </w:instrText>
             </w:r>
             <w:r>
               <w:rPr>
@@ -2509,7 +2509,7 @@
               <w:noProof/>
             </w:rPr>
           </w:pPr>
-          <w:hyperlink w:anchor="_Toc241836193" w:history="1">
+          <w:hyperlink w:anchor="_Toc241959197" w:history="1">
             <w:r>
               <w:rPr>
                 <w:rStyle w:val="Hyperlink"/>
@@ -2533,7 +2533,7 @@
               <w:rPr>
                 <w:noProof/>
               </w:rPr>
-              <w:instrText xml:space="preserve"> PAGEREF _Toc241836193 \h </w:instrText>
+              <w:instrText xml:space="preserve"> PAGEREF _Toc241959197 \h </w:instrText>
             </w:r>
             <w:r>
               <w:rPr>
@@ -2570,7 +2570,7 @@
               <w:noProof/>
             </w:rPr>
           </w:pPr>
-          <w:hyperlink w:anchor="_Toc241836194" w:history="1">
+          <w:hyperlink w:anchor="_Toc241959198" w:history="1">
             <w:r>
               <w:rPr>
                 <w:rStyle w:val="Hyperlink"/>
@@ -2594,7 +2594,7 @@
               <w:rPr>
                 <w:noProof/>
               </w:rPr>
-              <w:instrText xml:space="preserve"> PAGEREF _Toc241836194 \h </w:instrText>
+              <w:instrText xml:space="preserve"> PAGEREF _Toc241959198 \h </w:instrText>
             </w:r>
             <w:r>
               <w:rPr>
@@ -2631,7 +2631,7 @@
               <w:noProof/>
             </w:rPr>
           </w:pPr>
-          <w:hyperlink w:anchor="_Toc241836195" w:history="1">
+          <w:hyperlink w:anchor="_Toc241959199" w:history="1">
             <w:r>
               <w:rPr>
                 <w:rStyle w:val="Hyperlink"/>
@@ -2655,7 +2655,7 @@
               <w:rPr>
                 <w:noProof/>
               </w:rPr>
-              <w:instrText xml:space="preserve"> PAGEREF _Toc241836195 \h </w:instrText>
+              <w:instrText xml:space="preserve"> PAGEREF _Toc241959199 \h </w:instrText>
             </w:r>
             <w:r>
               <w:rPr>
@@ -2692,7 +2692,7 @@
               <w:noProof/>
             </w:rPr>
           </w:pPr>
-          <w:hyperlink w:anchor="_Toc241836196" w:history="1">
+          <w:hyperlink w:anchor="_Toc241959200" w:history="1">
             <w:r>
               <w:rPr>
                 <w:rStyle w:val="Hyperlink"/>
@@ -2716,7 +2716,7 @@
               <w:rPr>
                 <w:noProof/>
               </w:rPr>
-              <w:instrText xml:space="preserve"> PAGEREF _Toc241836196 \h </w:instrText>
+              <w:instrText xml:space="preserve"> PAGEREF _Toc241959200 \h </w:instrText>
             </w:r>
             <w:r>
               <w:rPr>
@@ -2753,7 +2753,7 @@
               <w:noProof/>
             </w:rPr>
           </w:pPr>
-          <w:hyperlink w:anchor="_Toc241836197" w:history="1">
+          <w:hyperlink w:anchor="_Toc241959201" w:history="1">
             <w:r>
               <w:rPr>
                 <w:rStyle w:val="Hyperlink"/>
@@ -2777,7 +2777,7 @@
               <w:rPr>
                 <w:noProof/>
               </w:rPr>
-              <w:instrText xml:space="preserve"> PAGEREF _Toc241836197 \h </w:instrText>
+              <w:instrText xml:space="preserve"> PAGEREF _Toc241959201 \h </w:instrText>
             </w:r>
             <w:r>
               <w:rPr>
@@ -2814,7 +2814,7 @@
               <w:noProof/>
             </w:rPr>
           </w:pPr>
-          <w:hyperlink w:anchor="_Toc241836198" w:history="1">
+          <w:hyperlink w:anchor="_Toc241959202" w:history="1">
             <w:r>
               <w:rPr>
                 <w:rStyle w:val="Hyperlink"/>
@@ -2838,7 +2838,7 @@
               <w:rPr>
                 <w:noProof/>
               </w:rPr>
-              <w:instrText xml:space="preserve"> PAGEREF _Toc241836198 \h </w:instrText>
+              <w:instrText xml:space="preserve"> PAGEREF _Toc241959202 \h </w:instrText>
             </w:r>
             <w:r>
               <w:rPr>
@@ -2875,7 +2875,7 @@
               <w:noProof/>
             </w:rPr>
           </w:pPr>
-          <w:hyperlink w:anchor="_Toc241836199" w:history="1">
+          <w:hyperlink w:anchor="_Toc241959203" w:history="1">
             <w:r>
               <w:rPr>
                 <w:rStyle w:val="Hyperlink"/>
@@ -2899,7 +2899,7 @@
               <w:rPr>
                 <w:noProof/>
               </w:rPr>
-              <w:instrText xml:space="preserve"> PAGEREF _Toc241836199 \h </w:instrText>
+              <w:instrText xml:space="preserve"> PAGEREF _Toc241959203 \h </w:instrText>
             </w:r>
             <w:r>
               <w:rPr>
@@ -2936,7 +2936,7 @@
               <w:noProof/>
             </w:rPr>
           </w:pPr>
-          <w:hyperlink w:anchor="_Toc241836200" w:history="1">
+          <w:hyperlink w:anchor="_Toc241959204" w:history="1">
             <w:r>
               <w:rPr>
                 <w:rStyle w:val="Hyperlink"/>
@@ -2960,7 +2960,7 @@
               <w:rPr>
                 <w:noProof/>
               </w:rPr>
-              <w:instrText xml:space="preserve"> PAGEREF _Toc241836200 \h </w:instrText>
+              <w:instrText xml:space="preserve"> PAGEREF _Toc241959204 \h </w:instrText>
             </w:r>
             <w:r>
               <w:rPr>
@@ -2997,7 +2997,7 @@
               <w:noProof/>
             </w:rPr>
           </w:pPr>
-          <w:hyperlink w:anchor="_Toc241836201" w:history="1">
+          <w:hyperlink w:anchor="_Toc241959205" w:history="1">
             <w:r>
               <w:rPr>
                 <w:rStyle w:val="Hyperlink"/>
@@ -3021,7 +3021,7 @@
               <w:rPr>
                 <w:noProof/>
               </w:rPr>
-              <w:instrText xml:space="preserve"> PAGEREF _Toc241836201 \h </w:instrText>
+              <w:instrText xml:space="preserve"> PAGEREF _Toc241959205 \h </w:instrText>
             </w:r>
             <w:r>
               <w:rPr>
@@ -3058,7 +3058,7 @@
               <w:noProof/>
             </w:rPr>
           </w:pPr>
-          <w:hyperlink w:anchor="_Toc241836202" w:history="1">
+          <w:hyperlink w:anchor="_Toc241959206" w:history="1">
             <w:r>
               <w:rPr>
                 <w:rStyle w:val="Hyperlink"/>
@@ -3082,7 +3082,7 @@
               <w:rPr>
                 <w:noProof/>
               </w:rPr>
-              <w:instrText xml:space="preserve"> PAGEREF _Toc241836202 \h </w:instrText>
+              <w:instrText xml:space="preserve"> PAGEREF _Toc241959206 \h </w:instrText>
             </w:r>
             <w:r>
               <w:rPr>
@@ -3119,7 +3119,7 @@
               <w:noProof/>
             </w:rPr>
           </w:pPr>
-          <w:hyperlink w:anchor="_Toc241836203" w:history="1">
+          <w:hyperlink w:anchor="_Toc241959207" w:history="1">
             <w:r>
               <w:rPr>
                 <w:rStyle w:val="Hyperlink"/>
@@ -3143,7 +3143,7 @@
               <w:rPr>
                 <w:noProof/>
               </w:rPr>
-              <w:instrText xml:space="preserve"> PAGEREF _Toc241836203 \h </w:instrText>
+              <w:instrText xml:space="preserve"> PAGEREF _Toc241959207 \h </w:instrText>
             </w:r>
             <w:r>
               <w:rPr>
@@ -3180,7 +3180,7 @@
               <w:noProof/>
             </w:rPr>
           </w:pPr>
-          <w:hyperlink w:anchor="_Toc241836204" w:history="1">
+          <w:hyperlink w:anchor="_Toc241959208" w:history="1">
             <w:r>
               <w:rPr>
                 <w:rStyle w:val="Hyperlink"/>
@@ -3204,7 +3204,7 @@
               <w:rPr>
                 <w:noProof/>
               </w:rPr>
-              <w:instrText xml:space="preserve"> PAGEREF _Toc241836204 \h </w:instrText>
+              <w:instrText xml:space="preserve"> PAGEREF _Toc241959208 \h </w:instrText>
             </w:r>
             <w:r>
               <w:rPr>
@@ -3241,7 +3241,7 @@
               <w:noProof/>
             </w:rPr>
           </w:pPr>
-          <w:hyperlink w:anchor="_Toc241836205" w:history="1">
+          <w:hyperlink w:anchor="_Toc241959209" w:history="1">
             <w:r>
               <w:rPr>
                 <w:rStyle w:val="Hyperlink"/>
@@ -3265,7 +3265,7 @@
               <w:rPr>
                 <w:noProof/>
               </w:rPr>
-              <w:instrText xml:space="preserve"> PAGEREF _Toc241836205 \h </w:instrText>
+              <w:instrText xml:space="preserve"> PAGEREF _Toc241959209 \h </w:instrText>
             </w:r>
             <w:r>
               <w:rPr>
@@ -3302,7 +3302,7 @@
               <w:noProof/>
             </w:rPr>
           </w:pPr>
-          <w:hyperlink w:anchor="_Toc241836206" w:history="1">
+          <w:hyperlink w:anchor="_Toc241959210" w:history="1">
             <w:r>
               <w:rPr>
                 <w:rStyle w:val="Hyperlink"/>
@@ -3326,7 +3326,7 @@
               <w:rPr>
                 <w:noProof/>
               </w:rPr>
-              <w:instrText xml:space="preserve"> PAGEREF _Toc241836206 \h </w:instrText>
+              <w:instrText xml:space="preserve"> PAGEREF _Toc241959210 \h </w:instrText>
             </w:r>
             <w:r>
               <w:rPr>
@@ -3363,7 +3363,7 @@
               <w:noProof/>
             </w:rPr>
           </w:pPr>
-          <w:hyperlink w:anchor="_Toc241836207" w:history="1">
+          <w:hyperlink w:anchor="_Toc241959211" w:history="1">
             <w:r>
               <w:rPr>
                 <w:rStyle w:val="Hyperlink"/>
@@ -3387,7 +3387,7 @@
               <w:rPr>
                 <w:noProof/>
               </w:rPr>
-              <w:instrText xml:space="preserve"> PAGEREF _Toc241836207 \h </w:instrText>
+              <w:instrText xml:space="preserve"> PAGEREF _Toc241959211 \h </w:instrText>
             </w:r>
             <w:r>
               <w:rPr>
@@ -3424,7 +3424,7 @@
               <w:noProof/>
             </w:rPr>
           </w:pPr>
-          <w:hyperlink w:anchor="_Toc241836208" w:history="1">
+          <w:hyperlink w:anchor="_Toc241959212" w:history="1">
             <w:r>
               <w:rPr>
                 <w:rStyle w:val="Hyperlink"/>
@@ -3448,7 +3448,7 @@
               <w:rPr>
                 <w:noProof/>
               </w:rPr>
-              <w:instrText xml:space="preserve"> PAGEREF _Toc241836208 \h </w:instrText>
+              <w:instrText xml:space="preserve"> PAGEREF _Toc241959212 \h </w:instrText>
             </w:r>
             <w:r>
               <w:rPr>
@@ -3485,7 +3485,7 @@
               <w:noProof/>
             </w:rPr>
           </w:pPr>
-          <w:hyperlink w:anchor="_Toc241836209" w:history="1">
+          <w:hyperlink w:anchor="_Toc241959213" w:history="1">
             <w:r>
               <w:rPr>
                 <w:rStyle w:val="Hyperlink"/>
@@ -3509,7 +3509,7 @@
               <w:rPr>
                 <w:noProof/>
               </w:rPr>
-              <w:instrText xml:space="preserve"> PAGEREF _Toc241836209 \h </w:instrText>
+              <w:instrText xml:space="preserve"> PAGEREF _Toc241959213 \h </w:instrText>
             </w:r>
             <w:r>
               <w:rPr>
@@ -3546,7 +3546,7 @@
               <w:noProof/>
             </w:rPr>
           </w:pPr>
-          <w:hyperlink w:anchor="_Toc241836210" w:history="1">
+          <w:hyperlink w:anchor="_Toc241959214" w:history="1">
             <w:r>
               <w:rPr>
                 <w:rStyle w:val="Hyperlink"/>
@@ -3570,7 +3570,7 @@
               <w:rPr>
                 <w:noProof/>
               </w:rPr>
-              <w:instrText xml:space="preserve"> PAGEREF _Toc241836210 \h </w:instrText>
+              <w:instrText xml:space="preserve"> PAGEREF _Toc241959214 \h </w:instrText>
             </w:r>
             <w:r>
               <w:rPr>
@@ -3607,7 +3607,7 @@
               <w:noProof/>
             </w:rPr>
           </w:pPr>
-          <w:hyperlink w:anchor="_Toc241836211" w:history="1">
+          <w:hyperlink w:anchor="_Toc241959215" w:history="1">
             <w:r>
               <w:rPr>
                 <w:rStyle w:val="Hyperlink"/>
@@ -3631,7 +3631,7 @@
               <w:rPr>
                 <w:noProof/>
               </w:rPr>
-              <w:instrText xml:space="preserve"> PAGEREF _Toc241836211 \h </w:instrText>
+              <w:instrText xml:space="preserve"> PAGEREF _Toc241959215 \h </w:instrText>
             </w:r>
             <w:r>
               <w:rPr>
@@ -3668,7 +3668,7 @@
               <w:noProof/>
             </w:rPr>
           </w:pPr>
-          <w:hyperlink w:anchor="_Toc241836212" w:history="1">
+          <w:hyperlink w:anchor="_Toc241959216" w:history="1">
             <w:r>
               <w:rPr>
                 <w:rStyle w:val="Hyperlink"/>
@@ -3692,7 +3692,7 @@
               <w:rPr>
                 <w:noProof/>
               </w:rPr>
-              <w:instrText xml:space="preserve"> PAGEREF _Toc241836212 \h </w:instrText>
+              <w:instrText xml:space="preserve"> PAGEREF _Toc241959216 \h </w:instrText>
             </w:r>
             <w:r>
               <w:rPr>
@@ -3729,7 +3729,7 @@
               <w:noProof/>
             </w:rPr>
           </w:pPr>
-          <w:hyperlink w:anchor="_Toc241836213" w:history="1">
+          <w:hyperlink w:anchor="_Toc241959217" w:history="1">
             <w:r>
               <w:rPr>
                 <w:rStyle w:val="Hyperlink"/>
@@ -3753,7 +3753,7 @@
               <w:rPr>
                 <w:noProof/>
               </w:rPr>
-              <w:instrText xml:space="preserve"> PAGEREF _Toc241836213 \h </w:instrText>
+              <w:instrText xml:space="preserve"> PAGEREF _Toc241959217 \h </w:instrText>
             </w:r>
             <w:r>
               <w:rPr>
@@ -3790,7 +3790,7 @@
               <w:noProof/>
             </w:rPr>
           </w:pPr>
-          <w:hyperlink w:anchor="_Toc241836214" w:history="1">
+          <w:hyperlink w:anchor="_Toc241959218" w:history="1">
             <w:r>
               <w:rPr>
                 <w:rStyle w:val="Hyperlink"/>
@@ -3814,7 +3814,7 @@
               <w:rPr>
                 <w:noProof/>
               </w:rPr>
-              <w:instrText xml:space="preserve"> PAGEREF _Toc241836214 \h </w:instrText>
+              <w:instrText xml:space="preserve"> PAGEREF _Toc241959218 \h </w:instrText>
             </w:r>
             <w:r>
               <w:rPr>
@@ -3851,7 +3851,7 @@
               <w:noProof/>
             </w:rPr>
           </w:pPr>
-          <w:hyperlink w:anchor="_Toc241836215" w:history="1">
+          <w:hyperlink w:anchor="_Toc241959219" w:history="1">
             <w:r>
               <w:rPr>
                 <w:rStyle w:val="Hyperlink"/>
@@ -3875,7 +3875,7 @@
               <w:rPr>
                 <w:noProof/>
               </w:rPr>
-              <w:instrText xml:space="preserve"> PAGEREF _Toc241836215 \h </w:instrText>
+              <w:instrText xml:space="preserve"> PAGEREF _Toc241959219 \h </w:instrText>
             </w:r>
             <w:r>
               <w:rPr>
@@ -3912,7 +3912,7 @@
               <w:noProof/>
             </w:rPr>
           </w:pPr>
-          <w:hyperlink w:anchor="_Toc241836216" w:history="1">
+          <w:hyperlink w:anchor="_Toc241959220" w:history="1">
             <w:r>
               <w:rPr>
                 <w:rStyle w:val="Hyperlink"/>
@@ -3936,7 +3936,7 @@
               <w:rPr>
                 <w:noProof/>
               </w:rPr>
-              <w:instrText xml:space="preserve"> PAGEREF _Toc241836216 \h </w:instrText>
+              <w:instrText xml:space="preserve"> PAGEREF _Toc241959220 \h </w:instrText>
             </w:r>
             <w:r>
               <w:rPr>
@@ -3973,7 +3973,7 @@
               <w:noProof/>
             </w:rPr>
           </w:pPr>
-          <w:hyperlink w:anchor="_Toc241836217" w:history="1">
+          <w:hyperlink w:anchor="_Toc241959221" w:history="1">
             <w:r>
               <w:rPr>
                 <w:rStyle w:val="Hyperlink"/>
@@ -3997,7 +3997,7 @@
               <w:rPr>
                 <w:noProof/>
               </w:rPr>
-              <w:instrText xml:space="preserve"> PAGEREF _Toc241836217 \h </w:instrText>
+              <w:instrText xml:space="preserve"> PAGEREF _Toc241959221 \h </w:instrText>
             </w:r>
             <w:r>
               <w:rPr>
@@ -4034,7 +4034,7 @@
               <w:noProof/>
             </w:rPr>
           </w:pPr>
-          <w:hyperlink w:anchor="_Toc241836218" w:history="1">
+          <w:hyperlink w:anchor="_Toc241959222" w:history="1">
             <w:r>
               <w:rPr>
                 <w:rStyle w:val="Hyperlink"/>
@@ -4058,7 +4058,7 @@
               <w:rPr>
                 <w:noProof/>
               </w:rPr>
-              <w:instrText xml:space="preserve"> PAGEREF _Toc241836218 \h </w:instrText>
+              <w:instrText xml:space="preserve"> PAGEREF _Toc241959222 \h </w:instrText>
             </w:r>
             <w:r>
               <w:rPr>
@@ -4095,7 +4095,7 @@
               <w:noProof/>
             </w:rPr>
           </w:pPr>
-          <w:hyperlink w:anchor="_Toc241836219" w:history="1">
+          <w:hyperlink w:anchor="_Toc241959223" w:history="1">
             <w:r>
               <w:rPr>
                 <w:rStyle w:val="Hyperlink"/>
@@ -4119,7 +4119,7 @@
               <w:rPr>
                 <w:noProof/>
               </w:rPr>
-              <w:instrText xml:space="preserve"> PAGEREF _Toc241836219 \h </w:instrText>
+              <w:instrText xml:space="preserve"> PAGEREF _Toc241959223 \h </w:instrText>
             </w:r>
             <w:r>
               <w:rPr>
@@ -4156,7 +4156,7 @@
               <w:noProof/>
             </w:rPr>
           </w:pPr>
-          <w:hyperlink w:anchor="_Toc241836220" w:history="1">
+          <w:hyperlink w:anchor="_Toc241959224" w:history="1">
             <w:r>
               <w:rPr>
                 <w:rStyle w:val="Hyperlink"/>
@@ -4180,7 +4180,7 @@
               <w:rPr>
                 <w:noProof/>
               </w:rPr>
-              <w:instrText xml:space="preserve"> PAGEREF _Toc241836220 \h </w:instrText>
+              <w:instrText xml:space="preserve"> PAGEREF _Toc241959224 \h </w:instrText>
             </w:r>
             <w:r>
               <w:rPr>
@@ -4217,7 +4217,7 @@
               <w:noProof/>
             </w:rPr>
           </w:pPr>
-          <w:hyperlink w:anchor="_Toc241836221" w:history="1">
+          <w:hyperlink w:anchor="_Toc241959225" w:history="1">
             <w:r>
               <w:rPr>
                 <w:rStyle w:val="Hyperlink"/>
@@ -4241,7 +4241,7 @@
               <w:rPr>
                 <w:noProof/>
               </w:rPr>
-              <w:instrText xml:space="preserve"> PAGEREF _Toc241836221 \h </w:instrText>
+              <w:instrText xml:space="preserve"> PAGEREF _Toc241959225 \h </w:instrText>
             </w:r>
             <w:r>
               <w:rPr>
@@ -4278,13 +4278,13 @@
               <w:noProof/>
             </w:rPr>
           </w:pPr>
-          <w:hyperlink w:anchor="_Toc241836222" w:history="1">
+          <w:hyperlink w:anchor="_Toc241959226" w:history="1">
             <w:r>
               <w:rPr>
                 <w:rStyle w:val="Hyperlink"/>
                 <w:noProof/>
               </w:rPr>
-              <w:t>8.2 Browsing the Graph</w:t>
+              <w:t>8.2 Browsing the Multi-Tier Graph</w:t>
             </w:r>
             <w:r>
               <w:rPr>
@@ -4302,7 +4302,7 @@
               <w:rPr>
                 <w:noProof/>
               </w:rPr>
-              <w:instrText xml:space="preserve"> PAGEREF _Toc241836222 \h </w:instrText>
+              <w:instrText xml:space="preserve"> PAGEREF _Toc241959226 \h </w:instrText>
             </w:r>
             <w:r>
               <w:rPr>
@@ -4339,7 +4339,7 @@
               <w:noProof/>
             </w:rPr>
           </w:pPr>
-          <w:hyperlink w:anchor="_Toc241836223" w:history="1">
+          <w:hyperlink w:anchor="_Toc241959227" w:history="1">
             <w:r>
               <w:rPr>
                 <w:rStyle w:val="Hyperlink"/>
@@ -4363,7 +4363,7 @@
               <w:rPr>
                 <w:noProof/>
               </w:rPr>
-              <w:instrText xml:space="preserve"> PAGEREF _Toc241836223 \h </w:instrText>
+              <w:instrText xml:space="preserve"> PAGEREF _Toc241959227 \h </w:instrText>
             </w:r>
             <w:r>
               <w:rPr>
@@ -4380,7 +4380,7 @@
               <w:rPr>
                 <w:noProof/>
               </w:rPr>
-              <w:t>32</w:t>
+              <w:t>34</w:t>
             </w:r>
             <w:r>
               <w:rPr>
@@ -4400,7 +4400,7 @@
               <w:noProof/>
             </w:rPr>
           </w:pPr>
-          <w:hyperlink w:anchor="_Toc241836224" w:history="1">
+          <w:hyperlink w:anchor="_Toc241959228" w:history="1">
             <w:r>
               <w:rPr>
                 <w:rStyle w:val="Hyperlink"/>
@@ -4424,7 +4424,7 @@
               <w:rPr>
                 <w:noProof/>
               </w:rPr>
-              <w:instrText xml:space="preserve"> PAGEREF _Toc241836224 \h </w:instrText>
+              <w:instrText xml:space="preserve"> PAGEREF _Toc241959228 \h </w:instrText>
             </w:r>
             <w:r>
               <w:rPr>
@@ -4441,7 +4441,495 @@
               <w:rPr>
                 <w:noProof/>
               </w:rPr>
-              <w:t>32</w:t>
+              <w:t>34</w:t>
+            </w:r>
+            <w:r>
+              <w:rPr>
+                <w:noProof/>
+              </w:rPr>
+              <w:fldChar w:fldCharType="end"/>
+            </w:r>
+          </w:hyperlink>
+        </w:p>
+        <w:p>
+          <w:pPr>
+            <w:pStyle w:val="TOC3"/>
+            <w:tabs>
+              <w:tab w:val="right" w:leader="dot" w:pos="9016"/>
+            </w:tabs>
+            <w:rPr>
+              <w:noProof/>
+            </w:rPr>
+          </w:pPr>
+          <w:hyperlink w:anchor="_Toc241959229" w:history="1">
+            <w:r>
+              <w:rPr>
+                <w:rStyle w:val="Hyperlink"/>
+                <w:noProof/>
+              </w:rPr>
+              <w:t>8.4.1 Code Metrics (Overview tab)</w:t>
+            </w:r>
+            <w:r>
+              <w:rPr>
+                <w:noProof/>
+              </w:rPr>
+              <w:tab/>
+            </w:r>
+            <w:r>
+              <w:rPr>
+                <w:noProof/>
+              </w:rPr>
+              <w:fldChar w:fldCharType="begin"/>
+            </w:r>
+            <w:r>
+              <w:rPr>
+                <w:noProof/>
+              </w:rPr>
+              <w:instrText xml:space="preserve"> PAGEREF _Toc241959229 \h </w:instrText>
+            </w:r>
+            <w:r>
+              <w:rPr>
+                <w:noProof/>
+              </w:rPr>
+            </w:r>
+            <w:r>
+              <w:rPr>
+                <w:noProof/>
+              </w:rPr>
+              <w:fldChar w:fldCharType="separate"/>
+            </w:r>
+            <w:r>
+              <w:rPr>
+                <w:noProof/>
+              </w:rPr>
+              <w:t>35</w:t>
+            </w:r>
+            <w:r>
+              <w:rPr>
+                <w:noProof/>
+              </w:rPr>
+              <w:fldChar w:fldCharType="end"/>
+            </w:r>
+          </w:hyperlink>
+        </w:p>
+        <w:p>
+          <w:pPr>
+            <w:pStyle w:val="TOC3"/>
+            <w:tabs>
+              <w:tab w:val="right" w:leader="dot" w:pos="9016"/>
+            </w:tabs>
+            <w:rPr>
+              <w:noProof/>
+            </w:rPr>
+          </w:pPr>
+          <w:hyperlink w:anchor="_Toc241959230" w:history="1">
+            <w:r>
+              <w:rPr>
+                <w:rStyle w:val="Hyperlink"/>
+                <w:noProof/>
+              </w:rPr>
+              <w:t>8.4.2 Code Smell Analysis (Quality tab)</w:t>
+            </w:r>
+            <w:r>
+              <w:rPr>
+                <w:noProof/>
+              </w:rPr>
+              <w:tab/>
+            </w:r>
+            <w:r>
+              <w:rPr>
+                <w:noProof/>
+              </w:rPr>
+              <w:fldChar w:fldCharType="begin"/>
+            </w:r>
+            <w:r>
+              <w:rPr>
+                <w:noProof/>
+              </w:rPr>
+              <w:instrText xml:space="preserve"> PAGEREF _Toc241959230 \h </w:instrText>
+            </w:r>
+            <w:r>
+              <w:rPr>
+                <w:noProof/>
+              </w:rPr>
+            </w:r>
+            <w:r>
+              <w:rPr>
+                <w:noProof/>
+              </w:rPr>
+              <w:fldChar w:fldCharType="separate"/>
+            </w:r>
+            <w:r>
+              <w:rPr>
+                <w:noProof/>
+              </w:rPr>
+              <w:t>35</w:t>
+            </w:r>
+            <w:r>
+              <w:rPr>
+                <w:noProof/>
+              </w:rPr>
+              <w:fldChar w:fldCharType="end"/>
+            </w:r>
+          </w:hyperlink>
+        </w:p>
+        <w:p>
+          <w:pPr>
+            <w:pStyle w:val="TOC3"/>
+            <w:tabs>
+              <w:tab w:val="right" w:leader="dot" w:pos="9016"/>
+            </w:tabs>
+            <w:rPr>
+              <w:noProof/>
+            </w:rPr>
+          </w:pPr>
+          <w:hyperlink w:anchor="_Toc241959231" w:history="1">
+            <w:r>
+              <w:rPr>
+                <w:rStyle w:val="Hyperlink"/>
+                <w:noProof/>
+              </w:rPr>
+              <w:t>8.4.3 Dependency Risk (Quality tab)</w:t>
+            </w:r>
+            <w:r>
+              <w:rPr>
+                <w:noProof/>
+              </w:rPr>
+              <w:tab/>
+            </w:r>
+            <w:r>
+              <w:rPr>
+                <w:noProof/>
+              </w:rPr>
+              <w:fldChar w:fldCharType="begin"/>
+            </w:r>
+            <w:r>
+              <w:rPr>
+                <w:noProof/>
+              </w:rPr>
+              <w:instrText xml:space="preserve"> PAGEREF _Toc241959231 \h </w:instrText>
+            </w:r>
+            <w:r>
+              <w:rPr>
+                <w:noProof/>
+              </w:rPr>
+            </w:r>
+            <w:r>
+              <w:rPr>
+                <w:noProof/>
+              </w:rPr>
+              <w:fldChar w:fldCharType="separate"/>
+            </w:r>
+            <w:r>
+              <w:rPr>
+                <w:noProof/>
+              </w:rPr>
+              <w:t>36</w:t>
+            </w:r>
+            <w:r>
+              <w:rPr>
+                <w:noProof/>
+              </w:rPr>
+              <w:fldChar w:fldCharType="end"/>
+            </w:r>
+          </w:hyperlink>
+        </w:p>
+        <w:p>
+          <w:pPr>
+            <w:pStyle w:val="TOC3"/>
+            <w:tabs>
+              <w:tab w:val="right" w:leader="dot" w:pos="9016"/>
+            </w:tabs>
+            <w:rPr>
+              <w:noProof/>
+            </w:rPr>
+          </w:pPr>
+          <w:hyperlink w:anchor="_Toc241959232" w:history="1">
+            <w:r>
+              <w:rPr>
+                <w:rStyle w:val="Hyperlink"/>
+                <w:noProof/>
+              </w:rPr>
+              <w:t>8.4.4 Dead Code (Quality tab)</w:t>
+            </w:r>
+            <w:r>
+              <w:rPr>
+                <w:noProof/>
+              </w:rPr>
+              <w:tab/>
+            </w:r>
+            <w:r>
+              <w:rPr>
+                <w:noProof/>
+              </w:rPr>
+              <w:fldChar w:fldCharType="begin"/>
+            </w:r>
+            <w:r>
+              <w:rPr>
+                <w:noProof/>
+              </w:rPr>
+              <w:instrText xml:space="preserve"> PAGEREF _Toc241959232 \h </w:instrText>
+            </w:r>
+            <w:r>
+              <w:rPr>
+                <w:noProof/>
+              </w:rPr>
+            </w:r>
+            <w:r>
+              <w:rPr>
+                <w:noProof/>
+              </w:rPr>
+              <w:fldChar w:fldCharType="separate"/>
+            </w:r>
+            <w:r>
+              <w:rPr>
+                <w:noProof/>
+              </w:rPr>
+              <w:t>36</w:t>
+            </w:r>
+            <w:r>
+              <w:rPr>
+                <w:noProof/>
+              </w:rPr>
+              <w:fldChar w:fldCharType="end"/>
+            </w:r>
+          </w:hyperlink>
+        </w:p>
+        <w:p>
+          <w:pPr>
+            <w:pStyle w:val="TOC3"/>
+            <w:tabs>
+              <w:tab w:val="right" w:leader="dot" w:pos="9016"/>
+            </w:tabs>
+            <w:rPr>
+              <w:noProof/>
+            </w:rPr>
+          </w:pPr>
+          <w:hyperlink w:anchor="_Toc241959233" w:history="1">
+            <w:r>
+              <w:rPr>
+                <w:rStyle w:val="Hyperlink"/>
+                <w:noProof/>
+              </w:rPr>
+              <w:t>8.4.5 Architecture Patterns (Architecture tab)</w:t>
+            </w:r>
+            <w:r>
+              <w:rPr>
+                <w:noProof/>
+              </w:rPr>
+              <w:tab/>
+            </w:r>
+            <w:r>
+              <w:rPr>
+                <w:noProof/>
+              </w:rPr>
+              <w:fldChar w:fldCharType="begin"/>
+            </w:r>
+            <w:r>
+              <w:rPr>
+                <w:noProof/>
+              </w:rPr>
+              <w:instrText xml:space="preserve"> PAGEREF _Toc241959233 \h </w:instrText>
+            </w:r>
+            <w:r>
+              <w:rPr>
+                <w:noProof/>
+              </w:rPr>
+            </w:r>
+            <w:r>
+              <w:rPr>
+                <w:noProof/>
+              </w:rPr>
+              <w:fldChar w:fldCharType="separate"/>
+            </w:r>
+            <w:r>
+              <w:rPr>
+                <w:noProof/>
+              </w:rPr>
+              <w:t>37</w:t>
+            </w:r>
+            <w:r>
+              <w:rPr>
+                <w:noProof/>
+              </w:rPr>
+              <w:fldChar w:fldCharType="end"/>
+            </w:r>
+          </w:hyperlink>
+        </w:p>
+        <w:p>
+          <w:pPr>
+            <w:pStyle w:val="TOC3"/>
+            <w:tabs>
+              <w:tab w:val="right" w:leader="dot" w:pos="9016"/>
+            </w:tabs>
+            <w:rPr>
+              <w:noProof/>
+            </w:rPr>
+          </w:pPr>
+          <w:hyperlink w:anchor="_Toc241959234" w:history="1">
+            <w:r>
+              <w:rPr>
+                <w:rStyle w:val="Hyperlink"/>
+                <w:noProof/>
+              </w:rPr>
+              <w:t>8.4.6 GoF Design Patterns (Architecture tab)</w:t>
+            </w:r>
+            <w:r>
+              <w:rPr>
+                <w:noProof/>
+              </w:rPr>
+              <w:tab/>
+            </w:r>
+            <w:r>
+              <w:rPr>
+                <w:noProof/>
+              </w:rPr>
+              <w:fldChar w:fldCharType="begin"/>
+            </w:r>
+            <w:r>
+              <w:rPr>
+                <w:noProof/>
+              </w:rPr>
+              <w:instrText xml:space="preserve"> PAGEREF _Toc241959234 \h </w:instrText>
+            </w:r>
+            <w:r>
+              <w:rPr>
+                <w:noProof/>
+              </w:rPr>
+            </w:r>
+            <w:r>
+              <w:rPr>
+                <w:noProof/>
+              </w:rPr>
+              <w:fldChar w:fldCharType="separate"/>
+            </w:r>
+            <w:r>
+              <w:rPr>
+                <w:noProof/>
+              </w:rPr>
+              <w:t>37</w:t>
+            </w:r>
+            <w:r>
+              <w:rPr>
+                <w:noProof/>
+              </w:rPr>
+              <w:fldChar w:fldCharType="end"/>
+            </w:r>
+          </w:hyperlink>
+        </w:p>
+        <w:p>
+          <w:pPr>
+            <w:pStyle w:val="TOC3"/>
+            <w:tabs>
+              <w:tab w:val="right" w:leader="dot" w:pos="9016"/>
+            </w:tabs>
+            <w:rPr>
+              <w:noProof/>
+            </w:rPr>
+          </w:pPr>
+          <w:hyperlink w:anchor="_Toc241959235" w:history="1">
+            <w:r>
+              <w:rPr>
+                <w:rStyle w:val="Hyperlink"/>
+                <w:noProof/>
+              </w:rPr>
+              <w:t>8.4.7 Layer Analysis (Architecture tab)</w:t>
+            </w:r>
+            <w:r>
+              <w:rPr>
+                <w:noProof/>
+              </w:rPr>
+              <w:tab/>
+            </w:r>
+            <w:r>
+              <w:rPr>
+                <w:noProof/>
+              </w:rPr>
+              <w:fldChar w:fldCharType="begin"/>
+            </w:r>
+            <w:r>
+              <w:rPr>
+                <w:noProof/>
+              </w:rPr>
+              <w:instrText xml:space="preserve"> PAGEREF _Toc241959235 \h </w:instrText>
+            </w:r>
+            <w:r>
+              <w:rPr>
+                <w:noProof/>
+              </w:rPr>
+            </w:r>
+            <w:r>
+              <w:rPr>
+                <w:noProof/>
+              </w:rPr>
+              <w:fldChar w:fldCharType="separate"/>
+            </w:r>
+            <w:r>
+              <w:rPr>
+                <w:noProof/>
+              </w:rPr>
+              <w:t>38</w:t>
+            </w:r>
+            <w:r>
+              <w:rPr>
+                <w:noProof/>
+              </w:rPr>
+              <w:fldChar w:fldCharType="end"/>
+            </w:r>
+          </w:hyperlink>
+        </w:p>
+        <w:p>
+          <w:pPr>
+            <w:pStyle w:val="TOC3"/>
+            <w:tabs>
+              <w:tab w:val="right" w:leader="dot" w:pos="9016"/>
+            </w:tabs>
+            <w:rPr>
+              <w:noProof/>
+            </w:rPr>
+          </w:pPr>
+          <w:hyperlink w:anchor="_Toc241959236" w:history="1">
+            <w:r>
+              <w:rPr>
+                <w:rStyle w:val="Hyperlink"/>
+                <w:noProof/>
+              </w:rPr>
+              <w:t>8.4.8 Git History</w:t>
+            </w:r>
+            <w:r>
+              <w:rPr>
+                <w:noProof/>
+              </w:rPr>
+              <w:tab/>
+            </w:r>
+            <w:r>
+              <w:rPr>
+                <w:noProof/>
+              </w:rPr>
+              <w:fldChar w:fldCharType="begin"/>
+            </w:r>
+            <w:r>
+              <w:rPr>
+                <w:noProof/>
+              </w:rPr>
+              <w:instrText xml:space="preserve"> PAGEREF _Toc241959236 \h </w:instrText>
+            </w:r>
+            <w:r>
+              <w:rPr>
+                <w:noProof/>
+              </w:rPr>
+            </w:r>
+            <w:r>
+              <w:rPr>
+                <w:noProof/>
+              </w:rPr>
+              <w:fldChar w:fldCharType="separate"/>
+            </w:r>
+            <w:r>
+              <w:rPr>
+                <w:noProof/>
+              </w:rPr>
+              <w:t>39</w:t>
             </w:r>
             <w:r>
               <w:rPr>
@@ -4461,13 +4949,13 @@
               <w:noProof/>
             </w:rPr>
           </w:pPr>
-          <w:hyperlink w:anchor="_Toc241836225" w:history="1">
+          <w:hyperlink w:anchor="_Toc241959237" w:history="1">
             <w:r>
               <w:rPr>
                 <w:rStyle w:val="Hyperlink"/>
                 <w:noProof/>
               </w:rPr>
-              <w:t>8.5 Session Behavior</w:t>
+              <w:t>8.5 Dynamic Slice</w:t>
             </w:r>
             <w:r>
               <w:rPr>
@@ -4485,7 +4973,7 @@
               <w:rPr>
                 <w:noProof/>
               </w:rPr>
-              <w:instrText xml:space="preserve"> PAGEREF _Toc241836225 \h </w:instrText>
+              <w:instrText xml:space="preserve"> PAGEREF _Toc241959237 \h </w:instrText>
             </w:r>
             <w:r>
               <w:rPr>
@@ -4502,7 +4990,7 @@
               <w:rPr>
                 <w:noProof/>
               </w:rPr>
-              <w:t>33</w:t>
+              <w:t>39</w:t>
             </w:r>
             <w:r>
               <w:rPr>
@@ -4522,13 +5010,13 @@
               <w:noProof/>
             </w:rPr>
           </w:pPr>
-          <w:hyperlink w:anchor="_Toc241836226" w:history="1">
+          <w:hyperlink w:anchor="_Toc241959238" w:history="1">
             <w:r>
               <w:rPr>
                 <w:rStyle w:val="Hyperlink"/>
                 <w:noProof/>
               </w:rPr>
-              <w:t>8.6 Running CodeLens Locally</w:t>
+              <w:t>8.6 Session Behavior</w:t>
             </w:r>
             <w:r>
               <w:rPr>
@@ -4546,7 +5034,7 @@
               <w:rPr>
                 <w:noProof/>
               </w:rPr>
-              <w:instrText xml:space="preserve"> PAGEREF _Toc241836226 \h </w:instrText>
+              <w:instrText xml:space="preserve"> PAGEREF _Toc241959238 \h </w:instrText>
             </w:r>
             <w:r>
               <w:rPr>
@@ -4563,7 +5051,68 @@
               <w:rPr>
                 <w:noProof/>
               </w:rPr>
-              <w:t>33</w:t>
+              <w:t>40</w:t>
+            </w:r>
+            <w:r>
+              <w:rPr>
+                <w:noProof/>
+              </w:rPr>
+              <w:fldChar w:fldCharType="end"/>
+            </w:r>
+          </w:hyperlink>
+        </w:p>
+        <w:p>
+          <w:pPr>
+            <w:pStyle w:val="TOC2"/>
+            <w:tabs>
+              <w:tab w:val="right" w:leader="dot" w:pos="9016"/>
+            </w:tabs>
+            <w:rPr>
+              <w:noProof/>
+            </w:rPr>
+          </w:pPr>
+          <w:hyperlink w:anchor="_Toc241959239" w:history="1">
+            <w:r>
+              <w:rPr>
+                <w:rStyle w:val="Hyperlink"/>
+                <w:noProof/>
+              </w:rPr>
+              <w:t>8.7 Running CodeLens Locally</w:t>
+            </w:r>
+            <w:r>
+              <w:rPr>
+                <w:noProof/>
+              </w:rPr>
+              <w:tab/>
+            </w:r>
+            <w:r>
+              <w:rPr>
+                <w:noProof/>
+              </w:rPr>
+              <w:fldChar w:fldCharType="begin"/>
+            </w:r>
+            <w:r>
+              <w:rPr>
+                <w:noProof/>
+              </w:rPr>
+              <w:instrText xml:space="preserve"> PAGEREF _Toc241959239 \h </w:instrText>
+            </w:r>
+            <w:r>
+              <w:rPr>
+                <w:noProof/>
+              </w:rPr>
+            </w:r>
+            <w:r>
+              <w:rPr>
+                <w:noProof/>
+              </w:rPr>
+              <w:fldChar w:fldCharType="separate"/>
+            </w:r>
+            <w:r>
+              <w:rPr>
+                <w:noProof/>
+              </w:rPr>
+              <w:t>40</w:t>
             </w:r>
             <w:r>
               <w:rPr>
@@ -4583,13 +5132,13 @@
               <w:noProof/>
             </w:rPr>
           </w:pPr>
-          <w:hyperlink w:anchor="_Toc241836227" w:history="1">
+          <w:hyperlink w:anchor="_Toc241959240" w:history="1">
             <w:r>
               <w:rPr>
                 <w:rStyle w:val="Hyperlink"/>
                 <w:noProof/>
               </w:rPr>
-              <w:t>8.6.1 Backend Setup</w:t>
+              <w:t>8.7.1 Backend Setup</w:t>
             </w:r>
             <w:r>
               <w:rPr>
@@ -4607,7 +5156,7 @@
               <w:rPr>
                 <w:noProof/>
               </w:rPr>
-              <w:instrText xml:space="preserve"> PAGEREF _Toc241836227 \h </w:instrText>
+              <w:instrText xml:space="preserve"> PAGEREF _Toc241959240 \h </w:instrText>
             </w:r>
             <w:r>
               <w:rPr>
@@ -4624,7 +5173,7 @@
               <w:rPr>
                 <w:noProof/>
               </w:rPr>
-              <w:t>33</w:t>
+              <w:t>40</w:t>
             </w:r>
             <w:r>
               <w:rPr>
@@ -4644,13 +5193,13 @@
               <w:noProof/>
             </w:rPr>
           </w:pPr>
-          <w:hyperlink w:anchor="_Toc241836228" w:history="1">
+          <w:hyperlink w:anchor="_Toc241959241" w:history="1">
             <w:r>
               <w:rPr>
                 <w:rStyle w:val="Hyperlink"/>
                 <w:noProof/>
               </w:rPr>
-              <w:t>8.6.2 Frontend Setup</w:t>
+              <w:t>8.7.2 Frontend Setup</w:t>
             </w:r>
             <w:r>
               <w:rPr>
@@ -4668,7 +5217,7 @@
               <w:rPr>
                 <w:noProof/>
               </w:rPr>
-              <w:instrText xml:space="preserve"> PAGEREF _Toc241836228 \h </w:instrText>
+              <w:instrText xml:space="preserve"> PAGEREF _Toc241959241 \h </w:instrText>
             </w:r>
             <w:r>
               <w:rPr>
@@ -4685,7 +5234,7 @@
               <w:rPr>
                 <w:noProof/>
               </w:rPr>
-              <w:t>33</w:t>
+              <w:t>40</w:t>
             </w:r>
             <w:r>
               <w:rPr>
@@ -4705,7 +5254,7 @@
               <w:noProof/>
             </w:rPr>
           </w:pPr>
-          <w:hyperlink w:anchor="_Toc241836229" w:history="1">
+          <w:hyperlink w:anchor="_Toc241959242" w:history="1">
             <w:r>
               <w:rPr>
                 <w:rStyle w:val="Hyperlink"/>
@@ -4729,7 +5278,7 @@
               <w:rPr>
                 <w:noProof/>
               </w:rPr>
-              <w:instrText xml:space="preserve"> PAGEREF _Toc241836229 \h </w:instrText>
+              <w:instrText xml:space="preserve"> PAGEREF _Toc241959242 \h </w:instrText>
             </w:r>
             <w:r>
               <w:rPr>
@@ -4746,7 +5295,7 @@
               <w:rPr>
                 <w:noProof/>
               </w:rPr>
-              <w:t>34</w:t>
+              <w:t>41</w:t>
             </w:r>
             <w:r>
               <w:rPr>
@@ -4766,7 +5315,7 @@
               <w:noProof/>
             </w:rPr>
           </w:pPr>
-          <w:hyperlink w:anchor="_Toc241836230" w:history="1">
+          <w:hyperlink w:anchor="_Toc241959243" w:history="1">
             <w:r>
               <w:rPr>
                 <w:rStyle w:val="Hyperlink"/>
@@ -4790,7 +5339,7 @@
               <w:rPr>
                 <w:noProof/>
               </w:rPr>
-              <w:instrText xml:space="preserve"> PAGEREF _Toc241836230 \h </w:instrText>
+              <w:instrText xml:space="preserve"> PAGEREF _Toc241959243 \h </w:instrText>
             </w:r>
             <w:r>
               <w:rPr>
@@ -4807,7 +5356,7 @@
               <w:rPr>
                 <w:noProof/>
               </w:rPr>
-              <w:t>34</w:t>
+              <w:t>41</w:t>
             </w:r>
             <w:r>
               <w:rPr>
@@ -4827,7 +5376,7 @@
               <w:noProof/>
             </w:rPr>
           </w:pPr>
-          <w:hyperlink w:anchor="_Toc241836231" w:history="1">
+          <w:hyperlink w:anchor="_Toc241959244" w:history="1">
             <w:r>
               <w:rPr>
                 <w:rStyle w:val="Hyperlink"/>
@@ -4851,7 +5400,7 @@
               <w:rPr>
                 <w:noProof/>
               </w:rPr>
-              <w:instrText xml:space="preserve"> PAGEREF _Toc241836231 \h </w:instrText>
+              <w:instrText xml:space="preserve"> PAGEREF _Toc241959244 \h </w:instrText>
             </w:r>
             <w:r>
               <w:rPr>
@@ -4868,7 +5417,7 @@
               <w:rPr>
                 <w:noProof/>
               </w:rPr>
-              <w:t>34</w:t>
+              <w:t>41</w:t>
             </w:r>
             <w:r>
               <w:rPr>
@@ -4888,7 +5437,7 @@
               <w:noProof/>
             </w:rPr>
           </w:pPr>
-          <w:hyperlink w:anchor="_Toc241836232" w:history="1">
+          <w:hyperlink w:anchor="_Toc241959245" w:history="1">
             <w:r>
               <w:rPr>
                 <w:rStyle w:val="Hyperlink"/>
@@ -4912,7 +5461,7 @@
               <w:rPr>
                 <w:noProof/>
               </w:rPr>
-              <w:instrText xml:space="preserve"> PAGEREF _Toc241836232 \h </w:instrText>
+              <w:instrText xml:space="preserve"> PAGEREF _Toc241959245 \h </w:instrText>
             </w:r>
             <w:r>
               <w:rPr>
@@ -4929,7 +5478,7 @@
               <w:rPr>
                 <w:noProof/>
               </w:rPr>
-              <w:t>34</w:t>
+              <w:t>41</w:t>
             </w:r>
             <w:r>
               <w:rPr>
@@ -4949,7 +5498,7 @@
               <w:noProof/>
             </w:rPr>
           </w:pPr>
-          <w:hyperlink w:anchor="_Toc241836233" w:history="1">
+          <w:hyperlink w:anchor="_Toc241959246" w:history="1">
             <w:r>
               <w:rPr>
                 <w:rStyle w:val="Hyperlink"/>
@@ -4973,7 +5522,7 @@
               <w:rPr>
                 <w:noProof/>
               </w:rPr>
-              <w:instrText xml:space="preserve"> PAGEREF _Toc241836233 \h </w:instrText>
+              <w:instrText xml:space="preserve"> PAGEREF _Toc241959246 \h </w:instrText>
             </w:r>
             <w:r>
               <w:rPr>
@@ -4990,7 +5539,7 @@
               <w:rPr>
                 <w:noProof/>
               </w:rPr>
-              <w:t>38</w:t>
+              <w:t>45</w:t>
             </w:r>
             <w:r>
               <w:rPr>
@@ -5010,7 +5559,7 @@
               <w:noProof/>
             </w:rPr>
           </w:pPr>
-          <w:hyperlink w:anchor="_Toc241836234" w:history="1">
+          <w:hyperlink w:anchor="_Toc241959247" w:history="1">
             <w:r>
               <w:rPr>
                 <w:rStyle w:val="Hyperlink"/>
@@ -5034,7 +5583,7 @@
               <w:rPr>
                 <w:noProof/>
               </w:rPr>
-              <w:instrText xml:space="preserve"> PAGEREF _Toc241836234 \h </w:instrText>
+              <w:instrText xml:space="preserve"> PAGEREF _Toc241959247 \h </w:instrText>
             </w:r>
             <w:r>
               <w:rPr>
@@ -5051,7 +5600,7 @@
               <w:rPr>
                 <w:noProof/>
               </w:rPr>
-              <w:t>39</w:t>
+              <w:t>46</w:t>
             </w:r>
             <w:r>
               <w:rPr>
@@ -5071,7 +5620,7 @@
               <w:noProof/>
             </w:rPr>
           </w:pPr>
-          <w:hyperlink w:anchor="_Toc241836235" w:history="1">
+          <w:hyperlink w:anchor="_Toc241959248" w:history="1">
             <w:r>
               <w:rPr>
                 <w:rStyle w:val="Hyperlink"/>
@@ -5095,7 +5644,7 @@
               <w:rPr>
                 <w:noProof/>
               </w:rPr>
-              <w:instrText xml:space="preserve"> PAGEREF _Toc241836235 \h </w:instrText>
+              <w:instrText xml:space="preserve"> PAGEREF _Toc241959248 \h </w:instrText>
             </w:r>
             <w:r>
               <w:rPr>
@@ -5112,7 +5661,7 @@
               <w:rPr>
                 <w:noProof/>
               </w:rPr>
-              <w:t>40</w:t>
+              <w:t>47</w:t>
             </w:r>
             <w:r>
               <w:rPr>
@@ -5134,7 +5683,7 @@
         <w:pStyle w:val="Heading1"/>
         <w:pageBreakBefore/>
       </w:pPr>
-      <w:bookmarkStart w:id="4" w:name="_Toc241836165"/>
+      <w:bookmarkStart w:id="4" w:name="_Toc241959169"/>
       <w:r>
         <w:lastRenderedPageBreak/>
         <w:t>1. Introduction</w:t>
@@ -5169,7 +5718,7 @@
       <w:pPr>
         <w:pStyle w:val="Heading2"/>
       </w:pPr>
-      <w:bookmarkStart w:id="5" w:name="_Toc241836166"/>
+      <w:bookmarkStart w:id="5" w:name="_Toc241959170"/>
       <w:r>
         <w:t>1.1 Motivation</w:t>
       </w:r>
@@ -5279,7 +5828,7 @@
       <w:pPr>
         <w:pStyle w:val="Heading2"/>
       </w:pPr>
-      <w:bookmarkStart w:id="6" w:name="_Toc241836167"/>
+      <w:bookmarkStart w:id="6" w:name="_Toc241959171"/>
       <w:r>
         <w:t>1.2 Scope</w:t>
       </w:r>
@@ -5448,7 +5997,7 @@
       <w:pPr>
         <w:pStyle w:val="Heading2"/>
       </w:pPr>
-      <w:bookmarkStart w:id="7" w:name="_Toc241836168"/>
+      <w:bookmarkStart w:id="7" w:name="_Toc241959172"/>
       <w:r>
         <w:t>1.3 Project Timeline</w:t>
       </w:r>
@@ -5477,7 +6026,7 @@
           <w:noProof/>
         </w:rPr>
         <w:drawing>
-          <wp:inline distT="0" distB="0" distL="0" distR="0" wp14:anchorId="2CE830C4" wp14:editId="62A38945">
+          <wp:inline distT="0" distB="0" distL="0" distR="0" wp14:anchorId="188AB205" wp14:editId="1BDC1E92">
             <wp:extent cx="5715000" cy="685800"/>
             <wp:effectExtent l="0" t="0" r="0" b="0"/>
             <wp:docPr id="1" name="gantt" descr="Figure 1: Project Timeline" title="Figure 1: Project Timeline"/>
@@ -5535,7 +6084,7 @@
       <w:pPr>
         <w:pStyle w:val="Heading2"/>
       </w:pPr>
-      <w:bookmarkStart w:id="8" w:name="_Toc241836169"/>
+      <w:bookmarkStart w:id="8" w:name="_Toc241959173"/>
       <w:r>
         <w:t>1.4 Purpose of Document</w:t>
       </w:r>
@@ -5642,7 +6191,7 @@
         <w:pStyle w:val="Heading1"/>
         <w:pageBreakBefore/>
       </w:pPr>
-      <w:bookmarkStart w:id="9" w:name="_Toc241836170"/>
+      <w:bookmarkStart w:id="9" w:name="_Toc241959174"/>
       <w:r>
         <w:lastRenderedPageBreak/>
         <w:t>2. Project Description</w:t>
@@ -5685,7 +6234,7 @@
       <w:pPr>
         <w:pStyle w:val="Heading2"/>
       </w:pPr>
-      <w:bookmarkStart w:id="10" w:name="_Toc241836171"/>
+      <w:bookmarkStart w:id="10" w:name="_Toc241959175"/>
       <w:r>
         <w:t>2.1 Quality Function Deployment</w:t>
       </w:r>
@@ -5707,7 +6256,7 @@
       <w:pPr>
         <w:pStyle w:val="Heading3"/>
       </w:pPr>
-      <w:bookmarkStart w:id="11" w:name="_Toc241836172"/>
+      <w:bookmarkStart w:id="11" w:name="_Toc241959176"/>
       <w:r>
         <w:t>2.1.1 Normal Requirements</w:t>
       </w:r>
@@ -5842,7 +6391,7 @@
       <w:pPr>
         <w:pStyle w:val="Heading3"/>
       </w:pPr>
-      <w:bookmarkStart w:id="12" w:name="_Toc241836173"/>
+      <w:bookmarkStart w:id="12" w:name="_Toc241959177"/>
       <w:r>
         <w:t>2.1.2 Expected Requirements</w:t>
       </w:r>
@@ -5999,7 +6548,7 @@
       <w:pPr>
         <w:pStyle w:val="Heading3"/>
       </w:pPr>
-      <w:bookmarkStart w:id="13" w:name="_Toc241836174"/>
+      <w:bookmarkStart w:id="13" w:name="_Toc241959178"/>
       <w:r>
         <w:t>2.1.3 Exciting Requirements</w:t>
       </w:r>
@@ -6119,7 +6668,7 @@
       <w:pPr>
         <w:pStyle w:val="Heading2"/>
       </w:pPr>
-      <w:bookmarkStart w:id="14" w:name="_Toc241836175"/>
+      <w:bookmarkStart w:id="14" w:name="_Toc241959179"/>
       <w:r>
         <w:t>2.2 Usage Scenario</w:t>
       </w:r>
@@ -6277,7 +6826,7 @@
         <w:pStyle w:val="Heading1"/>
         <w:pageBreakBefore/>
       </w:pPr>
-      <w:bookmarkStart w:id="15" w:name="_Toc241836176"/>
+      <w:bookmarkStart w:id="15" w:name="_Toc241959180"/>
       <w:r>
         <w:lastRenderedPageBreak/>
         <w:t>3. Scenario Based Modeling</w:t>
@@ -6300,7 +6849,7 @@
       <w:pPr>
         <w:pStyle w:val="Heading2"/>
       </w:pPr>
-      <w:bookmarkStart w:id="16" w:name="_Toc241836177"/>
+      <w:bookmarkStart w:id="16" w:name="_Toc241959181"/>
       <w:r>
         <w:t>3.1 Use Case Diagram</w:t>
       </w:r>
@@ -6354,7 +6903,7 @@
           <w:noProof/>
         </w:rPr>
         <w:drawing>
-          <wp:inline distT="0" distB="0" distL="0" distR="0" wp14:anchorId="36D61381" wp14:editId="4DB703DE">
+          <wp:inline distT="0" distB="0" distL="0" distR="0" wp14:anchorId="668D75B8" wp14:editId="5BE9F3E7">
             <wp:extent cx="3143250" cy="4486275"/>
             <wp:effectExtent l="0" t="0" r="0" b="0"/>
             <wp:docPr id="2" name="usecase" descr="Figure 2: Use Case Diagram of CodeLens" title="Figure 2: Use Case Diagram of CodeLens"/>
@@ -6432,7 +6981,7 @@
           <w:left w:w="10" w:type="dxa"/>
           <w:right w:w="10" w:type="dxa"/>
         </w:tblCellMar>
-        <w:tblLook w:val="04A0" w:firstRow="1" w:lastRow="0" w:firstColumn="1" w:lastColumn="0" w:noHBand="0" w:noVBand="1"/>
+        <w:tblLook w:val="0000" w:firstRow="0" w:lastRow="0" w:firstColumn="0" w:lastColumn="0" w:noHBand="0" w:noVBand="0"/>
       </w:tblPr>
       <w:tblGrid>
         <w:gridCol w:w="702"/>
@@ -8393,7 +8942,7 @@
       <w:pPr>
         <w:pStyle w:val="Heading2"/>
       </w:pPr>
-      <w:bookmarkStart w:id="17" w:name="_Toc241836178"/>
+      <w:bookmarkStart w:id="17" w:name="_Toc241959182"/>
       <w:r>
         <w:t>3.2 Activity Diagrams</w:t>
       </w:r>
@@ -8412,7 +8961,7 @@
       <w:pPr>
         <w:pStyle w:val="Heading3"/>
       </w:pPr>
-      <w:bookmarkStart w:id="18" w:name="_Toc241836179"/>
+      <w:bookmarkStart w:id="18" w:name="_Toc241959183"/>
       <w:r>
         <w:lastRenderedPageBreak/>
         <w:t>3.2.1 Level-1: System Operational Activity Diagram</w:t>
@@ -8430,7 +8979,7 @@
           <w:noProof/>
         </w:rPr>
         <w:drawing>
-          <wp:inline distT="0" distB="0" distL="0" distR="0" wp14:anchorId="011C4AD9" wp14:editId="3570093A">
+          <wp:inline distT="0" distB="0" distL="0" distR="0" wp14:anchorId="393EB983" wp14:editId="365FB334">
             <wp:extent cx="4476750" cy="3781425"/>
             <wp:effectExtent l="0" t="0" r="0" b="0"/>
             <wp:docPr id="3" name="act1" descr="Figure 3: Level-1 Activity Diagram" title="Figure 3: Level-1 Activity Diagram"/>
@@ -8503,7 +9052,7 @@
       <w:pPr>
         <w:pStyle w:val="Heading3"/>
       </w:pPr>
-      <w:bookmarkStart w:id="19" w:name="_Toc241836180"/>
+      <w:bookmarkStart w:id="19" w:name="_Toc241959184"/>
       <w:r>
         <w:lastRenderedPageBreak/>
         <w:t>3.2.2 Level-2: Smell-Detection Activity Diagram</w:t>
@@ -8521,7 +9070,7 @@
           <w:noProof/>
         </w:rPr>
         <w:drawing>
-          <wp:inline distT="0" distB="0" distL="0" distR="0" wp14:anchorId="261EB7DC" wp14:editId="0380444C">
+          <wp:inline distT="0" distB="0" distL="0" distR="0" wp14:anchorId="106A98DA" wp14:editId="64769732">
             <wp:extent cx="3143250" cy="4171950"/>
             <wp:effectExtent l="0" t="0" r="0" b="0"/>
             <wp:docPr id="4" name="act2" descr="Figure 4: Smell-Detection Activity Diagram" title="Figure 4: Smell-Detection Activity Diagram"/>
@@ -8597,7 +9146,7 @@
       <w:pPr>
         <w:pStyle w:val="Heading2"/>
       </w:pPr>
-      <w:bookmarkStart w:id="20" w:name="_Toc241836181"/>
+      <w:bookmarkStart w:id="20" w:name="_Toc241959185"/>
       <w:r>
         <w:lastRenderedPageBreak/>
         <w:t>3.3 Sequence Diagrams</w:t>
@@ -8608,7 +9157,7 @@
       <w:pPr>
         <w:pStyle w:val="Heading3"/>
       </w:pPr>
-      <w:bookmarkStart w:id="21" w:name="_Toc241836182"/>
+      <w:bookmarkStart w:id="21" w:name="_Toc241959186"/>
       <w:r>
         <w:t>3.3.1 Upload and Initial Analysis (UC1)</w:t>
       </w:r>
@@ -8625,7 +9174,7 @@
           <w:noProof/>
         </w:rPr>
         <w:drawing>
-          <wp:inline distT="0" distB="0" distL="0" distR="0" wp14:anchorId="6AC8D520" wp14:editId="35A50B56">
+          <wp:inline distT="0" distB="0" distL="0" distR="0" wp14:anchorId="34933541" wp14:editId="0E6EBB29">
             <wp:extent cx="4953000" cy="2790825"/>
             <wp:effectExtent l="0" t="0" r="0" b="0"/>
             <wp:docPr id="5" name="seqUpload" descr="Figure 5: Sequence Diagram – Upload &amp; Initial Analysis (UC1)" title="Figure 5: Sequence Diagram – Upload &amp; Initial Analysis (UC1)"/>
@@ -8711,7 +9260,7 @@
       <w:pPr>
         <w:pStyle w:val="Heading3"/>
       </w:pPr>
-      <w:bookmarkStart w:id="22" w:name="_Toc241836183"/>
+      <w:bookmarkStart w:id="22" w:name="_Toc241959187"/>
       <w:r>
         <w:lastRenderedPageBreak/>
         <w:t>3.3.2 Drill-Down Navigation (UC2)</w:t>
@@ -8729,7 +9278,7 @@
           <w:noProof/>
         </w:rPr>
         <w:drawing>
-          <wp:inline distT="0" distB="0" distL="0" distR="0" wp14:anchorId="17B0AC80" wp14:editId="6FD65E33">
+          <wp:inline distT="0" distB="0" distL="0" distR="0" wp14:anchorId="490EBE61" wp14:editId="55AA68B4">
             <wp:extent cx="4572000" cy="4752975"/>
             <wp:effectExtent l="0" t="0" r="0" b="0"/>
             <wp:docPr id="6" name="seqDrill" descr="Figure 6: Sequence Diagram – Drill-Down Navigation (UC2)" title="Figure 6: Sequence Diagram – Drill-Down Navigation (UC2)"/>
@@ -8799,7 +9348,7 @@
       <w:pPr>
         <w:pStyle w:val="Heading3"/>
       </w:pPr>
-      <w:bookmarkStart w:id="23" w:name="_Toc241836184"/>
+      <w:bookmarkStart w:id="23" w:name="_Toc241959188"/>
       <w:r>
         <w:lastRenderedPageBreak/>
         <w:t>3.3.3 Change Impact Analysis (UC10)</w:t>
@@ -8817,7 +9366,7 @@
           <w:noProof/>
         </w:rPr>
         <w:drawing>
-          <wp:inline distT="0" distB="0" distL="0" distR="0" wp14:anchorId="0DE8B11C" wp14:editId="32DF25E9">
+          <wp:inline distT="0" distB="0" distL="0" distR="0" wp14:anchorId="057F9697" wp14:editId="0AC0C021">
             <wp:extent cx="4953000" cy="2590800"/>
             <wp:effectExtent l="0" t="0" r="0" b="0"/>
             <wp:docPr id="7" name="seqImpact" descr="Figure 7: Sequence Diagram – Change Impact Analysis (UC10)" title="Figure 7: Sequence Diagram – Change Impact Analysis (UC10)"/>
@@ -8887,7 +9436,7 @@
       <w:pPr>
         <w:pStyle w:val="Heading3"/>
       </w:pPr>
-      <w:bookmarkStart w:id="24" w:name="_Toc241836185"/>
+      <w:bookmarkStart w:id="24" w:name="_Toc241959189"/>
       <w:r>
         <w:t>3.3.4 Code Smell Analysis and AI Refactor P</w:t>
       </w:r>
@@ -8907,7 +9456,7 @@
           <w:noProof/>
         </w:rPr>
         <w:drawing>
-          <wp:inline distT="0" distB="0" distL="0" distR="0" wp14:anchorId="35BE31F6" wp14:editId="5C8F8DCC">
+          <wp:inline distT="0" distB="0" distL="0" distR="0" wp14:anchorId="1F9757FB" wp14:editId="0C16EF2F">
             <wp:extent cx="4953000" cy="2590800"/>
             <wp:effectExtent l="0" t="0" r="0" b="0"/>
             <wp:docPr id="8" name="seqSmell" descr="Figure 8: Sequence Diagram – Smell Analysis + AI Refactor Plan (UC7, UC8)" title="Figure 8: Sequence Diagram – Smell Analysis + AI Refactor Plan (UC7, UC8)"/>
@@ -8977,7 +9526,7 @@
       <w:pPr>
         <w:pStyle w:val="Heading3"/>
       </w:pPr>
-      <w:bookmarkStart w:id="25" w:name="_Toc241836186"/>
+      <w:bookmarkStart w:id="25" w:name="_Toc241959190"/>
       <w:r>
         <w:lastRenderedPageBreak/>
         <w:t>3.3.5 Session Lifecycle (UC13)</w:t>
@@ -8995,7 +9544,7 @@
           <w:noProof/>
         </w:rPr>
         <w:drawing>
-          <wp:inline distT="0" distB="0" distL="0" distR="0" wp14:anchorId="0A3FA660" wp14:editId="46DE6D7E">
+          <wp:inline distT="0" distB="0" distL="0" distR="0" wp14:anchorId="66E29DFC" wp14:editId="1ED3CA6E">
             <wp:extent cx="4191000" cy="4505325"/>
             <wp:effectExtent l="0" t="0" r="0" b="0"/>
             <wp:docPr id="9" name="seqSession" descr="Figure 9: Sequence Diagram – Session Lifecycle (UC13)" title="Figure 9: Sequence Diagram – Session Lifecycle (UC13)"/>
@@ -9074,7 +9623,7 @@
         <w:pStyle w:val="Heading1"/>
         <w:pageBreakBefore/>
       </w:pPr>
-      <w:bookmarkStart w:id="26" w:name="_Toc241836187"/>
+      <w:bookmarkStart w:id="26" w:name="_Toc241959191"/>
       <w:r>
         <w:lastRenderedPageBreak/>
         <w:t>4. Data-Based Modeling</w:t>
@@ -9134,7 +9683,7 @@
           <w:noProof/>
         </w:rPr>
         <w:drawing>
-          <wp:inline distT="0" distB="0" distL="0" distR="0" wp14:anchorId="5E1B5296" wp14:editId="593C4033">
+          <wp:inline distT="0" distB="0" distL="0" distR="0" wp14:anchorId="3E09976E" wp14:editId="11033D04">
             <wp:extent cx="4191000" cy="3848100"/>
             <wp:effectExtent l="0" t="0" r="0" b="0"/>
             <wp:docPr id="10" name="er" descr="Figure 10: Entity-Relationship Diagram of CodeLens" title="Figure 10: Entity-Relationship Diagram of CodeLens"/>
@@ -9185,14 +9734,23 @@
           <w:sz w:val="22"/>
           <w:szCs w:val="22"/>
         </w:rPr>
-        <w:t>Figure 10: Entity-Relationship Diagram of CodeLens</w:t>
+        <w:t>Figure 10: Entity-Relationship Diagram of Cod</w:t>
+      </w:r>
+      <w:r>
+        <w:rPr>
+          <w:b/>
+          <w:bCs/>
+          <w:sz w:val="22"/>
+          <w:szCs w:val="22"/>
+        </w:rPr>
+        <w:t>eLens</w:t>
       </w:r>
     </w:p>
     <w:p>
       <w:pPr>
         <w:pStyle w:val="Heading2"/>
       </w:pPr>
-      <w:bookmarkStart w:id="27" w:name="_Toc241836188"/>
+      <w:bookmarkStart w:id="27" w:name="_Toc241959192"/>
       <w:r>
         <w:t>4.1 Graph Schema of CodeLens</w:t>
       </w:r>
@@ -9222,7 +9780,7 @@
           <w:left w:w="10" w:type="dxa"/>
           <w:right w:w="10" w:type="dxa"/>
         </w:tblCellMar>
-        <w:tblLook w:val="04A0" w:firstRow="1" w:lastRow="0" w:firstColumn="1" w:lastColumn="0" w:noHBand="0" w:noVBand="1"/>
+        <w:tblLook w:val="0000" w:firstRow="0" w:lastRow="0" w:firstColumn="0" w:lastColumn="0" w:noHBand="0" w:noVBand="0"/>
       </w:tblPr>
       <w:tblGrid>
         <w:gridCol w:w="1700"/>
@@ -9889,7 +10447,7 @@
           <w:left w:w="10" w:type="dxa"/>
           <w:right w:w="10" w:type="dxa"/>
         </w:tblCellMar>
-        <w:tblLook w:val="04A0" w:firstRow="1" w:lastRow="0" w:firstColumn="1" w:lastColumn="0" w:noHBand="0" w:noVBand="1"/>
+        <w:tblLook w:val="0000" w:firstRow="0" w:lastRow="0" w:firstColumn="0" w:lastColumn="0" w:noHBand="0" w:noVBand="0"/>
       </w:tblPr>
       <w:tblGrid>
         <w:gridCol w:w="2300"/>
@@ -10490,7 +11048,7 @@
         <w:pStyle w:val="Heading1"/>
         <w:pageBreakBefore/>
       </w:pPr>
-      <w:bookmarkStart w:id="28" w:name="_Toc241836189"/>
+      <w:bookmarkStart w:id="28" w:name="_Toc241959193"/>
       <w:r>
         <w:lastRenderedPageBreak/>
         <w:t>5. Class-Based Modeling</w:t>
@@ -10513,7 +11071,7 @@
       <w:pPr>
         <w:pStyle w:val="Heading2"/>
       </w:pPr>
-      <w:bookmarkStart w:id="29" w:name="_Toc241836190"/>
+      <w:bookmarkStart w:id="29" w:name="_Toc241959194"/>
       <w:r>
         <w:t>5.1 Analysis Classes</w:t>
       </w:r>
@@ -10718,7 +11276,7 @@
       <w:pPr>
         <w:pStyle w:val="Heading2"/>
       </w:pPr>
-      <w:bookmarkStart w:id="30" w:name="_Toc241836191"/>
+      <w:bookmarkStart w:id="30" w:name="_Toc241959195"/>
       <w:r>
         <w:t>5.2 Class Cards</w:t>
       </w:r>
@@ -10739,7 +11297,7 @@
           <w:left w:w="10" w:type="dxa"/>
           <w:right w:w="10" w:type="dxa"/>
         </w:tblCellMar>
-        <w:tblLook w:val="04A0" w:firstRow="1" w:lastRow="0" w:firstColumn="1" w:lastColumn="0" w:noHBand="0" w:noVBand="1"/>
+        <w:tblLook w:val="0000" w:firstRow="0" w:lastRow="0" w:firstColumn="0" w:lastColumn="0" w:noHBand="0" w:noVBand="0"/>
       </w:tblPr>
       <w:tblGrid>
         <w:gridCol w:w="3300"/>
@@ -11349,7 +11907,7 @@
           <w:left w:w="10" w:type="dxa"/>
           <w:right w:w="10" w:type="dxa"/>
         </w:tblCellMar>
-        <w:tblLook w:val="04A0" w:firstRow="1" w:lastRow="0" w:firstColumn="1" w:lastColumn="0" w:noHBand="0" w:noVBand="1"/>
+        <w:tblLook w:val="0000" w:firstRow="0" w:lastRow="0" w:firstColumn="0" w:lastColumn="0" w:noHBand="0" w:noVBand="0"/>
       </w:tblPr>
       <w:tblGrid>
         <w:gridCol w:w="3300"/>
@@ -11962,7 +12520,7 @@
           <w:left w:w="10" w:type="dxa"/>
           <w:right w:w="10" w:type="dxa"/>
         </w:tblCellMar>
-        <w:tblLook w:val="04A0" w:firstRow="1" w:lastRow="0" w:firstColumn="1" w:lastColumn="0" w:noHBand="0" w:noVBand="1"/>
+        <w:tblLook w:val="0000" w:firstRow="0" w:lastRow="0" w:firstColumn="0" w:lastColumn="0" w:noHBand="0" w:noVBand="0"/>
       </w:tblPr>
       <w:tblGrid>
         <w:gridCol w:w="3300"/>
@@ -12619,7 +13177,7 @@
           <w:left w:w="10" w:type="dxa"/>
           <w:right w:w="10" w:type="dxa"/>
         </w:tblCellMar>
-        <w:tblLook w:val="04A0" w:firstRow="1" w:lastRow="0" w:firstColumn="1" w:lastColumn="0" w:noHBand="0" w:noVBand="1"/>
+        <w:tblLook w:val="0000" w:firstRow="0" w:lastRow="0" w:firstColumn="0" w:lastColumn="0" w:noHBand="0" w:noVBand="0"/>
       </w:tblPr>
       <w:tblGrid>
         <w:gridCol w:w="3300"/>
@@ -13215,7 +13773,7 @@
           <w:left w:w="10" w:type="dxa"/>
           <w:right w:w="10" w:type="dxa"/>
         </w:tblCellMar>
-        <w:tblLook w:val="04A0" w:firstRow="1" w:lastRow="0" w:firstColumn="1" w:lastColumn="0" w:noHBand="0" w:noVBand="1"/>
+        <w:tblLook w:val="0000" w:firstRow="0" w:lastRow="0" w:firstColumn="0" w:lastColumn="0" w:noHBand="0" w:noVBand="0"/>
       </w:tblPr>
       <w:tblGrid>
         <w:gridCol w:w="3300"/>
@@ -13801,7 +14359,7 @@
           <w:left w:w="10" w:type="dxa"/>
           <w:right w:w="10" w:type="dxa"/>
         </w:tblCellMar>
-        <w:tblLook w:val="04A0" w:firstRow="1" w:lastRow="0" w:firstColumn="1" w:lastColumn="0" w:noHBand="0" w:noVBand="1"/>
+        <w:tblLook w:val="0000" w:firstRow="0" w:lastRow="0" w:firstColumn="0" w:lastColumn="0" w:noHBand="0" w:noVBand="0"/>
       </w:tblPr>
       <w:tblGrid>
         <w:gridCol w:w="3300"/>
@@ -14323,7 +14881,7 @@
           <w:left w:w="10" w:type="dxa"/>
           <w:right w:w="10" w:type="dxa"/>
         </w:tblCellMar>
-        <w:tblLook w:val="04A0" w:firstRow="1" w:lastRow="0" w:firstColumn="1" w:lastColumn="0" w:noHBand="0" w:noVBand="1"/>
+        <w:tblLook w:val="0000" w:firstRow="0" w:lastRow="0" w:firstColumn="0" w:lastColumn="0" w:noHBand="0" w:noVBand="0"/>
       </w:tblPr>
       <w:tblGrid>
         <w:gridCol w:w="3300"/>
@@ -14854,7 +15412,7 @@
           <w:left w:w="10" w:type="dxa"/>
           <w:right w:w="10" w:type="dxa"/>
         </w:tblCellMar>
-        <w:tblLook w:val="04A0" w:firstRow="1" w:lastRow="0" w:firstColumn="1" w:lastColumn="0" w:noHBand="0" w:noVBand="1"/>
+        <w:tblLook w:val="0000" w:firstRow="0" w:lastRow="0" w:firstColumn="0" w:lastColumn="0" w:noHBand="0" w:noVBand="0"/>
       </w:tblPr>
       <w:tblGrid>
         <w:gridCol w:w="3300"/>
@@ -15441,7 +15999,7 @@
           <w:left w:w="10" w:type="dxa"/>
           <w:right w:w="10" w:type="dxa"/>
         </w:tblCellMar>
-        <w:tblLook w:val="04A0" w:firstRow="1" w:lastRow="0" w:firstColumn="1" w:lastColumn="0" w:noHBand="0" w:noVBand="1"/>
+        <w:tblLook w:val="0000" w:firstRow="0" w:lastRow="0" w:firstColumn="0" w:lastColumn="0" w:noHBand="0" w:noVBand="0"/>
       </w:tblPr>
       <w:tblGrid>
         <w:gridCol w:w="3300"/>
@@ -15980,7 +16538,7 @@
           <w:left w:w="10" w:type="dxa"/>
           <w:right w:w="10" w:type="dxa"/>
         </w:tblCellMar>
-        <w:tblLook w:val="04A0" w:firstRow="1" w:lastRow="0" w:firstColumn="1" w:lastColumn="0" w:noHBand="0" w:noVBand="1"/>
+        <w:tblLook w:val="0000" w:firstRow="0" w:lastRow="0" w:firstColumn="0" w:lastColumn="0" w:noHBand="0" w:noVBand="0"/>
       </w:tblPr>
       <w:tblGrid>
         <w:gridCol w:w="3300"/>
@@ -16508,7 +17066,7 @@
       <w:pPr>
         <w:pStyle w:val="Heading2"/>
       </w:pPr>
-      <w:bookmarkStart w:id="31" w:name="_Toc241836192"/>
+      <w:bookmarkStart w:id="31" w:name="_Toc241959196"/>
       <w:r>
         <w:t>5.3 Class Responsibility and Collaboration</w:t>
       </w:r>
@@ -16630,7 +17188,7 @@
         <w:pStyle w:val="Heading1"/>
         <w:pageBreakBefore/>
       </w:pPr>
-      <w:bookmarkStart w:id="32" w:name="_Toc241836193"/>
+      <w:bookmarkStart w:id="32" w:name="_Toc241959197"/>
       <w:r>
         <w:lastRenderedPageBreak/>
         <w:t>6. Architectural Design</w:t>
@@ -16650,7 +17208,7 @@
       <w:pPr>
         <w:pStyle w:val="Heading2"/>
       </w:pPr>
-      <w:bookmarkStart w:id="33" w:name="_Toc241836194"/>
+      <w:bookmarkStart w:id="33" w:name="_Toc241959198"/>
       <w:r>
         <w:t>6.1 Architectural Context</w:t>
       </w:r>
@@ -16755,7 +17313,7 @@
       <w:pPr>
         <w:pStyle w:val="Heading2"/>
       </w:pPr>
-      <w:bookmarkStart w:id="34" w:name="_Toc241836195"/>
+      <w:bookmarkStart w:id="34" w:name="_Toc241959199"/>
       <w:r>
         <w:t>6.2 Top-Level Components</w:t>
       </w:r>
@@ -16776,7 +17334,7 @@
           <w:left w:w="10" w:type="dxa"/>
           <w:right w:w="10" w:type="dxa"/>
         </w:tblCellMar>
-        <w:tblLook w:val="04A0" w:firstRow="1" w:lastRow="0" w:firstColumn="1" w:lastColumn="0" w:noHBand="0" w:noVBand="1"/>
+        <w:tblLook w:val="0000" w:firstRow="0" w:lastRow="0" w:firstColumn="0" w:lastColumn="0" w:noHBand="0" w:noVBand="0"/>
       </w:tblPr>
       <w:tblGrid>
         <w:gridCol w:w="2300"/>
@@ -17406,7 +17964,14 @@
                 <w:sz w:val="21"/>
                 <w:szCs w:val="21"/>
               </w:rPr>
-              <w:t>Neo4j graph store plus in-memory cache and per-session upload directory.</w:t>
+              <w:t xml:space="preserve">Neo4j graph store </w:t>
+            </w:r>
+            <w:r>
+              <w:rPr>
+                <w:sz w:val="21"/>
+                <w:szCs w:val="21"/>
+              </w:rPr>
+              <w:t>plus in-memory cache and per-session upload directory.</w:t>
             </w:r>
           </w:p>
         </w:tc>
@@ -17431,7 +17996,7 @@
       <w:pPr>
         <w:pStyle w:val="Heading2"/>
       </w:pPr>
-      <w:bookmarkStart w:id="35" w:name="_Toc241836196"/>
+      <w:bookmarkStart w:id="35" w:name="_Toc241959200"/>
       <w:r>
         <w:t>6.3 Client–Server Architecture</w:t>
       </w:r>
@@ -17504,7 +18069,7 @@
       <w:pPr>
         <w:pStyle w:val="Heading2"/>
       </w:pPr>
-      <w:bookmarkStart w:id="36" w:name="_Toc241836197"/>
+      <w:bookmarkStart w:id="36" w:name="_Toc241959201"/>
       <w:r>
         <w:lastRenderedPageBreak/>
         <w:t>6.4 REST API Summary</w:t>
@@ -17526,7 +18091,7 @@
           <w:left w:w="10" w:type="dxa"/>
           <w:right w:w="10" w:type="dxa"/>
         </w:tblCellMar>
-        <w:tblLook w:val="04A0" w:firstRow="1" w:lastRow="0" w:firstColumn="1" w:lastColumn="0" w:noHBand="0" w:noVBand="1"/>
+        <w:tblLook w:val="0000" w:firstRow="0" w:lastRow="0" w:firstColumn="0" w:lastColumn="0" w:noHBand="0" w:noVBand="0"/>
       </w:tblPr>
       <w:tblGrid>
         <w:gridCol w:w="994"/>
@@ -19041,7 +19606,7 @@
       <w:pPr>
         <w:pStyle w:val="Heading2"/>
       </w:pPr>
-      <w:bookmarkStart w:id="37" w:name="_Toc241836198"/>
+      <w:bookmarkStart w:id="37" w:name="_Toc241959202"/>
       <w:r>
         <w:t>6.5 Deployment</w:t>
       </w:r>
@@ -19080,7 +19645,7 @@
         <w:pStyle w:val="Heading1"/>
         <w:pageBreakBefore/>
       </w:pPr>
-      <w:bookmarkStart w:id="38" w:name="_Toc241836199"/>
+      <w:bookmarkStart w:id="38" w:name="_Toc241959203"/>
       <w:r>
         <w:lastRenderedPageBreak/>
         <w:t>7. Applied Methodology</w:t>
@@ -19103,7 +19668,7 @@
       <w:pPr>
         <w:pStyle w:val="Heading2"/>
       </w:pPr>
-      <w:bookmarkStart w:id="39" w:name="_Toc241836200"/>
+      <w:bookmarkStart w:id="39" w:name="_Toc241959204"/>
       <w:r>
         <w:t>7.1 Workflow</w:t>
       </w:r>
@@ -19179,7 +19744,7 @@
       <w:pPr>
         <w:pStyle w:val="Heading2"/>
       </w:pPr>
-      <w:bookmarkStart w:id="40" w:name="_Toc241836201"/>
+      <w:bookmarkStart w:id="40" w:name="_Toc241959205"/>
       <w:r>
         <w:t>7.2 Input</w:t>
       </w:r>
@@ -19189,7 +19754,7 @@
       <w:pPr>
         <w:pStyle w:val="Heading3"/>
       </w:pPr>
-      <w:bookmarkStart w:id="41" w:name="_Toc241836202"/>
+      <w:bookmarkStart w:id="41" w:name="_Toc241959206"/>
       <w:r>
         <w:t>7.2.1 Upload Handling</w:t>
       </w:r>
@@ -19246,7 +19811,7 @@
       <w:pPr>
         <w:pStyle w:val="Heading3"/>
       </w:pPr>
-      <w:bookmarkStart w:id="42" w:name="_Toc241836203"/>
+      <w:bookmarkStart w:id="42" w:name="_Toc241959207"/>
       <w:r>
         <w:t>7.2.2 Session Handling</w:t>
       </w:r>
@@ -19281,7 +19846,7 @@
       <w:pPr>
         <w:pStyle w:val="Heading2"/>
       </w:pPr>
-      <w:bookmarkStart w:id="43" w:name="_Toc241836204"/>
+      <w:bookmarkStart w:id="43" w:name="_Toc241959208"/>
       <w:r>
         <w:t>7.3 Processing</w:t>
       </w:r>
@@ -19291,7 +19856,7 @@
       <w:pPr>
         <w:pStyle w:val="Heading3"/>
       </w:pPr>
-      <w:bookmarkStart w:id="44" w:name="_Toc241836205"/>
+      <w:bookmarkStart w:id="44" w:name="_Toc241959209"/>
       <w:r>
         <w:t>7.3</w:t>
       </w:r>
@@ -19374,7 +19939,7 @@
       <w:pPr>
         <w:pStyle w:val="Heading3"/>
       </w:pPr>
-      <w:bookmarkStart w:id="45" w:name="_Toc241836206"/>
+      <w:bookmarkStart w:id="45" w:name="_Toc241959210"/>
       <w:r>
         <w:t xml:space="preserve">7.3.2 File Classification and </w:t>
       </w:r>
@@ -19415,7 +19980,7 @@
       <w:pPr>
         <w:pStyle w:val="Heading3"/>
       </w:pPr>
-      <w:bookmarkStart w:id="46" w:name="_Toc241836207"/>
+      <w:bookmarkStart w:id="46" w:name="_Toc241959211"/>
       <w:r>
         <w:lastRenderedPageBreak/>
         <w:t>7.3.3 Graph Construction and Storage</w:t>
@@ -19446,7 +20011,7 @@
       <w:pPr>
         <w:pStyle w:val="Heading3"/>
       </w:pPr>
-      <w:bookmarkStart w:id="47" w:name="_Toc241836208"/>
+      <w:bookmarkStart w:id="47" w:name="_Toc241959212"/>
       <w:r>
         <w:t>7.3.4 Architecture and Layer Analysis</w:t>
       </w:r>
@@ -19468,7 +20033,7 @@
       <w:pPr>
         <w:pStyle w:val="Heading3"/>
       </w:pPr>
-      <w:bookmarkStart w:id="48" w:name="_Toc241836209"/>
+      <w:bookmarkStart w:id="48" w:name="_Toc241959213"/>
       <w:r>
         <w:t xml:space="preserve">7.3.5 </w:t>
       </w:r>
@@ -19517,7 +20082,7 @@
       <w:pPr>
         <w:pStyle w:val="Heading3"/>
       </w:pPr>
-      <w:bookmarkStart w:id="49" w:name="_Toc241836210"/>
+      <w:bookmarkStart w:id="49" w:name="_Toc241959214"/>
       <w:r>
         <w:t>7.3.6 Code Smell Analysis</w:t>
       </w:r>
@@ -19550,7 +20115,7 @@
           <w:left w:w="10" w:type="dxa"/>
           <w:right w:w="10" w:type="dxa"/>
         </w:tblCellMar>
-        <w:tblLook w:val="04A0" w:firstRow="1" w:lastRow="0" w:firstColumn="1" w:lastColumn="0" w:noHBand="0" w:noVBand="1"/>
+        <w:tblLook w:val="0000" w:firstRow="0" w:lastRow="0" w:firstColumn="0" w:lastColumn="0" w:noHBand="0" w:noVBand="0"/>
       </w:tblPr>
       <w:tblGrid>
         <w:gridCol w:w="1800"/>
@@ -19874,7 +20439,7 @@
       <w:pPr>
         <w:pStyle w:val="Heading3"/>
       </w:pPr>
-      <w:bookmarkStart w:id="50" w:name="_Toc241836211"/>
+      <w:bookmarkStart w:id="50" w:name="_Toc241959215"/>
       <w:r>
         <w:t>7.3.7 Change Impact, Risk, Dead Code and Git History</w:t>
       </w:r>
@@ -19965,17 +20530,14 @@
         <w:t>Git history:</w:t>
       </w:r>
       <w:r>
-        <w:t xml:space="preserve"> git log and git show provide the last 30 commits with hash, message, author, date, churn a</w:t>
-      </w:r>
-      <w:r>
-        <w:t>nd estimated metrics per commit.</w:t>
+        <w:t xml:space="preserve"> git log and git show provide the last 30 commits with hash, message, author, date, churn and estimated metrics per commit.</w:t>
       </w:r>
     </w:p>
     <w:p>
       <w:pPr>
         <w:pStyle w:val="Heading3"/>
       </w:pPr>
-      <w:bookmarkStart w:id="51" w:name="_Toc241836212"/>
+      <w:bookmarkStart w:id="51" w:name="_Toc241959216"/>
       <w:r>
         <w:t>7.3.8 Dynamic Analysis</w:t>
       </w:r>
@@ -19987,19 +20549,22 @@
         <w:jc w:val="both"/>
       </w:pPr>
       <w:r>
-        <w:t>For a plain Python function, the user supplies inputs, and the function is executed in an isolated Docker container with no network, a read-only mount of the session’s source, and CPU, memory and proc</w:t>
-      </w:r>
-      <w:r>
-        <w:t>ess limits. The executed statements are recorded, and a backward slice is computed over the control and data dependencies. Class methods are not yet supported.</w:t>
+        <w:t>For a plain Python function, the user supplies inputs, and the function is executed in an isolated Docker con</w:t>
+      </w:r>
+      <w:r>
+        <w:t>tainer with no network, a read-only mount of the session’s source, and CPU, memory and process limits. The executed statements are recorded, and a backward slice is computed over the control and data dependencies. Class methods are not yet supported.</w:t>
       </w:r>
     </w:p>
     <w:p>
       <w:pPr>
         <w:pStyle w:val="Heading2"/>
       </w:pPr>
-      <w:bookmarkStart w:id="52" w:name="_Toc241836213"/>
-      <w:r>
-        <w:t>7.4 Output</w:t>
+      <w:bookmarkStart w:id="52" w:name="_Toc241959217"/>
+      <w:r>
+        <w:t>7.4 O</w:t>
+      </w:r>
+      <w:r>
+        <w:t>utput</w:t>
       </w:r>
       <w:bookmarkEnd w:id="52"/>
     </w:p>
@@ -20009,17 +20574,14 @@
         <w:jc w:val="both"/>
       </w:pPr>
       <w:r>
-        <w:t xml:space="preserve">Every analysis returns structured JSON that the frontend renders as graph nodes with </w:t>
-      </w:r>
-      <w:r>
-        <w:t>color-coded risk, panels with severity chips, ranked lists and an impact overlay. The AI plan is shown in a dedicated plan box.</w:t>
+        <w:t>Every analysis returns structured JSON that the frontend renders as graph nodes with color-coded risk, panels with severity chips, ranked lists and an impact overlay. The AI plan is shown in a dedicated plan box.</w:t>
       </w:r>
     </w:p>
     <w:p>
       <w:pPr>
         <w:pStyle w:val="Heading2"/>
       </w:pPr>
-      <w:bookmarkStart w:id="53" w:name="_Toc241836214"/>
+      <w:bookmarkStart w:id="53" w:name="_Toc241959218"/>
       <w:r>
         <w:t>7.5 AI Engineering Design</w:t>
       </w:r>
@@ -20029,9 +20591,12 @@
       <w:pPr>
         <w:pStyle w:val="Heading3"/>
       </w:pPr>
-      <w:bookmarkStart w:id="54" w:name="_Toc241836215"/>
-      <w:r>
-        <w:t>7.5.1 Purpose</w:t>
+      <w:bookmarkStart w:id="54" w:name="_Toc241959219"/>
+      <w:r>
+        <w:t>7.5.1 Purpo</w:t>
+      </w:r>
+      <w:r>
+        <w:t>se</w:t>
       </w:r>
       <w:bookmarkEnd w:id="54"/>
     </w:p>
@@ -20051,10 +20616,7 @@
         <w:t>what</w:t>
       </w:r>
       <w:r>
-        <w:t xml:space="preserve"> is wrong. The AI layer is invoked only on explicit request </w:t>
-      </w:r>
-      <w:r>
-        <w:t xml:space="preserve">and explains </w:t>
+        <w:t xml:space="preserve"> is wrong. The AI layer is invoked only on explicit request and explains </w:t>
       </w:r>
       <w:r>
         <w:rPr>
@@ -20081,7 +20643,7 @@
       <w:pPr>
         <w:pStyle w:val="Heading3"/>
       </w:pPr>
-      <w:bookmarkStart w:id="55" w:name="_Toc241836216"/>
+      <w:bookmarkStart w:id="55" w:name="_Toc241959220"/>
       <w:r>
         <w:t>7.5.2 Model and Configuration</w:t>
       </w:r>
@@ -20102,7 +20664,7 @@
           <w:left w:w="10" w:type="dxa"/>
           <w:right w:w="10" w:type="dxa"/>
         </w:tblCellMar>
-        <w:tblLook w:val="04A0" w:firstRow="1" w:lastRow="0" w:firstColumn="1" w:lastColumn="0" w:noHBand="0" w:noVBand="1"/>
+        <w:tblLook w:val="0000" w:firstRow="0" w:lastRow="0" w:firstColumn="0" w:lastColumn="0" w:noHBand="0" w:noVBand="0"/>
       </w:tblPr>
       <w:tblGrid>
         <w:gridCol w:w="2400"/>
@@ -20591,7 +21153,7 @@
       <w:pPr>
         <w:pStyle w:val="Heading3"/>
       </w:pPr>
-      <w:bookmarkStart w:id="56" w:name="_Toc241836217"/>
+      <w:bookmarkStart w:id="56" w:name="_Toc241959221"/>
       <w:r>
         <w:t>7.5.3 Prompt Design</w:t>
       </w:r>
@@ -20629,7 +21191,7 @@
         </w:rPr>
         <w:lastRenderedPageBreak/>
         <w:drawing>
-          <wp:inline distT="0" distB="0" distL="0" distR="0" wp14:anchorId="7777BA18" wp14:editId="472B1531">
+          <wp:inline distT="0" distB="0" distL="0" distR="0" wp14:anchorId="44488510" wp14:editId="2D25A303">
             <wp:extent cx="5334000" cy="1885950"/>
             <wp:effectExtent l="0" t="0" r="0" b="0"/>
             <wp:docPr id="11" name="ai" descr="Figure 11: AI Engineering Pipeline Design" title="Figure 11: AI Engineering Pipeline Design"/>
@@ -20696,7 +21258,7 @@
       <w:pPr>
         <w:pStyle w:val="Heading3"/>
       </w:pPr>
-      <w:bookmarkStart w:id="57" w:name="_Toc241836218"/>
+      <w:bookmarkStart w:id="57" w:name="_Toc241959222"/>
       <w:r>
         <w:t>7.5.4 Reliability</w:t>
       </w:r>
@@ -20726,7 +21288,7 @@
       <w:pPr>
         <w:pStyle w:val="Heading2"/>
       </w:pPr>
-      <w:bookmarkStart w:id="58" w:name="_Toc241836219"/>
+      <w:bookmarkStart w:id="58" w:name="_Toc241959223"/>
       <w:r>
         <w:t>7.6 Technology Stack</w:t>
       </w:r>
@@ -20747,7 +21309,7 @@
           <w:left w:w="10" w:type="dxa"/>
           <w:right w:w="10" w:type="dxa"/>
         </w:tblCellMar>
-        <w:tblLook w:val="04A0" w:firstRow="1" w:lastRow="0" w:firstColumn="1" w:lastColumn="0" w:noHBand="0" w:noVBand="1"/>
+        <w:tblLook w:val="0000" w:firstRow="0" w:lastRow="0" w:firstColumn="0" w:lastColumn="0" w:noHBand="0" w:noVBand="0"/>
       </w:tblPr>
       <w:tblGrid>
         <w:gridCol w:w="2400"/>
@@ -21416,7 +21978,7 @@
         <w:pStyle w:val="Heading1"/>
         <w:pageBreakBefore/>
       </w:pPr>
-      <w:bookmarkStart w:id="59" w:name="_Toc241836220"/>
+      <w:bookmarkStart w:id="59" w:name="_Toc241959224"/>
       <w:r>
         <w:lastRenderedPageBreak/>
         <w:t>8. User Manual and User Interface</w:t>
@@ -21447,7 +22009,7 @@
       <w:pPr>
         <w:pStyle w:val="Heading2"/>
       </w:pPr>
-      <w:bookmarkStart w:id="60" w:name="_Toc241836221"/>
+      <w:bookmarkStart w:id="60" w:name="_Toc241959225"/>
       <w:r>
         <w:t>8.1 Uploading Code</w:t>
       </w:r>
@@ -21459,32 +22021,103 @@
         <w:jc w:val="both"/>
       </w:pPr>
       <w:r>
-        <w:t>Choose a single source file, a ZIP archive or a folder. The interface shows the upload progress with stage labels. If the upload is invalid, oversized or contains an unsafe path, an error message is disp</w:t>
-      </w:r>
-      <w:r>
-        <w:t>layed and nothing is analyzed.</w:t>
-      </w:r>
-    </w:p>
-    <w:p>
-      <w:pPr>
-        <w:pBdr>
-          <w:top w:val="single" w:sz="4" w:space="0" w:color="808080"/>
-          <w:left w:val="single" w:sz="4" w:space="0" w:color="808080"/>
-          <w:bottom w:val="single" w:sz="4" w:space="0" w:color="808080"/>
-          <w:right w:val="single" w:sz="4" w:space="0" w:color="808080"/>
-        </w:pBdr>
+        <w:t>When the application opens, the left sidebar shows a short “Get Started” guide (Upload, Analyze, Explore), the upload area and a legend of node types. The user either drops or browses for a single file o</w:t>
+      </w:r>
+      <w:r>
+        <w:t>r ZIP archive (.</w:t>
+      </w:r>
+      <w:proofErr w:type="spellStart"/>
+      <w:r>
+        <w:t>py</w:t>
+      </w:r>
+      <w:proofErr w:type="spellEnd"/>
+      <w:r>
+        <w:t>, .</w:t>
+      </w:r>
+      <w:proofErr w:type="spellStart"/>
+      <w:r>
+        <w:t>js</w:t>
+      </w:r>
+      <w:proofErr w:type="spellEnd"/>
+      <w:r>
+        <w:t>, .</w:t>
+      </w:r>
+      <w:proofErr w:type="spellStart"/>
+      <w:r>
+        <w:t>ts</w:t>
+      </w:r>
+      <w:proofErr w:type="spellEnd"/>
+      <w:r>
+        <w:t>, .java</w:t>
+      </w:r>
+      <w:proofErr w:type="gramStart"/>
+      <w:r>
+        <w:t>, .go</w:t>
+      </w:r>
+      <w:proofErr w:type="gramEnd"/>
+      <w:r>
+        <w:t>, .</w:t>
+      </w:r>
+      <w:proofErr w:type="spellStart"/>
+      <w:r>
+        <w:t>rs</w:t>
+      </w:r>
+      <w:proofErr w:type="spellEnd"/>
+      <w:r>
+        <w:t>, .zip), or clicks “Upload Folder” to select a whole directory. Until something is uploaded, the canvas shows “No graph loaded”. If the upload is invalid, oversized or contains an unsafe path, an error message i</w:t>
+      </w:r>
+      <w:r>
+        <w:t>s displayed and nothing is analyzed.</w:t>
+      </w:r>
+    </w:p>
+    <w:p>
+      <w:pPr>
+        <w:keepNext/>
         <w:spacing w:before="120" w:after="60"/>
         <w:jc w:val="center"/>
       </w:pPr>
       <w:r>
         <w:rPr>
-          <w:i/>
-          <w:iCs/>
-          <w:color w:val="666666"/>
-          <w:sz w:val="22"/>
-          <w:szCs w:val="22"/>
+          <w:noProof/>
         </w:rPr>
-        <w:t>[Insert screenshot: Main interface with upload panel]</w:t>
+        <w:drawing>
+          <wp:inline distT="0" distB="0" distL="0" distR="0" wp14:anchorId="17EB68A8" wp14:editId="3D1AC235">
+            <wp:extent cx="5715000" cy="2609850"/>
+            <wp:effectExtent l="0" t="0" r="0" b="0"/>
+            <wp:docPr id="12" name="shot1" descr="Figure 12: CodeLens Main Interface (Upload Panel and Legend)" title="Figure 12: CodeLens Main Interface (Upload Panel and Legend)"/>
+            <wp:cNvGraphicFramePr>
+              <a:graphicFrameLocks xmlns:a="http://schemas.openxmlformats.org/drawingml/2006/main" noChangeAspect="1"/>
+            </wp:cNvGraphicFramePr>
+            <a:graphic xmlns:a="http://schemas.openxmlformats.org/drawingml/2006/main">
+              <a:graphicData uri="http://schemas.openxmlformats.org/drawingml/2006/picture">
+                <pic:pic xmlns:pic="http://schemas.openxmlformats.org/drawingml/2006/picture">
+                  <pic:nvPicPr>
+                    <pic:cNvPr id="0" name=""/>
+                    <pic:cNvPicPr>
+                      <a:picLocks noChangeAspect="1" noChangeArrowheads="1"/>
+                    </pic:cNvPicPr>
+                  </pic:nvPicPr>
+                  <pic:blipFill>
+                    <a:blip r:embed="rId18"/>
+                    <a:srcRect/>
+                    <a:stretch>
+                      <a:fillRect/>
+                    </a:stretch>
+                  </pic:blipFill>
+                  <pic:spPr bwMode="auto">
+                    <a:xfrm>
+                      <a:off x="0" y="0"/>
+                      <a:ext cx="5715000" cy="2609850"/>
+                    </a:xfrm>
+                    <a:prstGeom prst="rect">
+                      <a:avLst/>
+                    </a:prstGeom>
+                  </pic:spPr>
+                </pic:pic>
+              </a:graphicData>
+            </a:graphic>
+          </wp:inline>
+        </w:drawing>
       </w:r>
     </w:p>
     <w:p>
@@ -21499,18 +22132,8 @@
           <w:sz w:val="22"/>
           <w:szCs w:val="22"/>
         </w:rPr>
-        <w:t>Figure 12: CodeLens Main Interface</w:t>
-      </w:r>
-    </w:p>
-    <w:p>
-      <w:pPr>
-        <w:pStyle w:val="Heading2"/>
-      </w:pPr>
-      <w:bookmarkStart w:id="61" w:name="_Toc241836222"/>
-      <w:r>
-        <w:t>8.2 Browsing the Graph</w:t>
-      </w:r>
-      <w:bookmarkEnd w:id="61"/>
+        <w:t>Figure 12: CodeLens Main Interface (Upload Panel and Legend)</w:t>
+      </w:r>
     </w:p>
     <w:p>
       <w:pPr>
@@ -21518,32 +22141,83 @@
         <w:jc w:val="both"/>
       </w:pPr>
       <w:r>
-        <w:t>After analysis the Tier-1 module graph is shown. Click a module to see its files, click a file to see its functions, and click a function to expand its direct callers and callees. The breadcrumb at the top shows the current path and the “← Back” button ret</w:t>
-      </w:r>
-      <w:r>
-        <w:t>urns to the previous tier. Nodes are colored by type and risk level.</w:t>
-      </w:r>
-    </w:p>
-    <w:p>
-      <w:pPr>
-        <w:pBdr>
-          <w:top w:val="single" w:sz="4" w:space="0" w:color="808080"/>
-          <w:left w:val="single" w:sz="4" w:space="0" w:color="808080"/>
-          <w:bottom w:val="single" w:sz="4" w:space="0" w:color="808080"/>
-          <w:right w:val="single" w:sz="4" w:space="0" w:color="808080"/>
-        </w:pBdr>
+        <w:t>The legend explains the node colors used in the graph views: blue for Module/Package, green for Root Files (files without a module) and for Functions, orang</w:t>
+      </w:r>
+      <w:r>
+        <w:t>e for Source File, and purple for Chunk (large file).</w:t>
+      </w:r>
+    </w:p>
+    <w:p>
+      <w:pPr>
+        <w:pStyle w:val="Heading2"/>
+      </w:pPr>
+      <w:bookmarkStart w:id="61" w:name="_Toc241959226"/>
+      <w:r>
+        <w:t>8.2 Browsing the Multi-Tier Graph</w:t>
+      </w:r>
+      <w:bookmarkEnd w:id="61"/>
+    </w:p>
+    <w:p>
+      <w:pPr>
+        <w:spacing w:after="140" w:line="276" w:lineRule="auto"/>
+        <w:jc w:val="both"/>
+      </w:pPr>
+      <w:r>
+        <w:t>After analysis, the Tier-1 graph shows the project’s modules and the dependencies between them. Files that do not belong to any module are grouped in a “Root Files” nod</w:t>
+      </w:r>
+      <w:r>
+        <w:t>e.</w:t>
+      </w:r>
+    </w:p>
+    <w:p>
+      <w:pPr>
+        <w:keepNext/>
         <w:spacing w:before="120" w:after="60"/>
         <w:jc w:val="center"/>
       </w:pPr>
       <w:r>
         <w:rPr>
-          <w:i/>
-          <w:iCs/>
-          <w:color w:val="666666"/>
-          <w:sz w:val="22"/>
-          <w:szCs w:val="22"/>
+          <w:noProof/>
         </w:rPr>
-        <w:t>[Insert screenshot: Tier-1 / Tier-2 / Tier-3 graph views]</w:t>
+        <w:lastRenderedPageBreak/>
+        <w:drawing>
+          <wp:inline distT="0" distB="0" distL="0" distR="0" wp14:anchorId="4699488A" wp14:editId="0180B572">
+            <wp:extent cx="4953000" cy="2352675"/>
+            <wp:effectExtent l="0" t="0" r="0" b="0"/>
+            <wp:docPr id="13" name="shot2" descr="Figure 13: Tier-1 Module Graph" title="Figure 13: Tier-1 Module Graph"/>
+            <wp:cNvGraphicFramePr>
+              <a:graphicFrameLocks xmlns:a="http://schemas.openxmlformats.org/drawingml/2006/main" noChangeAspect="1"/>
+            </wp:cNvGraphicFramePr>
+            <a:graphic xmlns:a="http://schemas.openxmlformats.org/drawingml/2006/main">
+              <a:graphicData uri="http://schemas.openxmlformats.org/drawingml/2006/picture">
+                <pic:pic xmlns:pic="http://schemas.openxmlformats.org/drawingml/2006/picture">
+                  <pic:nvPicPr>
+                    <pic:cNvPr id="0" name=""/>
+                    <pic:cNvPicPr>
+                      <a:picLocks noChangeAspect="1" noChangeArrowheads="1"/>
+                    </pic:cNvPicPr>
+                  </pic:nvPicPr>
+                  <pic:blipFill>
+                    <a:blip r:embed="rId19"/>
+                    <a:srcRect/>
+                    <a:stretch>
+                      <a:fillRect/>
+                    </a:stretch>
+                  </pic:blipFill>
+                  <pic:spPr bwMode="auto">
+                    <a:xfrm>
+                      <a:off x="0" y="0"/>
+                      <a:ext cx="4953000" cy="2352675"/>
+                    </a:xfrm>
+                    <a:prstGeom prst="rect">
+                      <a:avLst/>
+                    </a:prstGeom>
+                  </pic:spPr>
+                </pic:pic>
+              </a:graphicData>
+            </a:graphic>
+          </wp:inline>
+        </w:drawing>
       </w:r>
     </w:p>
     <w:p>
@@ -21558,18 +22232,8 @@
           <w:sz w:val="22"/>
           <w:szCs w:val="22"/>
         </w:rPr>
-        <w:t>Figure 13: Multi-Tier Graph Visualization</w:t>
-      </w:r>
-    </w:p>
-    <w:p>
-      <w:pPr>
-        <w:pStyle w:val="Heading2"/>
-      </w:pPr>
-      <w:bookmarkStart w:id="62" w:name="_Toc241836223"/>
-      <w:r>
-        <w:t>8.3 Searching</w:t>
-      </w:r>
-      <w:bookmarkEnd w:id="62"/>
+        <w:t>Figure 13: Tier-1 Module Graph</w:t>
+      </w:r>
     </w:p>
     <w:p>
       <w:pPr>
@@ -21577,21 +22241,1761 @@
         <w:jc w:val="both"/>
       </w:pPr>
       <w:r>
-        <w:t>Type a function, file or module name in the search box. Each result shows</w:t>
-      </w:r>
-      <w:r>
-        <w:t xml:space="preserve"> its entity type, file path and risk badge. Selecting a result loads the relevant tier and focuses the node.</w:t>
+        <w:t>Clicking a module (or Root Files) opens the Tier-2 graph of the files it contains.</w:t>
+      </w:r>
+    </w:p>
+    <w:p>
+      <w:pPr>
+        <w:keepNext/>
+        <w:spacing w:before="120" w:after="60"/>
+        <w:jc w:val="center"/>
+      </w:pPr>
+      <w:r>
+        <w:rPr>
+          <w:noProof/>
+        </w:rPr>
+        <w:drawing>
+          <wp:inline distT="0" distB="0" distL="0" distR="0" wp14:anchorId="41BD8BB0" wp14:editId="1FA4BE66">
+            <wp:extent cx="3810000" cy="2400300"/>
+            <wp:effectExtent l="0" t="0" r="0" b="0"/>
+            <wp:docPr id="14" name="shot3" descr="Figure 14: Tier-2 File Graph" title="Figure 14: Tier-2 File Graph"/>
+            <wp:cNvGraphicFramePr>
+              <a:graphicFrameLocks xmlns:a="http://schemas.openxmlformats.org/drawingml/2006/main" noChangeAspect="1"/>
+            </wp:cNvGraphicFramePr>
+            <a:graphic xmlns:a="http://schemas.openxmlformats.org/drawingml/2006/main">
+              <a:graphicData uri="http://schemas.openxmlformats.org/drawingml/2006/picture">
+                <pic:pic xmlns:pic="http://schemas.openxmlformats.org/drawingml/2006/picture">
+                  <pic:nvPicPr>
+                    <pic:cNvPr id="0" name=""/>
+                    <pic:cNvPicPr>
+                      <a:picLocks noChangeAspect="1" noChangeArrowheads="1"/>
+                    </pic:cNvPicPr>
+                  </pic:nvPicPr>
+                  <pic:blipFill>
+                    <a:blip r:embed="rId20"/>
+                    <a:srcRect/>
+                    <a:stretch>
+                      <a:fillRect/>
+                    </a:stretch>
+                  </pic:blipFill>
+                  <pic:spPr bwMode="auto">
+                    <a:xfrm>
+                      <a:off x="0" y="0"/>
+                      <a:ext cx="3810000" cy="2400300"/>
+                    </a:xfrm>
+                    <a:prstGeom prst="rect">
+                      <a:avLst/>
+                    </a:prstGeom>
+                  </pic:spPr>
+                </pic:pic>
+              </a:graphicData>
+            </a:graphic>
+          </wp:inline>
+        </w:drawing>
+      </w:r>
+    </w:p>
+    <w:p>
+      <w:pPr>
+        <w:spacing w:before="80" w:after="240"/>
+        <w:jc w:val="center"/>
+      </w:pPr>
+      <w:r>
+        <w:rPr>
+          <w:b/>
+          <w:bCs/>
+          <w:sz w:val="22"/>
+          <w:szCs w:val="22"/>
+        </w:rPr>
+        <w:t>Figure 14: Tier-2 File Graph</w:t>
+      </w:r>
+    </w:p>
+    <w:p>
+      <w:pPr>
+        <w:spacing w:after="140" w:line="276" w:lineRule="auto"/>
+        <w:jc w:val="both"/>
+      </w:pPr>
+      <w:r>
+        <w:t xml:space="preserve">Clicking a file opens the Tier-3 function graph. Each function node shows its name and the class it belongs to, and carries a small play button that starts dynamic analysis (Section 8.5). Functions that are not called from anywhere (for example </w:t>
+      </w:r>
+      <w:proofErr w:type="spellStart"/>
+      <w:r>
+        <w:t>parse_file</w:t>
+      </w:r>
+      <w:proofErr w:type="spellEnd"/>
+      <w:r>
+        <w:t xml:space="preserve"> </w:t>
+      </w:r>
+      <w:r>
+        <w:t>here) are drawn faded, which marks them as dead-code candidates. Clicking a function expands its direct callers and callees. The breadcrumb shows the current path and “← Back” returns to the previous tier. Hovering over a function shows its change-impact o</w:t>
+      </w:r>
+      <w:r>
+        <w:t>verlay (Figure 16).</w:t>
+      </w:r>
+    </w:p>
+    <w:p>
+      <w:pPr>
+        <w:keepNext/>
+        <w:spacing w:before="120" w:after="60"/>
+        <w:jc w:val="center"/>
+      </w:pPr>
+      <w:r>
+        <w:rPr>
+          <w:noProof/>
+        </w:rPr>
+        <w:lastRenderedPageBreak/>
+        <w:drawing>
+          <wp:inline distT="0" distB="0" distL="0" distR="0" wp14:anchorId="0E291DBC" wp14:editId="5A665E22">
+            <wp:extent cx="5715000" cy="1838325"/>
+            <wp:effectExtent l="0" t="0" r="0" b="0"/>
+            <wp:docPr id="15" name="shot4" descr="Figure 15: Tier-3 Function Graph" title="Figure 15: Tier-3 Function Graph"/>
+            <wp:cNvGraphicFramePr>
+              <a:graphicFrameLocks xmlns:a="http://schemas.openxmlformats.org/drawingml/2006/main" noChangeAspect="1"/>
+            </wp:cNvGraphicFramePr>
+            <a:graphic xmlns:a="http://schemas.openxmlformats.org/drawingml/2006/main">
+              <a:graphicData uri="http://schemas.openxmlformats.org/drawingml/2006/picture">
+                <pic:pic xmlns:pic="http://schemas.openxmlformats.org/drawingml/2006/picture">
+                  <pic:nvPicPr>
+                    <pic:cNvPr id="0" name=""/>
+                    <pic:cNvPicPr>
+                      <a:picLocks noChangeAspect="1" noChangeArrowheads="1"/>
+                    </pic:cNvPicPr>
+                  </pic:nvPicPr>
+                  <pic:blipFill>
+                    <a:blip r:embed="rId21"/>
+                    <a:srcRect/>
+                    <a:stretch>
+                      <a:fillRect/>
+                    </a:stretch>
+                  </pic:blipFill>
+                  <pic:spPr bwMode="auto">
+                    <a:xfrm>
+                      <a:off x="0" y="0"/>
+                      <a:ext cx="5715000" cy="1838325"/>
+                    </a:xfrm>
+                    <a:prstGeom prst="rect">
+                      <a:avLst/>
+                    </a:prstGeom>
+                  </pic:spPr>
+                </pic:pic>
+              </a:graphicData>
+            </a:graphic>
+          </wp:inline>
+        </w:drawing>
+      </w:r>
+    </w:p>
+    <w:p>
+      <w:pPr>
+        <w:spacing w:before="80" w:after="240"/>
+        <w:jc w:val="center"/>
+      </w:pPr>
+      <w:r>
+        <w:rPr>
+          <w:b/>
+          <w:bCs/>
+          <w:sz w:val="22"/>
+          <w:szCs w:val="22"/>
+        </w:rPr>
+        <w:t>Figure 15: Tier-3 Function Graph</w:t>
+      </w:r>
+    </w:p>
+    <w:p>
+      <w:pPr>
+        <w:spacing w:after="140" w:line="276" w:lineRule="auto"/>
+        <w:jc w:val="both"/>
+      </w:pPr>
+      <w:r>
+        <w:t>When the user hovers over or selects a function, the change-impact overlay appears at the top right of the canvas. It shows the function name, a summary such as “Changing this affects 2 function(s) acr</w:t>
+      </w:r>
+      <w:r>
+        <w:t xml:space="preserve">oss 1 file(s)”, and the list of affected callers with their files. The affected call paths are highlighted in orange on the graph and all unrelated nodes are faded. In the example, changing g3 affects </w:t>
+      </w:r>
+      <w:proofErr w:type="spellStart"/>
+      <w:r>
+        <w:t>slice_demo</w:t>
+      </w:r>
+      <w:proofErr w:type="spellEnd"/>
+      <w:r>
+        <w:t xml:space="preserve"> and </w:t>
+      </w:r>
+      <w:proofErr w:type="spellStart"/>
+      <w:r>
+        <w:t>slice_demo_extra</w:t>
+      </w:r>
+      <w:proofErr w:type="spellEnd"/>
+      <w:r>
+        <w:t>.</w:t>
+      </w:r>
+    </w:p>
+    <w:p>
+      <w:pPr>
+        <w:keepNext/>
+        <w:spacing w:before="120" w:after="60"/>
+        <w:jc w:val="center"/>
+      </w:pPr>
+      <w:r>
+        <w:rPr>
+          <w:noProof/>
+        </w:rPr>
+        <w:drawing>
+          <wp:inline distT="0" distB="0" distL="0" distR="0" wp14:anchorId="243617F8" wp14:editId="4A4241DC">
+            <wp:extent cx="4191000" cy="3343275"/>
+            <wp:effectExtent l="0" t="0" r="0" b="0"/>
+            <wp:docPr id="16" name="shot15" descr="Figure 16: Change Impact Overlay" title="Figure 16: Change Impact Overlay"/>
+            <wp:cNvGraphicFramePr>
+              <a:graphicFrameLocks xmlns:a="http://schemas.openxmlformats.org/drawingml/2006/main" noChangeAspect="1"/>
+            </wp:cNvGraphicFramePr>
+            <a:graphic xmlns:a="http://schemas.openxmlformats.org/drawingml/2006/main">
+              <a:graphicData uri="http://schemas.openxmlformats.org/drawingml/2006/picture">
+                <pic:pic xmlns:pic="http://schemas.openxmlformats.org/drawingml/2006/picture">
+                  <pic:nvPicPr>
+                    <pic:cNvPr id="0" name=""/>
+                    <pic:cNvPicPr>
+                      <a:picLocks noChangeAspect="1" noChangeArrowheads="1"/>
+                    </pic:cNvPicPr>
+                  </pic:nvPicPr>
+                  <pic:blipFill>
+                    <a:blip r:embed="rId22"/>
+                    <a:srcRect/>
+                    <a:stretch>
+                      <a:fillRect/>
+                    </a:stretch>
+                  </pic:blipFill>
+                  <pic:spPr bwMode="auto">
+                    <a:xfrm>
+                      <a:off x="0" y="0"/>
+                      <a:ext cx="4191000" cy="3343275"/>
+                    </a:xfrm>
+                    <a:prstGeom prst="rect">
+                      <a:avLst/>
+                    </a:prstGeom>
+                  </pic:spPr>
+                </pic:pic>
+              </a:graphicData>
+            </a:graphic>
+          </wp:inline>
+        </w:drawing>
+      </w:r>
+    </w:p>
+    <w:p>
+      <w:pPr>
+        <w:spacing w:before="80" w:after="240"/>
+        <w:jc w:val="center"/>
+      </w:pPr>
+      <w:r>
+        <w:rPr>
+          <w:b/>
+          <w:bCs/>
+          <w:sz w:val="22"/>
+          <w:szCs w:val="22"/>
+        </w:rPr>
+        <w:t>Figure 16: Change Im</w:t>
+      </w:r>
+      <w:r>
+        <w:rPr>
+          <w:b/>
+          <w:bCs/>
+          <w:sz w:val="22"/>
+          <w:szCs w:val="22"/>
+        </w:rPr>
+        <w:t>pact Overlay</w:t>
       </w:r>
     </w:p>
     <w:p>
       <w:pPr>
         <w:pStyle w:val="Heading2"/>
       </w:pPr>
-      <w:bookmarkStart w:id="63" w:name="_Toc241836224"/>
+      <w:bookmarkStart w:id="62" w:name="_Toc241959227"/>
+      <w:r>
+        <w:t>8.3 Searching</w:t>
+      </w:r>
+      <w:bookmarkEnd w:id="62"/>
+    </w:p>
+    <w:p>
+      <w:pPr>
+        <w:spacing w:after="140" w:line="276" w:lineRule="auto"/>
+        <w:jc w:val="both"/>
+      </w:pPr>
+      <w:r>
+        <w:t>Type a function, file or module name in the search box. Each result shows its entity type, file path and risk badge. Selecting a result loads the relevant tier and focuses the node.</w:t>
+      </w:r>
+    </w:p>
+    <w:p>
+      <w:pPr>
+        <w:pStyle w:val="Heading2"/>
+      </w:pPr>
+      <w:bookmarkStart w:id="63" w:name="_Toc241959228"/>
       <w:r>
         <w:t>8.4 Analysis Panels</w:t>
       </w:r>
       <w:bookmarkEnd w:id="63"/>
+    </w:p>
+    <w:p>
+      <w:pPr>
+        <w:spacing w:after="140" w:line="276" w:lineRule="auto"/>
+        <w:jc w:val="both"/>
+      </w:pPr>
+      <w:r>
+        <w:t>The analysis results are gr</w:t>
+      </w:r>
+      <w:r>
+        <w:t xml:space="preserve">ouped into three tabs at the top of the sidebar: </w:t>
+      </w:r>
+      <w:r>
+        <w:rPr>
+          <w:b/>
+          <w:bCs/>
+        </w:rPr>
+        <w:t>Overview</w:t>
+      </w:r>
+      <w:r>
+        <w:t xml:space="preserve">, </w:t>
+      </w:r>
+      <w:r>
+        <w:rPr>
+          <w:b/>
+          <w:bCs/>
+        </w:rPr>
+        <w:t>Quality</w:t>
+      </w:r>
+      <w:r>
+        <w:t xml:space="preserve"> and </w:t>
+      </w:r>
+      <w:r>
+        <w:rPr>
+          <w:b/>
+          <w:bCs/>
+        </w:rPr>
+        <w:t>Architecture</w:t>
+      </w:r>
+      <w:r>
+        <w:t>.</w:t>
+      </w:r>
+    </w:p>
+    <w:p>
+      <w:pPr>
+        <w:pStyle w:val="Heading3"/>
+      </w:pPr>
+      <w:bookmarkStart w:id="64" w:name="_Toc241959229"/>
+      <w:r>
+        <w:lastRenderedPageBreak/>
+        <w:t>8.4.1 Code Metrics (Overview tab)</w:t>
+      </w:r>
+      <w:bookmarkEnd w:id="64"/>
+    </w:p>
+    <w:p>
+      <w:pPr>
+        <w:spacing w:after="140" w:line="276" w:lineRule="auto"/>
+        <w:jc w:val="both"/>
+      </w:pPr>
+      <w:r>
+        <w:t>The metrics panel gives a quick health check of the project: lines of code, significant lines, number of files and functions, number of c</w:t>
+      </w:r>
+      <w:r>
+        <w:t>all edges, average and maximum cyclomatic complexity, decision points, cognitive complexity, average and maximum parameter count, Halstead volume and difficulty, the Maintainability Index with a verbal rating (for example “Hard to Maintain”), call-chain de</w:t>
+      </w:r>
+      <w:r>
+        <w:t>pth, circular dependencies and orphan nodes. Values that indicate a problem are highlighted in red or yellow.</w:t>
+      </w:r>
+    </w:p>
+    <w:p>
+      <w:pPr>
+        <w:keepNext/>
+        <w:spacing w:before="120" w:after="60"/>
+        <w:jc w:val="center"/>
+      </w:pPr>
+      <w:r>
+        <w:rPr>
+          <w:noProof/>
+        </w:rPr>
+        <w:drawing>
+          <wp:inline distT="0" distB="0" distL="0" distR="0" wp14:anchorId="6AE57AAC" wp14:editId="00A00BF4">
+            <wp:extent cx="3143250" cy="3600450"/>
+            <wp:effectExtent l="0" t="0" r="0" b="0"/>
+            <wp:docPr id="17" name="shot5" descr="Figure 17: Code Metrics Panel" title="Figure 17: Code Metrics Panel"/>
+            <wp:cNvGraphicFramePr>
+              <a:graphicFrameLocks xmlns:a="http://schemas.openxmlformats.org/drawingml/2006/main" noChangeAspect="1"/>
+            </wp:cNvGraphicFramePr>
+            <a:graphic xmlns:a="http://schemas.openxmlformats.org/drawingml/2006/main">
+              <a:graphicData uri="http://schemas.openxmlformats.org/drawingml/2006/picture">
+                <pic:pic xmlns:pic="http://schemas.openxmlformats.org/drawingml/2006/picture">
+                  <pic:nvPicPr>
+                    <pic:cNvPr id="0" name=""/>
+                    <pic:cNvPicPr>
+                      <a:picLocks noChangeAspect="1" noChangeArrowheads="1"/>
+                    </pic:cNvPicPr>
+                  </pic:nvPicPr>
+                  <pic:blipFill>
+                    <a:blip r:embed="rId23"/>
+                    <a:srcRect/>
+                    <a:stretch>
+                      <a:fillRect/>
+                    </a:stretch>
+                  </pic:blipFill>
+                  <pic:spPr bwMode="auto">
+                    <a:xfrm>
+                      <a:off x="0" y="0"/>
+                      <a:ext cx="3143250" cy="3600450"/>
+                    </a:xfrm>
+                    <a:prstGeom prst="rect">
+                      <a:avLst/>
+                    </a:prstGeom>
+                  </pic:spPr>
+                </pic:pic>
+              </a:graphicData>
+            </a:graphic>
+          </wp:inline>
+        </w:drawing>
+      </w:r>
+    </w:p>
+    <w:p>
+      <w:pPr>
+        <w:spacing w:before="80" w:after="240"/>
+        <w:jc w:val="center"/>
+      </w:pPr>
+      <w:r>
+        <w:rPr>
+          <w:b/>
+          <w:bCs/>
+          <w:sz w:val="22"/>
+          <w:szCs w:val="22"/>
+        </w:rPr>
+        <w:t>Figure 17: Code Metrics Panel</w:t>
+      </w:r>
+    </w:p>
+    <w:p>
+      <w:pPr>
+        <w:pStyle w:val="Heading3"/>
+      </w:pPr>
+      <w:bookmarkStart w:id="65" w:name="_Toc241959230"/>
+      <w:r>
+        <w:t>8.4.2 Code Smell Analysis (Quality tab)</w:t>
+      </w:r>
+      <w:bookmarkEnd w:id="65"/>
+    </w:p>
+    <w:p>
+      <w:pPr>
+        <w:spacing w:after="140" w:line="276" w:lineRule="auto"/>
+        <w:jc w:val="both"/>
+      </w:pPr>
+      <w:r>
+        <w:t xml:space="preserve">The smell panel shows the number of Critical, High and Medium smells, a technical-debt score and an estimated development effort in days. It lists the top root smells with their counts and the ranked files with their score and smell count. The sub-tabs </w:t>
+      </w:r>
+      <w:r>
+        <w:rPr>
+          <w:b/>
+          <w:bCs/>
+        </w:rPr>
+        <w:t>Fil</w:t>
+      </w:r>
+      <w:r>
+        <w:rPr>
+          <w:b/>
+          <w:bCs/>
+        </w:rPr>
+        <w:t>es</w:t>
+      </w:r>
+      <w:r>
+        <w:t xml:space="preserve">, </w:t>
+      </w:r>
+      <w:r>
+        <w:rPr>
+          <w:b/>
+          <w:bCs/>
+        </w:rPr>
+        <w:t>ROI Plan</w:t>
+      </w:r>
+      <w:r>
+        <w:t xml:space="preserve">, </w:t>
+      </w:r>
+      <w:r>
+        <w:rPr>
+          <w:b/>
+          <w:bCs/>
+        </w:rPr>
+        <w:t>By Layer</w:t>
+      </w:r>
+      <w:r>
+        <w:t xml:space="preserve"> and </w:t>
+      </w:r>
+      <w:r>
+        <w:rPr>
+          <w:b/>
+          <w:bCs/>
+        </w:rPr>
+        <w:t>Fix Tree</w:t>
+      </w:r>
+      <w:r>
+        <w:t xml:space="preserve"> present the result from different views. The “Generate AI Refactor Plan” button requests the LLM-based plan described in Section 7.5; if the LLM is unavailable, the static fallback plan is shown.</w:t>
+      </w:r>
+    </w:p>
+    <w:p>
+      <w:pPr>
+        <w:keepNext/>
+        <w:spacing w:before="120" w:after="60"/>
+        <w:jc w:val="center"/>
+      </w:pPr>
+      <w:r>
+        <w:rPr>
+          <w:noProof/>
+        </w:rPr>
+        <w:lastRenderedPageBreak/>
+        <w:drawing>
+          <wp:inline distT="0" distB="0" distL="0" distR="0" wp14:anchorId="16F73FAC" wp14:editId="26526D86">
+            <wp:extent cx="3238500" cy="2638425"/>
+            <wp:effectExtent l="0" t="0" r="0" b="0"/>
+            <wp:docPr id="18" name="shot6" descr="Figure 18: Code Smell Analysis Panel" title="Figure 18: Code Smell Analysis Panel"/>
+            <wp:cNvGraphicFramePr>
+              <a:graphicFrameLocks xmlns:a="http://schemas.openxmlformats.org/drawingml/2006/main" noChangeAspect="1"/>
+            </wp:cNvGraphicFramePr>
+            <a:graphic xmlns:a="http://schemas.openxmlformats.org/drawingml/2006/main">
+              <a:graphicData uri="http://schemas.openxmlformats.org/drawingml/2006/picture">
+                <pic:pic xmlns:pic="http://schemas.openxmlformats.org/drawingml/2006/picture">
+                  <pic:nvPicPr>
+                    <pic:cNvPr id="0" name=""/>
+                    <pic:cNvPicPr>
+                      <a:picLocks noChangeAspect="1" noChangeArrowheads="1"/>
+                    </pic:cNvPicPr>
+                  </pic:nvPicPr>
+                  <pic:blipFill>
+                    <a:blip r:embed="rId24"/>
+                    <a:srcRect/>
+                    <a:stretch>
+                      <a:fillRect/>
+                    </a:stretch>
+                  </pic:blipFill>
+                  <pic:spPr bwMode="auto">
+                    <a:xfrm>
+                      <a:off x="0" y="0"/>
+                      <a:ext cx="3238500" cy="2638425"/>
+                    </a:xfrm>
+                    <a:prstGeom prst="rect">
+                      <a:avLst/>
+                    </a:prstGeom>
+                  </pic:spPr>
+                </pic:pic>
+              </a:graphicData>
+            </a:graphic>
+          </wp:inline>
+        </w:drawing>
+      </w:r>
+    </w:p>
+    <w:p>
+      <w:pPr>
+        <w:spacing w:before="80" w:after="240"/>
+        <w:jc w:val="center"/>
+      </w:pPr>
+      <w:r>
+        <w:rPr>
+          <w:b/>
+          <w:bCs/>
+          <w:sz w:val="22"/>
+          <w:szCs w:val="22"/>
+        </w:rPr>
+        <w:t xml:space="preserve">Figure 18: Code Smell </w:t>
+      </w:r>
+      <w:r>
+        <w:rPr>
+          <w:b/>
+          <w:bCs/>
+          <w:sz w:val="22"/>
+          <w:szCs w:val="22"/>
+        </w:rPr>
+        <w:t>Analysis Panel</w:t>
+      </w:r>
+    </w:p>
+    <w:p>
+      <w:pPr>
+        <w:pStyle w:val="Heading3"/>
+      </w:pPr>
+      <w:bookmarkStart w:id="66" w:name="_Toc241959231"/>
+      <w:r>
+        <w:t>8.4.3 Dependency Risk (Quality tab)</w:t>
+      </w:r>
+      <w:bookmarkEnd w:id="66"/>
+    </w:p>
+    <w:p>
+      <w:pPr>
+        <w:spacing w:after="140" w:line="276" w:lineRule="auto"/>
+        <w:jc w:val="both"/>
+      </w:pPr>
+      <w:r>
+        <w:t>The risk panel counts functions by High, Medium and Low risk and lists the most depended-on functions with the message “Changing this will affect N caller(s)”. A colored dot and a caller-count badge show t</w:t>
+      </w:r>
+      <w:r>
+        <w:t>he risk level of each function.</w:t>
+      </w:r>
+    </w:p>
+    <w:p>
+      <w:pPr>
+        <w:keepNext/>
+        <w:spacing w:before="120" w:after="60"/>
+        <w:jc w:val="center"/>
+      </w:pPr>
+      <w:r>
+        <w:rPr>
+          <w:noProof/>
+        </w:rPr>
+        <w:drawing>
+          <wp:inline distT="0" distB="0" distL="0" distR="0" wp14:anchorId="434069F6" wp14:editId="192DCE03">
+            <wp:extent cx="3238500" cy="2838450"/>
+            <wp:effectExtent l="0" t="0" r="0" b="0"/>
+            <wp:docPr id="19" name="shot7" descr="Figure 19: Dependency Risk Panel" title="Figure 19: Dependency Risk Panel"/>
+            <wp:cNvGraphicFramePr>
+              <a:graphicFrameLocks xmlns:a="http://schemas.openxmlformats.org/drawingml/2006/main" noChangeAspect="1"/>
+            </wp:cNvGraphicFramePr>
+            <a:graphic xmlns:a="http://schemas.openxmlformats.org/drawingml/2006/main">
+              <a:graphicData uri="http://schemas.openxmlformats.org/drawingml/2006/picture">
+                <pic:pic xmlns:pic="http://schemas.openxmlformats.org/drawingml/2006/picture">
+                  <pic:nvPicPr>
+                    <pic:cNvPr id="0" name=""/>
+                    <pic:cNvPicPr>
+                      <a:picLocks noChangeAspect="1" noChangeArrowheads="1"/>
+                    </pic:cNvPicPr>
+                  </pic:nvPicPr>
+                  <pic:blipFill>
+                    <a:blip r:embed="rId25"/>
+                    <a:srcRect/>
+                    <a:stretch>
+                      <a:fillRect/>
+                    </a:stretch>
+                  </pic:blipFill>
+                  <pic:spPr bwMode="auto">
+                    <a:xfrm>
+                      <a:off x="0" y="0"/>
+                      <a:ext cx="3238500" cy="2838450"/>
+                    </a:xfrm>
+                    <a:prstGeom prst="rect">
+                      <a:avLst/>
+                    </a:prstGeom>
+                  </pic:spPr>
+                </pic:pic>
+              </a:graphicData>
+            </a:graphic>
+          </wp:inline>
+        </w:drawing>
+      </w:r>
+    </w:p>
+    <w:p>
+      <w:pPr>
+        <w:spacing w:before="80" w:after="240"/>
+        <w:jc w:val="center"/>
+      </w:pPr>
+      <w:r>
+        <w:rPr>
+          <w:b/>
+          <w:bCs/>
+          <w:sz w:val="22"/>
+          <w:szCs w:val="22"/>
+        </w:rPr>
+        <w:t>Figure 19: Dependency Risk Panel</w:t>
+      </w:r>
+    </w:p>
+    <w:p>
+      <w:pPr>
+        <w:pStyle w:val="Heading3"/>
+      </w:pPr>
+      <w:bookmarkStart w:id="67" w:name="_Toc241959232"/>
+      <w:r>
+        <w:t>8.4.4 Dead Code (Quality tab)</w:t>
+      </w:r>
+      <w:bookmarkEnd w:id="67"/>
+    </w:p>
+    <w:p>
+      <w:pPr>
+        <w:spacing w:after="140" w:line="276" w:lineRule="auto"/>
+        <w:jc w:val="both"/>
+      </w:pPr>
+      <w:r>
+        <w:t>The dead-code panel shows the number of unreachable private and public functions and of unused imports. Unreachable functions are listed with their file, line number and confidence (for example “med” for public functions), and unused imports are listed per</w:t>
+      </w:r>
+      <w:r>
+        <w:t xml:space="preserve"> file. A note reminds the user that this is static analysis only, so dynamic calls, reflection and external callers cannot be detected.</w:t>
+      </w:r>
+    </w:p>
+    <w:p>
+      <w:pPr>
+        <w:keepNext/>
+        <w:spacing w:before="120" w:after="60"/>
+        <w:jc w:val="center"/>
+      </w:pPr>
+      <w:r>
+        <w:rPr>
+          <w:noProof/>
+        </w:rPr>
+        <w:lastRenderedPageBreak/>
+        <w:drawing>
+          <wp:inline distT="0" distB="0" distL="0" distR="0" wp14:anchorId="0D44F766" wp14:editId="29D3C146">
+            <wp:extent cx="3238500" cy="2505075"/>
+            <wp:effectExtent l="0" t="0" r="0" b="0"/>
+            <wp:docPr id="20" name="shot8" descr="Figure 20: Dead Code Panel" title="Figure 20: Dead Code Panel"/>
+            <wp:cNvGraphicFramePr>
+              <a:graphicFrameLocks xmlns:a="http://schemas.openxmlformats.org/drawingml/2006/main" noChangeAspect="1"/>
+            </wp:cNvGraphicFramePr>
+            <a:graphic xmlns:a="http://schemas.openxmlformats.org/drawingml/2006/main">
+              <a:graphicData uri="http://schemas.openxmlformats.org/drawingml/2006/picture">
+                <pic:pic xmlns:pic="http://schemas.openxmlformats.org/drawingml/2006/picture">
+                  <pic:nvPicPr>
+                    <pic:cNvPr id="0" name=""/>
+                    <pic:cNvPicPr>
+                      <a:picLocks noChangeAspect="1" noChangeArrowheads="1"/>
+                    </pic:cNvPicPr>
+                  </pic:nvPicPr>
+                  <pic:blipFill>
+                    <a:blip r:embed="rId26"/>
+                    <a:srcRect/>
+                    <a:stretch>
+                      <a:fillRect/>
+                    </a:stretch>
+                  </pic:blipFill>
+                  <pic:spPr bwMode="auto">
+                    <a:xfrm>
+                      <a:off x="0" y="0"/>
+                      <a:ext cx="3238500" cy="2505075"/>
+                    </a:xfrm>
+                    <a:prstGeom prst="rect">
+                      <a:avLst/>
+                    </a:prstGeom>
+                  </pic:spPr>
+                </pic:pic>
+              </a:graphicData>
+            </a:graphic>
+          </wp:inline>
+        </w:drawing>
+      </w:r>
+    </w:p>
+    <w:p>
+      <w:pPr>
+        <w:spacing w:before="80" w:after="240"/>
+        <w:jc w:val="center"/>
+      </w:pPr>
+      <w:r>
+        <w:rPr>
+          <w:b/>
+          <w:bCs/>
+          <w:sz w:val="22"/>
+          <w:szCs w:val="22"/>
+        </w:rPr>
+        <w:t>Figure 20: Dead Code Panel</w:t>
+      </w:r>
+    </w:p>
+    <w:p>
+      <w:pPr>
+        <w:pStyle w:val="Heading3"/>
+      </w:pPr>
+      <w:bookmarkStart w:id="68" w:name="_Toc241959233"/>
+      <w:r>
+        <w:t>8.4.5 Architecture Patterns (Architecture tab)</w:t>
+      </w:r>
+      <w:bookmarkEnd w:id="68"/>
+    </w:p>
+    <w:p>
+      <w:pPr>
+        <w:spacing w:after="140" w:line="276" w:lineRule="auto"/>
+        <w:jc w:val="both"/>
+      </w:pPr>
+      <w:r>
+        <w:t>This panel lists the architecture patterns f</w:t>
+      </w:r>
+      <w:r>
+        <w:t>ound in the project with a confidence percentage, the evidence for each pattern (for example the detected layers) and the components assigned to each layer. In the example, a Layered/N-Tier architecture is detected with 95% confidence.</w:t>
+      </w:r>
+    </w:p>
+    <w:p>
+      <w:pPr>
+        <w:keepNext/>
+        <w:spacing w:before="120" w:after="60"/>
+        <w:jc w:val="center"/>
+      </w:pPr>
+      <w:r>
+        <w:rPr>
+          <w:noProof/>
+        </w:rPr>
+        <w:drawing>
+          <wp:inline distT="0" distB="0" distL="0" distR="0" wp14:anchorId="3BAA5D44" wp14:editId="11C8D472">
+            <wp:extent cx="3143250" cy="1771650"/>
+            <wp:effectExtent l="0" t="0" r="0" b="0"/>
+            <wp:docPr id="21" name="shot9" descr="Figure 21: Architecture Pattern Detection" title="Figure 21: Architecture Pattern Detection"/>
+            <wp:cNvGraphicFramePr>
+              <a:graphicFrameLocks xmlns:a="http://schemas.openxmlformats.org/drawingml/2006/main" noChangeAspect="1"/>
+            </wp:cNvGraphicFramePr>
+            <a:graphic xmlns:a="http://schemas.openxmlformats.org/drawingml/2006/main">
+              <a:graphicData uri="http://schemas.openxmlformats.org/drawingml/2006/picture">
+                <pic:pic xmlns:pic="http://schemas.openxmlformats.org/drawingml/2006/picture">
+                  <pic:nvPicPr>
+                    <pic:cNvPr id="0" name=""/>
+                    <pic:cNvPicPr>
+                      <a:picLocks noChangeAspect="1" noChangeArrowheads="1"/>
+                    </pic:cNvPicPr>
+                  </pic:nvPicPr>
+                  <pic:blipFill>
+                    <a:blip r:embed="rId27"/>
+                    <a:srcRect/>
+                    <a:stretch>
+                      <a:fillRect/>
+                    </a:stretch>
+                  </pic:blipFill>
+                  <pic:spPr bwMode="auto">
+                    <a:xfrm>
+                      <a:off x="0" y="0"/>
+                      <a:ext cx="3143250" cy="1771650"/>
+                    </a:xfrm>
+                    <a:prstGeom prst="rect">
+                      <a:avLst/>
+                    </a:prstGeom>
+                  </pic:spPr>
+                </pic:pic>
+              </a:graphicData>
+            </a:graphic>
+          </wp:inline>
+        </w:drawing>
+      </w:r>
+    </w:p>
+    <w:p>
+      <w:pPr>
+        <w:spacing w:before="80" w:after="240"/>
+        <w:jc w:val="center"/>
+      </w:pPr>
+      <w:r>
+        <w:rPr>
+          <w:b/>
+          <w:bCs/>
+          <w:sz w:val="22"/>
+          <w:szCs w:val="22"/>
+        </w:rPr>
+        <w:t>Figure 21: Archite</w:t>
+      </w:r>
+      <w:r>
+        <w:rPr>
+          <w:b/>
+          <w:bCs/>
+          <w:sz w:val="22"/>
+          <w:szCs w:val="22"/>
+        </w:rPr>
+        <w:t>cture Pattern Detection</w:t>
+      </w:r>
+    </w:p>
+    <w:p>
+      <w:pPr>
+        <w:pStyle w:val="Heading3"/>
+      </w:pPr>
+      <w:bookmarkStart w:id="69" w:name="_Toc241959234"/>
+      <w:r>
+        <w:t xml:space="preserve">8.4.6 </w:t>
+      </w:r>
+      <w:proofErr w:type="spellStart"/>
+      <w:r>
+        <w:t>GoF</w:t>
+      </w:r>
+      <w:proofErr w:type="spellEnd"/>
+      <w:r>
+        <w:t xml:space="preserve"> Design Patterns (Architecture tab)</w:t>
+      </w:r>
+      <w:bookmarkEnd w:id="69"/>
+    </w:p>
+    <w:p>
+      <w:pPr>
+        <w:spacing w:after="140" w:line="276" w:lineRule="auto"/>
+        <w:jc w:val="both"/>
+      </w:pPr>
+      <w:r>
+        <w:t xml:space="preserve">The </w:t>
+      </w:r>
+      <w:proofErr w:type="spellStart"/>
+      <w:r>
+        <w:t>GoF</w:t>
+      </w:r>
+      <w:proofErr w:type="spellEnd"/>
+      <w:r>
+        <w:t xml:space="preserve"> panel lists each detected design pattern with its category (for example Structural), its confidence tier, a plain-language description of what the pattern does and the number of o</w:t>
+      </w:r>
+      <w:r>
+        <w:t>ccurrences. Each occurrence shows its own confidence.</w:t>
+      </w:r>
+    </w:p>
+    <w:p>
+      <w:pPr>
+        <w:keepNext/>
+        <w:spacing w:before="120" w:after="60"/>
+        <w:jc w:val="center"/>
+      </w:pPr>
+      <w:r>
+        <w:rPr>
+          <w:noProof/>
+        </w:rPr>
+        <w:lastRenderedPageBreak/>
+        <w:drawing>
+          <wp:inline distT="0" distB="0" distL="0" distR="0" wp14:anchorId="608ACB9D" wp14:editId="47B23AB3">
+            <wp:extent cx="2857500" cy="2047875"/>
+            <wp:effectExtent l="0" t="0" r="0" b="0"/>
+            <wp:docPr id="22" name="shot10" descr="Figure 22: GoF Design Pattern Detection" title="Figure 22: GoF Design Pattern Detection"/>
+            <wp:cNvGraphicFramePr>
+              <a:graphicFrameLocks xmlns:a="http://schemas.openxmlformats.org/drawingml/2006/main" noChangeAspect="1"/>
+            </wp:cNvGraphicFramePr>
+            <a:graphic xmlns:a="http://schemas.openxmlformats.org/drawingml/2006/main">
+              <a:graphicData uri="http://schemas.openxmlformats.org/drawingml/2006/picture">
+                <pic:pic xmlns:pic="http://schemas.openxmlformats.org/drawingml/2006/picture">
+                  <pic:nvPicPr>
+                    <pic:cNvPr id="0" name=""/>
+                    <pic:cNvPicPr>
+                      <a:picLocks noChangeAspect="1" noChangeArrowheads="1"/>
+                    </pic:cNvPicPr>
+                  </pic:nvPicPr>
+                  <pic:blipFill>
+                    <a:blip r:embed="rId28"/>
+                    <a:srcRect/>
+                    <a:stretch>
+                      <a:fillRect/>
+                    </a:stretch>
+                  </pic:blipFill>
+                  <pic:spPr bwMode="auto">
+                    <a:xfrm>
+                      <a:off x="0" y="0"/>
+                      <a:ext cx="2857500" cy="2047875"/>
+                    </a:xfrm>
+                    <a:prstGeom prst="rect">
+                      <a:avLst/>
+                    </a:prstGeom>
+                  </pic:spPr>
+                </pic:pic>
+              </a:graphicData>
+            </a:graphic>
+          </wp:inline>
+        </w:drawing>
+      </w:r>
+    </w:p>
+    <w:p>
+      <w:pPr>
+        <w:spacing w:before="80" w:after="240"/>
+        <w:jc w:val="center"/>
+      </w:pPr>
+      <w:r>
+        <w:rPr>
+          <w:b/>
+          <w:bCs/>
+          <w:sz w:val="22"/>
+          <w:szCs w:val="22"/>
+        </w:rPr>
+        <w:t xml:space="preserve">Figure 22: </w:t>
+      </w:r>
+      <w:proofErr w:type="spellStart"/>
+      <w:r>
+        <w:rPr>
+          <w:b/>
+          <w:bCs/>
+          <w:sz w:val="22"/>
+          <w:szCs w:val="22"/>
+        </w:rPr>
+        <w:t>GoF</w:t>
+      </w:r>
+      <w:proofErr w:type="spellEnd"/>
+      <w:r>
+        <w:rPr>
+          <w:b/>
+          <w:bCs/>
+          <w:sz w:val="22"/>
+          <w:szCs w:val="22"/>
+        </w:rPr>
+        <w:t xml:space="preserve"> Design Pattern Detection</w:t>
+      </w:r>
+    </w:p>
+    <w:p>
+      <w:pPr>
+        <w:spacing w:after="140" w:line="276" w:lineRule="auto"/>
+        <w:jc w:val="both"/>
+      </w:pPr>
+      <w:r>
+        <w:t xml:space="preserve">Expanding an occurrence shows the technical details and raw evidence behind the detection and the role each class plays in the pattern. In the example, </w:t>
+      </w:r>
+      <w:proofErr w:type="spellStart"/>
+      <w:r>
+        <w:t>MediaAda</w:t>
+      </w:r>
+      <w:r>
+        <w:t>pter</w:t>
+      </w:r>
+      <w:proofErr w:type="spellEnd"/>
+      <w:r>
+        <w:t xml:space="preserve"> is reported as the Adapter because it implements </w:t>
+      </w:r>
+      <w:proofErr w:type="spellStart"/>
+      <w:r>
+        <w:t>MediaPlayer</w:t>
+      </w:r>
+      <w:proofErr w:type="spellEnd"/>
+      <w:r>
+        <w:t xml:space="preserve"> and delegates to the unrelated field </w:t>
+      </w:r>
+      <w:proofErr w:type="spellStart"/>
+      <w:r>
+        <w:t>advancedPlayer</w:t>
+      </w:r>
+      <w:proofErr w:type="spellEnd"/>
+      <w:r>
+        <w:t xml:space="preserve"> of type </w:t>
+      </w:r>
+      <w:proofErr w:type="spellStart"/>
+      <w:r>
+        <w:t>AdvancedMediaPlayer</w:t>
+      </w:r>
+      <w:proofErr w:type="spellEnd"/>
+      <w:r>
+        <w:t>.</w:t>
+      </w:r>
+    </w:p>
+    <w:p>
+      <w:pPr>
+        <w:keepNext/>
+        <w:spacing w:before="120" w:after="60"/>
+        <w:jc w:val="center"/>
+      </w:pPr>
+      <w:r>
+        <w:rPr>
+          <w:noProof/>
+        </w:rPr>
+        <w:drawing>
+          <wp:inline distT="0" distB="0" distL="0" distR="0" wp14:anchorId="1B82B7C0" wp14:editId="00D0089C">
+            <wp:extent cx="2857500" cy="3038475"/>
+            <wp:effectExtent l="0" t="0" r="0" b="0"/>
+            <wp:docPr id="23" name="shot11" descr="Figure 23: GoF Pattern Evidence and Roles" title="Figure 23: GoF Pattern Evidence and Roles"/>
+            <wp:cNvGraphicFramePr>
+              <a:graphicFrameLocks xmlns:a="http://schemas.openxmlformats.org/drawingml/2006/main" noChangeAspect="1"/>
+            </wp:cNvGraphicFramePr>
+            <a:graphic xmlns:a="http://schemas.openxmlformats.org/drawingml/2006/main">
+              <a:graphicData uri="http://schemas.openxmlformats.org/drawingml/2006/picture">
+                <pic:pic xmlns:pic="http://schemas.openxmlformats.org/drawingml/2006/picture">
+                  <pic:nvPicPr>
+                    <pic:cNvPr id="0" name=""/>
+                    <pic:cNvPicPr>
+                      <a:picLocks noChangeAspect="1" noChangeArrowheads="1"/>
+                    </pic:cNvPicPr>
+                  </pic:nvPicPr>
+                  <pic:blipFill>
+                    <a:blip r:embed="rId29"/>
+                    <a:srcRect/>
+                    <a:stretch>
+                      <a:fillRect/>
+                    </a:stretch>
+                  </pic:blipFill>
+                  <pic:spPr bwMode="auto">
+                    <a:xfrm>
+                      <a:off x="0" y="0"/>
+                      <a:ext cx="2857500" cy="3038475"/>
+                    </a:xfrm>
+                    <a:prstGeom prst="rect">
+                      <a:avLst/>
+                    </a:prstGeom>
+                  </pic:spPr>
+                </pic:pic>
+              </a:graphicData>
+            </a:graphic>
+          </wp:inline>
+        </w:drawing>
+      </w:r>
+    </w:p>
+    <w:p>
+      <w:pPr>
+        <w:spacing w:before="80" w:after="240"/>
+        <w:jc w:val="center"/>
+      </w:pPr>
+      <w:r>
+        <w:rPr>
+          <w:b/>
+          <w:bCs/>
+          <w:sz w:val="22"/>
+          <w:szCs w:val="22"/>
+        </w:rPr>
+        <w:t xml:space="preserve">Figure 23: </w:t>
+      </w:r>
+      <w:proofErr w:type="spellStart"/>
+      <w:r>
+        <w:rPr>
+          <w:b/>
+          <w:bCs/>
+          <w:sz w:val="22"/>
+          <w:szCs w:val="22"/>
+        </w:rPr>
+        <w:t>GoF</w:t>
+      </w:r>
+      <w:proofErr w:type="spellEnd"/>
+      <w:r>
+        <w:rPr>
+          <w:b/>
+          <w:bCs/>
+          <w:sz w:val="22"/>
+          <w:szCs w:val="22"/>
+        </w:rPr>
+        <w:t xml:space="preserve"> Pattern Evidence and Roles</w:t>
+      </w:r>
+    </w:p>
+    <w:p>
+      <w:pPr>
+        <w:pStyle w:val="Heading3"/>
+      </w:pPr>
+      <w:bookmarkStart w:id="70" w:name="_Toc241959235"/>
+      <w:r>
+        <w:t>8.4.7 Layer Analysis (Architecture tab)</w:t>
+      </w:r>
+      <w:bookmarkEnd w:id="70"/>
+    </w:p>
+    <w:p>
+      <w:pPr>
+        <w:spacing w:after="140" w:line="276" w:lineRule="auto"/>
+        <w:jc w:val="both"/>
+      </w:pPr>
+      <w:r>
+        <w:t xml:space="preserve">The layer-analysis panel </w:t>
+      </w:r>
+      <w:r>
+        <w:t xml:space="preserve">reports violations of the intended layer boundaries with a severity, a plain-language explanation and the files involved. In the example, one warning reports same-layer coupling between AudioPlayer.java and </w:t>
+      </w:r>
+      <w:proofErr w:type="spellStart"/>
+      <w:r>
+        <w:t>MediaAdapter</w:t>
+      </w:r>
+      <w:proofErr w:type="spellEnd"/>
+      <w:r>
+        <w:t>. This panel needs a folder or ZIP up</w:t>
+      </w:r>
+      <w:r>
+        <w:t>load.</w:t>
+      </w:r>
+    </w:p>
+    <w:p>
+      <w:pPr>
+        <w:keepNext/>
+        <w:spacing w:before="120" w:after="60"/>
+        <w:jc w:val="center"/>
+      </w:pPr>
+      <w:r>
+        <w:rPr>
+          <w:noProof/>
+        </w:rPr>
+        <w:lastRenderedPageBreak/>
+        <w:drawing>
+          <wp:inline distT="0" distB="0" distL="0" distR="0" wp14:anchorId="47E70391" wp14:editId="0480A2AE">
+            <wp:extent cx="3143250" cy="1047750"/>
+            <wp:effectExtent l="0" t="0" r="0" b="0"/>
+            <wp:docPr id="24" name="shot12" descr="Figure 24: Layer Analysis Panel" title="Figure 24: Layer Analysis Panel"/>
+            <wp:cNvGraphicFramePr>
+              <a:graphicFrameLocks xmlns:a="http://schemas.openxmlformats.org/drawingml/2006/main" noChangeAspect="1"/>
+            </wp:cNvGraphicFramePr>
+            <a:graphic xmlns:a="http://schemas.openxmlformats.org/drawingml/2006/main">
+              <a:graphicData uri="http://schemas.openxmlformats.org/drawingml/2006/picture">
+                <pic:pic xmlns:pic="http://schemas.openxmlformats.org/drawingml/2006/picture">
+                  <pic:nvPicPr>
+                    <pic:cNvPr id="0" name=""/>
+                    <pic:cNvPicPr>
+                      <a:picLocks noChangeAspect="1" noChangeArrowheads="1"/>
+                    </pic:cNvPicPr>
+                  </pic:nvPicPr>
+                  <pic:blipFill>
+                    <a:blip r:embed="rId30"/>
+                    <a:srcRect/>
+                    <a:stretch>
+                      <a:fillRect/>
+                    </a:stretch>
+                  </pic:blipFill>
+                  <pic:spPr bwMode="auto">
+                    <a:xfrm>
+                      <a:off x="0" y="0"/>
+                      <a:ext cx="3143250" cy="1047750"/>
+                    </a:xfrm>
+                    <a:prstGeom prst="rect">
+                      <a:avLst/>
+                    </a:prstGeom>
+                  </pic:spPr>
+                </pic:pic>
+              </a:graphicData>
+            </a:graphic>
+          </wp:inline>
+        </w:drawing>
+      </w:r>
+    </w:p>
+    <w:p>
+      <w:pPr>
+        <w:spacing w:before="80" w:after="240"/>
+        <w:jc w:val="center"/>
+      </w:pPr>
+      <w:r>
+        <w:rPr>
+          <w:b/>
+          <w:bCs/>
+          <w:sz w:val="22"/>
+          <w:szCs w:val="22"/>
+        </w:rPr>
+        <w:t>Figure 24: Layer Analysis Panel</w:t>
+      </w:r>
+    </w:p>
+    <w:p>
+      <w:pPr>
+        <w:pStyle w:val="Heading3"/>
+      </w:pPr>
+      <w:bookmarkStart w:id="71" w:name="_Toc241959236"/>
+      <w:r>
+        <w:t>8.4.8 Git History</w:t>
+      </w:r>
+      <w:bookmarkEnd w:id="71"/>
+    </w:p>
+    <w:p>
+      <w:pPr>
+        <w:spacing w:after="140" w:line="276" w:lineRule="auto"/>
+        <w:jc w:val="both"/>
+      </w:pPr>
+      <w:r>
+        <w:t xml:space="preserve">If the uploaded project contains </w:t>
+      </w:r>
+      <w:proofErr w:type="gramStart"/>
+      <w:r>
+        <w:t>a .git</w:t>
+      </w:r>
+      <w:proofErr w:type="gramEnd"/>
+      <w:r>
+        <w:t xml:space="preserve"> directory, the Git History panel shows the current branch, the number of commits, the overall Maintainability Index, cyclomatic and cognitive complexity, and </w:t>
+      </w:r>
+      <w:r>
+        <w:t>a table of the recent commits. Each row shows the short hash, the message, the date, the churn, the number of changed files, and the estimated lines of code, function count, Maintainability Index and change in lines of code for that commit. The panel helps</w:t>
+      </w:r>
+      <w:r>
+        <w:t xml:space="preserve"> to see whether quality is improving or getting worse over time.</w:t>
+      </w:r>
+    </w:p>
+    <w:p>
+      <w:pPr>
+        <w:keepNext/>
+        <w:spacing w:before="120" w:after="60"/>
+        <w:jc w:val="center"/>
+      </w:pPr>
+      <w:r>
+        <w:rPr>
+          <w:noProof/>
+        </w:rPr>
+        <w:drawing>
+          <wp:inline distT="0" distB="0" distL="0" distR="0" wp14:anchorId="55ED9359" wp14:editId="163AA8A2">
+            <wp:extent cx="3619500" cy="3743325"/>
+            <wp:effectExtent l="0" t="0" r="0" b="0"/>
+            <wp:docPr id="25" name="shot14" descr="Figure 25: Git History and Metrics Trend" title="Figure 25: Git History and Metrics Trend"/>
+            <wp:cNvGraphicFramePr>
+              <a:graphicFrameLocks xmlns:a="http://schemas.openxmlformats.org/drawingml/2006/main" noChangeAspect="1"/>
+            </wp:cNvGraphicFramePr>
+            <a:graphic xmlns:a="http://schemas.openxmlformats.org/drawingml/2006/main">
+              <a:graphicData uri="http://schemas.openxmlformats.org/drawingml/2006/picture">
+                <pic:pic xmlns:pic="http://schemas.openxmlformats.org/drawingml/2006/picture">
+                  <pic:nvPicPr>
+                    <pic:cNvPr id="0" name=""/>
+                    <pic:cNvPicPr>
+                      <a:picLocks noChangeAspect="1" noChangeArrowheads="1"/>
+                    </pic:cNvPicPr>
+                  </pic:nvPicPr>
+                  <pic:blipFill>
+                    <a:blip r:embed="rId31"/>
+                    <a:srcRect/>
+                    <a:stretch>
+                      <a:fillRect/>
+                    </a:stretch>
+                  </pic:blipFill>
+                  <pic:spPr bwMode="auto">
+                    <a:xfrm>
+                      <a:off x="0" y="0"/>
+                      <a:ext cx="3619500" cy="3743325"/>
+                    </a:xfrm>
+                    <a:prstGeom prst="rect">
+                      <a:avLst/>
+                    </a:prstGeom>
+                  </pic:spPr>
+                </pic:pic>
+              </a:graphicData>
+            </a:graphic>
+          </wp:inline>
+        </w:drawing>
+      </w:r>
+    </w:p>
+    <w:p>
+      <w:pPr>
+        <w:spacing w:before="80" w:after="240"/>
+        <w:jc w:val="center"/>
+      </w:pPr>
+      <w:r>
+        <w:rPr>
+          <w:b/>
+          <w:bCs/>
+          <w:sz w:val="22"/>
+          <w:szCs w:val="22"/>
+        </w:rPr>
+        <w:t>Figure 25: Git History and Metrics Trend</w:t>
+      </w:r>
+    </w:p>
+    <w:p>
+      <w:pPr>
+        <w:pStyle w:val="Heading2"/>
+      </w:pPr>
+      <w:bookmarkStart w:id="72" w:name="_Toc241959237"/>
+      <w:r>
+        <w:t>8.5 Dynamic Slice</w:t>
+      </w:r>
+      <w:bookmarkEnd w:id="72"/>
+    </w:p>
+    <w:p>
+      <w:pPr>
+        <w:spacing w:after="140" w:line="276" w:lineRule="auto"/>
+        <w:jc w:val="both"/>
+      </w:pPr>
+      <w:r>
+        <w:t xml:space="preserve">Clicking the play button on a Python function node opens the “Run Dynamic Slice” dialog. The dialog shows an input field for every parameter of the function. After the user enters the values and presses </w:t>
+      </w:r>
+      <w:r>
+        <w:rPr>
+          <w:b/>
+          <w:bCs/>
+        </w:rPr>
+        <w:t>Run</w:t>
+      </w:r>
+      <w:r>
+        <w:t>, the function is executed in the Docker sandbox a</w:t>
+      </w:r>
+      <w:r>
+        <w:t>nd the dialog reports how many statements were executed. The executed statements are then listed, and clicking a variable next to a statement computes the backward slice for that variable.</w:t>
+      </w:r>
+    </w:p>
+    <w:p>
+      <w:pPr>
+        <w:keepNext/>
+        <w:spacing w:before="120" w:after="60"/>
+        <w:jc w:val="center"/>
+      </w:pPr>
+      <w:r>
+        <w:rPr>
+          <w:noProof/>
+        </w:rPr>
+        <w:lastRenderedPageBreak/>
+        <w:drawing>
+          <wp:inline distT="0" distB="0" distL="0" distR="0" wp14:anchorId="63640685" wp14:editId="0F5B1AF3">
+            <wp:extent cx="3238500" cy="2733675"/>
+            <wp:effectExtent l="0" t="0" r="0" b="0"/>
+            <wp:docPr id="26" name="shot13" descr="Figure 26: Run Dynamic Slice Dialog" title="Figure 26: Run Dynamic Slice Dialog"/>
+            <wp:cNvGraphicFramePr>
+              <a:graphicFrameLocks xmlns:a="http://schemas.openxmlformats.org/drawingml/2006/main" noChangeAspect="1"/>
+            </wp:cNvGraphicFramePr>
+            <a:graphic xmlns:a="http://schemas.openxmlformats.org/drawingml/2006/main">
+              <a:graphicData uri="http://schemas.openxmlformats.org/drawingml/2006/picture">
+                <pic:pic xmlns:pic="http://schemas.openxmlformats.org/drawingml/2006/picture">
+                  <pic:nvPicPr>
+                    <pic:cNvPr id="0" name=""/>
+                    <pic:cNvPicPr>
+                      <a:picLocks noChangeAspect="1" noChangeArrowheads="1"/>
+                    </pic:cNvPicPr>
+                  </pic:nvPicPr>
+                  <pic:blipFill>
+                    <a:blip r:embed="rId32"/>
+                    <a:srcRect/>
+                    <a:stretch>
+                      <a:fillRect/>
+                    </a:stretch>
+                  </pic:blipFill>
+                  <pic:spPr bwMode="auto">
+                    <a:xfrm>
+                      <a:off x="0" y="0"/>
+                      <a:ext cx="3238500" cy="2733675"/>
+                    </a:xfrm>
+                    <a:prstGeom prst="rect">
+                      <a:avLst/>
+                    </a:prstGeom>
+                  </pic:spPr>
+                </pic:pic>
+              </a:graphicData>
+            </a:graphic>
+          </wp:inline>
+        </w:drawing>
+      </w:r>
+    </w:p>
+    <w:p>
+      <w:pPr>
+        <w:spacing w:before="80" w:after="240"/>
+        <w:jc w:val="center"/>
+      </w:pPr>
+      <w:r>
+        <w:rPr>
+          <w:b/>
+          <w:bCs/>
+          <w:sz w:val="22"/>
+          <w:szCs w:val="22"/>
+        </w:rPr>
+        <w:t>Figure 26: Run Dynamic Slice Dialog</w:t>
+      </w:r>
+    </w:p>
+    <w:p>
+      <w:pPr>
+        <w:pStyle w:val="Heading2"/>
+      </w:pPr>
+      <w:bookmarkStart w:id="73" w:name="_Toc241959238"/>
+      <w:r>
+        <w:t>8.6 Session Behavior</w:t>
+      </w:r>
+      <w:bookmarkEnd w:id="73"/>
+    </w:p>
+    <w:p>
+      <w:pPr>
+        <w:spacing w:after="140" w:line="276" w:lineRule="auto"/>
+        <w:jc w:val="both"/>
+      </w:pPr>
+      <w:r>
+        <w:t>Your dat</w:t>
+      </w:r>
+      <w:r>
+        <w:t>a belongs to your session only. It is deleted when you close the tab, and automatically after 3 hours of inactivity.</w:t>
+      </w:r>
+    </w:p>
+    <w:p>
+      <w:pPr>
+        <w:pStyle w:val="Heading2"/>
+      </w:pPr>
+      <w:bookmarkStart w:id="74" w:name="_Toc241959239"/>
+      <w:r>
+        <w:t>8.7 Running CodeLens Locally</w:t>
+      </w:r>
+      <w:bookmarkEnd w:id="74"/>
+    </w:p>
+    <w:p>
+      <w:pPr>
+        <w:pStyle w:val="Heading3"/>
+      </w:pPr>
+      <w:bookmarkStart w:id="75" w:name="_Toc241959240"/>
+      <w:r>
+        <w:t>8.7.1 Backend Setup</w:t>
+      </w:r>
+      <w:bookmarkEnd w:id="75"/>
+    </w:p>
+    <w:p>
+      <w:pPr>
+        <w:pStyle w:val="ListParagraph"/>
+        <w:numPr>
+          <w:ilvl w:val="0"/>
+          <w:numId w:val="7"/>
+        </w:numPr>
+        <w:spacing w:after="60" w:line="276" w:lineRule="auto"/>
+        <w:jc w:val="both"/>
+      </w:pPr>
+      <w:r>
+        <w:t>Open the Backend folder and create and activate a virtual environment.</w:t>
+      </w:r>
+    </w:p>
+    <w:p>
+      <w:pPr>
+        <w:pStyle w:val="ListParagraph"/>
+        <w:numPr>
+          <w:ilvl w:val="0"/>
+          <w:numId w:val="7"/>
+        </w:numPr>
+        <w:spacing w:after="60" w:line="276" w:lineRule="auto"/>
+        <w:jc w:val="both"/>
+      </w:pPr>
+      <w:r>
+        <w:t>Install the depende</w:t>
+      </w:r>
+      <w:r>
+        <w:t>ncies: pip install -r requirements.txt</w:t>
+      </w:r>
+    </w:p>
+    <w:p>
+      <w:pPr>
+        <w:pStyle w:val="ListParagraph"/>
+        <w:numPr>
+          <w:ilvl w:val="0"/>
+          <w:numId w:val="7"/>
+        </w:numPr>
+        <w:spacing w:after="60" w:line="276" w:lineRule="auto"/>
+        <w:jc w:val="both"/>
+      </w:pPr>
+      <w:r>
+        <w:t>Create Backend</w:t>
+      </w:r>
+      <w:proofErr w:type="gramStart"/>
+      <w:r>
+        <w:t>/.env</w:t>
+      </w:r>
+      <w:proofErr w:type="gramEnd"/>
+      <w:r>
+        <w:t xml:space="preserve"> with the Neo4j connection settings and GROQ_API_KEY (optional; without it the static fallback plan is used).</w:t>
+      </w:r>
+    </w:p>
+    <w:p>
+      <w:pPr>
+        <w:pStyle w:val="ListParagraph"/>
+        <w:numPr>
+          <w:ilvl w:val="0"/>
+          <w:numId w:val="7"/>
+        </w:numPr>
+        <w:spacing w:after="60" w:line="276" w:lineRule="auto"/>
+        <w:jc w:val="both"/>
+      </w:pPr>
+      <w:r>
+        <w:t xml:space="preserve">Start the server: python -m </w:t>
+      </w:r>
+      <w:proofErr w:type="spellStart"/>
+      <w:r>
+        <w:t>uvicorn</w:t>
+      </w:r>
+      <w:proofErr w:type="spellEnd"/>
+      <w:r>
+        <w:t xml:space="preserve"> </w:t>
+      </w:r>
+      <w:proofErr w:type="spellStart"/>
+      <w:r>
+        <w:t>main:app</w:t>
+      </w:r>
+      <w:proofErr w:type="spellEnd"/>
+      <w:r>
+        <w:t xml:space="preserve"> --reload --host 0.0.0.0 --port 8000</w:t>
+      </w:r>
+    </w:p>
+    <w:p>
+      <w:pPr>
+        <w:pStyle w:val="Heading3"/>
+      </w:pPr>
+      <w:bookmarkStart w:id="76" w:name="_Toc241959241"/>
+      <w:r>
+        <w:t>8.7.2 F</w:t>
+      </w:r>
+      <w:r>
+        <w:t>rontend Setup</w:t>
+      </w:r>
+      <w:bookmarkEnd w:id="76"/>
+    </w:p>
+    <w:p>
+      <w:pPr>
+        <w:pStyle w:val="ListParagraph"/>
+        <w:numPr>
+          <w:ilvl w:val="0"/>
+          <w:numId w:val="8"/>
+        </w:numPr>
+        <w:spacing w:after="60" w:line="276" w:lineRule="auto"/>
+        <w:jc w:val="both"/>
+      </w:pPr>
+      <w:r>
+        <w:t xml:space="preserve">Open the Frontend folder and install the packages: </w:t>
+      </w:r>
+      <w:proofErr w:type="spellStart"/>
+      <w:r>
+        <w:t>npm</w:t>
+      </w:r>
+      <w:proofErr w:type="spellEnd"/>
+      <w:r>
+        <w:t xml:space="preserve"> install</w:t>
+      </w:r>
+    </w:p>
+    <w:p>
+      <w:pPr>
+        <w:pStyle w:val="ListParagraph"/>
+        <w:numPr>
+          <w:ilvl w:val="0"/>
+          <w:numId w:val="8"/>
+        </w:numPr>
+        <w:spacing w:after="60" w:line="276" w:lineRule="auto"/>
+        <w:jc w:val="both"/>
+      </w:pPr>
+      <w:r>
+        <w:t xml:space="preserve">Start the development server: </w:t>
+      </w:r>
+      <w:proofErr w:type="spellStart"/>
+      <w:r>
+        <w:t>npm</w:t>
+      </w:r>
+      <w:proofErr w:type="spellEnd"/>
+      <w:r>
+        <w:t xml:space="preserve"> run dev</w:t>
+      </w:r>
+    </w:p>
+    <w:p>
+      <w:pPr>
+        <w:pStyle w:val="ListParagraph"/>
+        <w:numPr>
+          <w:ilvl w:val="0"/>
+          <w:numId w:val="8"/>
+        </w:numPr>
+        <w:spacing w:after="60" w:line="276" w:lineRule="auto"/>
+        <w:jc w:val="both"/>
+      </w:pPr>
+      <w:r>
+        <w:t>Open the address printed by Vite in the browser.</w:t>
+      </w:r>
+    </w:p>
+    <w:p>
+      <w:pPr>
+        <w:spacing w:after="140" w:line="276" w:lineRule="auto"/>
+        <w:jc w:val="both"/>
+      </w:pPr>
+      <w:r>
+        <w:t>For dynamic analysis, Docker must be running on the backend host.</w:t>
+      </w:r>
+    </w:p>
+    <w:p>
+      <w:pPr>
+        <w:pStyle w:val="Heading1"/>
+        <w:pageBreakBefore/>
+      </w:pPr>
+      <w:bookmarkStart w:id="77" w:name="_Toc241959242"/>
+      <w:r>
+        <w:lastRenderedPageBreak/>
+        <w:t>9. Preliminary Test Pl</w:t>
+      </w:r>
+      <w:r>
+        <w:t>an</w:t>
+      </w:r>
+      <w:bookmarkEnd w:id="77"/>
+    </w:p>
+    <w:p>
+      <w:pPr>
+        <w:spacing w:after="140" w:line="276" w:lineRule="auto"/>
+        <w:jc w:val="both"/>
+      </w:pPr>
+      <w:r>
+        <w:t>This chapter gives the high-level testing goals and a set of preliminary test cases for CodeLens.</w:t>
+      </w:r>
+    </w:p>
+    <w:p>
+      <w:pPr>
+        <w:pStyle w:val="Heading2"/>
+      </w:pPr>
+      <w:bookmarkStart w:id="78" w:name="_Toc241959243"/>
+      <w:r>
+        <w:t>9.1 High-Level Description of Testing Goals</w:t>
+      </w:r>
+      <w:bookmarkEnd w:id="78"/>
+    </w:p>
+    <w:p>
+      <w:pPr>
+        <w:pStyle w:val="ListParagraph"/>
+        <w:numPr>
+          <w:ilvl w:val="0"/>
+          <w:numId w:val="9"/>
+        </w:numPr>
+        <w:spacing w:after="60" w:line="276" w:lineRule="auto"/>
+        <w:jc w:val="both"/>
+      </w:pPr>
+      <w:r>
+        <w:t>To demonstrate that the system satisfies the specified requirements (FR-1 to FR-13).</w:t>
+      </w:r>
+    </w:p>
+    <w:p>
+      <w:pPr>
+        <w:pStyle w:val="ListParagraph"/>
+        <w:numPr>
+          <w:ilvl w:val="0"/>
+          <w:numId w:val="9"/>
+        </w:numPr>
+        <w:spacing w:after="60" w:line="276" w:lineRule="auto"/>
+        <w:jc w:val="both"/>
+      </w:pPr>
+      <w:r>
+        <w:t>To verify that upload validation and security controls work: zip-slip rejection, size and count limits, ignored directories.</w:t>
+      </w:r>
+    </w:p>
+    <w:p>
+      <w:pPr>
+        <w:pStyle w:val="ListParagraph"/>
+        <w:numPr>
+          <w:ilvl w:val="0"/>
+          <w:numId w:val="9"/>
+        </w:numPr>
+        <w:spacing w:after="60" w:line="276" w:lineRule="auto"/>
+        <w:jc w:val="both"/>
+      </w:pPr>
+      <w:r>
+        <w:t>To verify that multi-language parsing produces correct function inventories, call graphs and complexity metrics.</w:t>
+      </w:r>
+    </w:p>
+    <w:p>
+      <w:pPr>
+        <w:pStyle w:val="ListParagraph"/>
+        <w:numPr>
+          <w:ilvl w:val="0"/>
+          <w:numId w:val="9"/>
+        </w:numPr>
+        <w:spacing w:after="60" w:line="276" w:lineRule="auto"/>
+        <w:jc w:val="both"/>
+      </w:pPr>
+      <w:r>
+        <w:t>To verify that the</w:t>
+      </w:r>
+      <w:r>
+        <w:t xml:space="preserve"> multi-tier drill-down stays consistent, with correct breadcrumbs and scoping.</w:t>
+      </w:r>
+    </w:p>
+    <w:p>
+      <w:pPr>
+        <w:pStyle w:val="ListParagraph"/>
+        <w:numPr>
+          <w:ilvl w:val="0"/>
+          <w:numId w:val="9"/>
+        </w:numPr>
+        <w:spacing w:after="60" w:line="276" w:lineRule="auto"/>
+        <w:jc w:val="both"/>
+      </w:pPr>
+      <w:r>
+        <w:t xml:space="preserve">To validate architecture-pattern, </w:t>
+      </w:r>
+      <w:proofErr w:type="spellStart"/>
+      <w:r>
+        <w:t>GoF</w:t>
+      </w:r>
+      <w:proofErr w:type="spellEnd"/>
+      <w:r>
+        <w:t>-pattern, layer-violation, smell, dead-code and risk analyses against representative code fixtures.</w:t>
+      </w:r>
+    </w:p>
+    <w:p>
+      <w:pPr>
+        <w:pStyle w:val="ListParagraph"/>
+        <w:numPr>
+          <w:ilvl w:val="0"/>
+          <w:numId w:val="9"/>
+        </w:numPr>
+        <w:spacing w:after="60" w:line="276" w:lineRule="auto"/>
+        <w:jc w:val="both"/>
+      </w:pPr>
+      <w:r>
+        <w:t>To verify that the AI refactor plan fall</w:t>
+      </w:r>
+      <w:r>
+        <w:t>s back to the static plan when the LLM is unavailable.</w:t>
+      </w:r>
+    </w:p>
+    <w:p>
+      <w:pPr>
+        <w:pStyle w:val="ListParagraph"/>
+        <w:numPr>
+          <w:ilvl w:val="0"/>
+          <w:numId w:val="9"/>
+        </w:numPr>
+        <w:spacing w:after="60" w:line="276" w:lineRule="auto"/>
+        <w:jc w:val="both"/>
+      </w:pPr>
+      <w:r>
+        <w:t>To verify session isolation, expiry and cleanup.</w:t>
+      </w:r>
+    </w:p>
+    <w:p>
+      <w:pPr>
+        <w:pStyle w:val="ListParagraph"/>
+        <w:numPr>
+          <w:ilvl w:val="0"/>
+          <w:numId w:val="9"/>
+        </w:numPr>
+        <w:spacing w:after="60" w:line="276" w:lineRule="auto"/>
+        <w:jc w:val="both"/>
+      </w:pPr>
+      <w:r>
+        <w:t>To verify that the performance targets of the non-functional requirements are met.</w:t>
+      </w:r>
+    </w:p>
+    <w:p>
+      <w:pPr>
+        <w:pStyle w:val="Heading2"/>
+      </w:pPr>
+      <w:bookmarkStart w:id="79" w:name="_Toc241959244"/>
+      <w:r>
+        <w:t>9.2 Test Approach</w:t>
+      </w:r>
+      <w:bookmarkEnd w:id="79"/>
     </w:p>
     <w:tbl>
       <w:tblPr>
@@ -21608,1167 +24012,7 @@
           <w:left w:w="10" w:type="dxa"/>
           <w:right w:w="10" w:type="dxa"/>
         </w:tblCellMar>
-        <w:tblLook w:val="04A0" w:firstRow="1" w:lastRow="0" w:firstColumn="1" w:lastColumn="0" w:noHBand="0" w:noVBand="1"/>
-      </w:tblPr>
-      <w:tblGrid>
-        <w:gridCol w:w="2400"/>
-        <w:gridCol w:w="6626"/>
-      </w:tblGrid>
-      <w:tr>
-        <w:tblPrEx>
-          <w:tblCellMar>
-            <w:top w:w="0" w:type="dxa"/>
-            <w:bottom w:w="0" w:type="dxa"/>
-          </w:tblCellMar>
-        </w:tblPrEx>
-        <w:trPr>
-          <w:tblHeader/>
-        </w:trPr>
-        <w:tc>
-          <w:tcPr>
-            <w:tcW w:w="2400" w:type="dxa"/>
-            <w:tcBorders>
-              <w:top w:val="single" w:sz="4" w:space="0" w:color="808080"/>
-              <w:left w:val="single" w:sz="4" w:space="0" w:color="808080"/>
-              <w:bottom w:val="single" w:sz="4" w:space="0" w:color="808080"/>
-              <w:right w:val="single" w:sz="4" w:space="0" w:color="808080"/>
-            </w:tcBorders>
-            <w:shd w:val="clear" w:color="auto" w:fill="D9E2F3"/>
-            <w:tcMar>
-              <w:top w:w="60" w:type="dxa"/>
-              <w:left w:w="100" w:type="dxa"/>
-              <w:bottom w:w="60" w:type="dxa"/>
-              <w:right w:w="100" w:type="dxa"/>
-            </w:tcMar>
-          </w:tcPr>
-          <w:p>
-            <w:pPr>
-              <w:spacing w:after="40"/>
-            </w:pPr>
-            <w:r>
-              <w:rPr>
-                <w:b/>
-                <w:bCs/>
-                <w:sz w:val="21"/>
-                <w:szCs w:val="21"/>
-              </w:rPr>
-              <w:t>Panel</w:t>
-            </w:r>
-          </w:p>
-        </w:tc>
-        <w:tc>
-          <w:tcPr>
-            <w:tcW w:w="6626" w:type="dxa"/>
-            <w:tcBorders>
-              <w:top w:val="single" w:sz="4" w:space="0" w:color="808080"/>
-              <w:left w:val="single" w:sz="4" w:space="0" w:color="808080"/>
-              <w:bottom w:val="single" w:sz="4" w:space="0" w:color="808080"/>
-              <w:right w:val="single" w:sz="4" w:space="0" w:color="808080"/>
-            </w:tcBorders>
-            <w:shd w:val="clear" w:color="auto" w:fill="D9E2F3"/>
-            <w:tcMar>
-              <w:top w:w="60" w:type="dxa"/>
-              <w:left w:w="100" w:type="dxa"/>
-              <w:bottom w:w="60" w:type="dxa"/>
-              <w:right w:w="100" w:type="dxa"/>
-            </w:tcMar>
-          </w:tcPr>
-          <w:p>
-            <w:pPr>
-              <w:spacing w:after="40"/>
-            </w:pPr>
-            <w:r>
-              <w:rPr>
-                <w:b/>
-                <w:bCs/>
-                <w:sz w:val="21"/>
-                <w:szCs w:val="21"/>
-              </w:rPr>
-              <w:t>What it shows</w:t>
-            </w:r>
-          </w:p>
-        </w:tc>
-      </w:tr>
-      <w:tr>
-        <w:tblPrEx>
-          <w:tblCellMar>
-            <w:top w:w="0" w:type="dxa"/>
-            <w:bottom w:w="0" w:type="dxa"/>
-          </w:tblCellMar>
-        </w:tblPrEx>
-        <w:trPr>
-          <w:cantSplit/>
-        </w:trPr>
-        <w:tc>
-          <w:tcPr>
-            <w:tcW w:w="2400" w:type="dxa"/>
-            <w:tcBorders>
-              <w:top w:val="single" w:sz="4" w:space="0" w:color="808080"/>
-              <w:left w:val="single" w:sz="4" w:space="0" w:color="808080"/>
-              <w:bottom w:val="single" w:sz="4" w:space="0" w:color="808080"/>
-              <w:right w:val="single" w:sz="4" w:space="0" w:color="808080"/>
-            </w:tcBorders>
-            <w:tcMar>
-              <w:top w:w="60" w:type="dxa"/>
-              <w:left w:w="100" w:type="dxa"/>
-              <w:bottom w:w="60" w:type="dxa"/>
-              <w:right w:w="100" w:type="dxa"/>
-            </w:tcMar>
-          </w:tcPr>
-          <w:p>
-            <w:pPr>
-              <w:spacing w:after="40"/>
-            </w:pPr>
-            <w:r>
-              <w:rPr>
-                <w:sz w:val="21"/>
-                <w:szCs w:val="21"/>
-              </w:rPr>
-              <w:t>Metrics</w:t>
-            </w:r>
-          </w:p>
-        </w:tc>
-        <w:tc>
-          <w:tcPr>
-            <w:tcW w:w="6626" w:type="dxa"/>
-            <w:tcBorders>
-              <w:top w:val="single" w:sz="4" w:space="0" w:color="808080"/>
-              <w:left w:val="single" w:sz="4" w:space="0" w:color="808080"/>
-              <w:bottom w:val="single" w:sz="4" w:space="0" w:color="808080"/>
-              <w:right w:val="single" w:sz="4" w:space="0" w:color="808080"/>
-            </w:tcBorders>
-            <w:tcMar>
-              <w:top w:w="60" w:type="dxa"/>
-              <w:left w:w="100" w:type="dxa"/>
-              <w:bottom w:w="60" w:type="dxa"/>
-              <w:right w:w="100" w:type="dxa"/>
-            </w:tcMar>
-          </w:tcPr>
-          <w:p>
-            <w:pPr>
-              <w:spacing w:after="40"/>
-            </w:pPr>
-            <w:r>
-              <w:rPr>
-                <w:sz w:val="21"/>
-                <w:szCs w:val="21"/>
-              </w:rPr>
-              <w:t>LOC, complexity, Halstead metrics, Maintainability Index, maximum call-chain depth, circular dependencies and orphan nodes.</w:t>
-            </w:r>
-          </w:p>
-        </w:tc>
-      </w:tr>
-      <w:tr>
-        <w:tblPrEx>
-          <w:tblCellMar>
-            <w:top w:w="0" w:type="dxa"/>
-            <w:bottom w:w="0" w:type="dxa"/>
-          </w:tblCellMar>
-        </w:tblPrEx>
-        <w:trPr>
-          <w:cantSplit/>
-        </w:trPr>
-        <w:tc>
-          <w:tcPr>
-            <w:tcW w:w="2400" w:type="dxa"/>
-            <w:tcBorders>
-              <w:top w:val="single" w:sz="4" w:space="0" w:color="808080"/>
-              <w:left w:val="single" w:sz="4" w:space="0" w:color="808080"/>
-              <w:bottom w:val="single" w:sz="4" w:space="0" w:color="808080"/>
-              <w:right w:val="single" w:sz="4" w:space="0" w:color="808080"/>
-            </w:tcBorders>
-            <w:tcMar>
-              <w:top w:w="60" w:type="dxa"/>
-              <w:left w:w="100" w:type="dxa"/>
-              <w:bottom w:w="60" w:type="dxa"/>
-              <w:right w:w="100" w:type="dxa"/>
-            </w:tcMar>
-          </w:tcPr>
-          <w:p>
-            <w:pPr>
-              <w:spacing w:after="40"/>
-            </w:pPr>
-            <w:r>
-              <w:rPr>
-                <w:sz w:val="21"/>
-                <w:szCs w:val="21"/>
-              </w:rPr>
-              <w:t>Risk</w:t>
-            </w:r>
-          </w:p>
-        </w:tc>
-        <w:tc>
-          <w:tcPr>
-            <w:tcW w:w="6626" w:type="dxa"/>
-            <w:tcBorders>
-              <w:top w:val="single" w:sz="4" w:space="0" w:color="808080"/>
-              <w:left w:val="single" w:sz="4" w:space="0" w:color="808080"/>
-              <w:bottom w:val="single" w:sz="4" w:space="0" w:color="808080"/>
-              <w:right w:val="single" w:sz="4" w:space="0" w:color="808080"/>
-            </w:tcBorders>
-            <w:tcMar>
-              <w:top w:w="60" w:type="dxa"/>
-              <w:left w:w="100" w:type="dxa"/>
-              <w:bottom w:w="60" w:type="dxa"/>
-              <w:right w:w="100" w:type="dxa"/>
-            </w:tcMar>
-          </w:tcPr>
-          <w:p>
-            <w:pPr>
-              <w:spacing w:after="40"/>
-            </w:pPr>
-            <w:r>
-              <w:rPr>
-                <w:sz w:val="21"/>
-                <w:szCs w:val="21"/>
-              </w:rPr>
-              <w:t>Top 50 functions by fan-in with a “Changing this will affect N caller(s)” warning.</w:t>
-            </w:r>
-          </w:p>
-        </w:tc>
-      </w:tr>
-      <w:tr>
-        <w:tblPrEx>
-          <w:tblCellMar>
-            <w:top w:w="0" w:type="dxa"/>
-            <w:bottom w:w="0" w:type="dxa"/>
-          </w:tblCellMar>
-        </w:tblPrEx>
-        <w:trPr>
-          <w:cantSplit/>
-        </w:trPr>
-        <w:tc>
-          <w:tcPr>
-            <w:tcW w:w="2400" w:type="dxa"/>
-            <w:tcBorders>
-              <w:top w:val="single" w:sz="4" w:space="0" w:color="808080"/>
-              <w:left w:val="single" w:sz="4" w:space="0" w:color="808080"/>
-              <w:bottom w:val="single" w:sz="4" w:space="0" w:color="808080"/>
-              <w:right w:val="single" w:sz="4" w:space="0" w:color="808080"/>
-            </w:tcBorders>
-            <w:tcMar>
-              <w:top w:w="60" w:type="dxa"/>
-              <w:left w:w="100" w:type="dxa"/>
-              <w:bottom w:w="60" w:type="dxa"/>
-              <w:right w:w="100" w:type="dxa"/>
-            </w:tcMar>
-          </w:tcPr>
-          <w:p>
-            <w:pPr>
-              <w:spacing w:after="40"/>
-            </w:pPr>
-            <w:r>
-              <w:rPr>
-                <w:sz w:val="21"/>
-                <w:szCs w:val="21"/>
-              </w:rPr>
-              <w:t>Dead Code</w:t>
-            </w:r>
-          </w:p>
-        </w:tc>
-        <w:tc>
-          <w:tcPr>
-            <w:tcW w:w="6626" w:type="dxa"/>
-            <w:tcBorders>
-              <w:top w:val="single" w:sz="4" w:space="0" w:color="808080"/>
-              <w:left w:val="single" w:sz="4" w:space="0" w:color="808080"/>
-              <w:bottom w:val="single" w:sz="4" w:space="0" w:color="808080"/>
-              <w:right w:val="single" w:sz="4" w:space="0" w:color="808080"/>
-            </w:tcBorders>
-            <w:tcMar>
-              <w:top w:w="60" w:type="dxa"/>
-              <w:left w:w="100" w:type="dxa"/>
-              <w:bottom w:w="60" w:type="dxa"/>
-              <w:right w:w="100" w:type="dxa"/>
-            </w:tcMar>
-          </w:tcPr>
-          <w:p>
-            <w:pPr>
-              <w:spacing w:after="40"/>
-            </w:pPr>
-            <w:r>
-              <w:rPr>
-                <w:sz w:val="21"/>
-                <w:szCs w:val="21"/>
-              </w:rPr>
-              <w:t>Unreachable functions with confidence and unused imports per file.</w:t>
-            </w:r>
-          </w:p>
-        </w:tc>
-      </w:tr>
-      <w:tr>
-        <w:tblPrEx>
-          <w:tblCellMar>
-            <w:top w:w="0" w:type="dxa"/>
-            <w:bottom w:w="0" w:type="dxa"/>
-          </w:tblCellMar>
-        </w:tblPrEx>
-        <w:trPr>
-          <w:cantSplit/>
-        </w:trPr>
-        <w:tc>
-          <w:tcPr>
-            <w:tcW w:w="2400" w:type="dxa"/>
-            <w:tcBorders>
-              <w:top w:val="single" w:sz="4" w:space="0" w:color="808080"/>
-              <w:left w:val="single" w:sz="4" w:space="0" w:color="808080"/>
-              <w:bottom w:val="single" w:sz="4" w:space="0" w:color="808080"/>
-              <w:right w:val="single" w:sz="4" w:space="0" w:color="808080"/>
-            </w:tcBorders>
-            <w:tcMar>
-              <w:top w:w="60" w:type="dxa"/>
-              <w:left w:w="100" w:type="dxa"/>
-              <w:bottom w:w="60" w:type="dxa"/>
-              <w:right w:w="100" w:type="dxa"/>
-            </w:tcMar>
-          </w:tcPr>
-          <w:p>
-            <w:pPr>
-              <w:spacing w:after="40"/>
-            </w:pPr>
-            <w:r>
-              <w:rPr>
-                <w:sz w:val="21"/>
-                <w:szCs w:val="21"/>
-              </w:rPr>
-              <w:t>Architecture Patterns</w:t>
-            </w:r>
-          </w:p>
-        </w:tc>
-        <w:tc>
-          <w:tcPr>
-            <w:tcW w:w="6626" w:type="dxa"/>
-            <w:tcBorders>
-              <w:top w:val="single" w:sz="4" w:space="0" w:color="808080"/>
-              <w:left w:val="single" w:sz="4" w:space="0" w:color="808080"/>
-              <w:bottom w:val="single" w:sz="4" w:space="0" w:color="808080"/>
-              <w:right w:val="single" w:sz="4" w:space="0" w:color="808080"/>
-            </w:tcBorders>
-            <w:tcMar>
-              <w:top w:w="60" w:type="dxa"/>
-              <w:left w:w="100" w:type="dxa"/>
-              <w:bottom w:w="60" w:type="dxa"/>
-              <w:right w:w="100" w:type="dxa"/>
-            </w:tcMar>
-          </w:tcPr>
-          <w:p>
-            <w:pPr>
-              <w:spacing w:after="40"/>
-            </w:pPr>
-            <w:r>
-              <w:rPr>
-                <w:sz w:val="21"/>
-                <w:szCs w:val="21"/>
-              </w:rPr>
-              <w:t>Detected patterns with confidence, evidence and component-to-layer mappi</w:t>
-            </w:r>
-            <w:r>
-              <w:rPr>
-                <w:sz w:val="21"/>
-                <w:szCs w:val="21"/>
-              </w:rPr>
-              <w:t xml:space="preserve">ng; </w:t>
-            </w:r>
-            <w:proofErr w:type="spellStart"/>
-            <w:r>
-              <w:rPr>
-                <w:sz w:val="21"/>
-                <w:szCs w:val="21"/>
-              </w:rPr>
-              <w:t>GoF</w:t>
-            </w:r>
-            <w:proofErr w:type="spellEnd"/>
-            <w:r>
-              <w:rPr>
-                <w:sz w:val="21"/>
-                <w:szCs w:val="21"/>
-              </w:rPr>
-              <w:t xml:space="preserve"> patterns.</w:t>
-            </w:r>
-          </w:p>
-        </w:tc>
-      </w:tr>
-      <w:tr>
-        <w:tblPrEx>
-          <w:tblCellMar>
-            <w:top w:w="0" w:type="dxa"/>
-            <w:bottom w:w="0" w:type="dxa"/>
-          </w:tblCellMar>
-        </w:tblPrEx>
-        <w:trPr>
-          <w:cantSplit/>
-        </w:trPr>
-        <w:tc>
-          <w:tcPr>
-            <w:tcW w:w="2400" w:type="dxa"/>
-            <w:tcBorders>
-              <w:top w:val="single" w:sz="4" w:space="0" w:color="808080"/>
-              <w:left w:val="single" w:sz="4" w:space="0" w:color="808080"/>
-              <w:bottom w:val="single" w:sz="4" w:space="0" w:color="808080"/>
-              <w:right w:val="single" w:sz="4" w:space="0" w:color="808080"/>
-            </w:tcBorders>
-            <w:tcMar>
-              <w:top w:w="60" w:type="dxa"/>
-              <w:left w:w="100" w:type="dxa"/>
-              <w:bottom w:w="60" w:type="dxa"/>
-              <w:right w:w="100" w:type="dxa"/>
-            </w:tcMar>
-          </w:tcPr>
-          <w:p>
-            <w:pPr>
-              <w:spacing w:after="40"/>
-            </w:pPr>
-            <w:r>
-              <w:rPr>
-                <w:sz w:val="21"/>
-                <w:szCs w:val="21"/>
-              </w:rPr>
-              <w:t>Layer Analysis</w:t>
-            </w:r>
-          </w:p>
-        </w:tc>
-        <w:tc>
-          <w:tcPr>
-            <w:tcW w:w="6626" w:type="dxa"/>
-            <w:tcBorders>
-              <w:top w:val="single" w:sz="4" w:space="0" w:color="808080"/>
-              <w:left w:val="single" w:sz="4" w:space="0" w:color="808080"/>
-              <w:bottom w:val="single" w:sz="4" w:space="0" w:color="808080"/>
-              <w:right w:val="single" w:sz="4" w:space="0" w:color="808080"/>
-            </w:tcBorders>
-            <w:tcMar>
-              <w:top w:w="60" w:type="dxa"/>
-              <w:left w:w="100" w:type="dxa"/>
-              <w:bottom w:w="60" w:type="dxa"/>
-              <w:right w:w="100" w:type="dxa"/>
-            </w:tcMar>
-          </w:tcPr>
-          <w:p>
-            <w:pPr>
-              <w:spacing w:after="40"/>
-            </w:pPr>
-            <w:r>
-              <w:rPr>
-                <w:sz w:val="21"/>
-                <w:szCs w:val="21"/>
-              </w:rPr>
-              <w:t>Layer violations with source, target, severity and explanation (folder/ZIP upload required).</w:t>
-            </w:r>
-          </w:p>
-        </w:tc>
-      </w:tr>
-      <w:tr>
-        <w:tblPrEx>
-          <w:tblCellMar>
-            <w:top w:w="0" w:type="dxa"/>
-            <w:bottom w:w="0" w:type="dxa"/>
-          </w:tblCellMar>
-        </w:tblPrEx>
-        <w:trPr>
-          <w:cantSplit/>
-        </w:trPr>
-        <w:tc>
-          <w:tcPr>
-            <w:tcW w:w="2400" w:type="dxa"/>
-            <w:tcBorders>
-              <w:top w:val="single" w:sz="4" w:space="0" w:color="808080"/>
-              <w:left w:val="single" w:sz="4" w:space="0" w:color="808080"/>
-              <w:bottom w:val="single" w:sz="4" w:space="0" w:color="808080"/>
-              <w:right w:val="single" w:sz="4" w:space="0" w:color="808080"/>
-            </w:tcBorders>
-            <w:tcMar>
-              <w:top w:w="60" w:type="dxa"/>
-              <w:left w:w="100" w:type="dxa"/>
-              <w:bottom w:w="60" w:type="dxa"/>
-              <w:right w:w="100" w:type="dxa"/>
-            </w:tcMar>
-          </w:tcPr>
-          <w:p>
-            <w:pPr>
-              <w:spacing w:after="40"/>
-            </w:pPr>
-            <w:r>
-              <w:rPr>
-                <w:sz w:val="21"/>
-                <w:szCs w:val="21"/>
-              </w:rPr>
-              <w:t>Git History</w:t>
-            </w:r>
-          </w:p>
-        </w:tc>
-        <w:tc>
-          <w:tcPr>
-            <w:tcW w:w="6626" w:type="dxa"/>
-            <w:tcBorders>
-              <w:top w:val="single" w:sz="4" w:space="0" w:color="808080"/>
-              <w:left w:val="single" w:sz="4" w:space="0" w:color="808080"/>
-              <w:bottom w:val="single" w:sz="4" w:space="0" w:color="808080"/>
-              <w:right w:val="single" w:sz="4" w:space="0" w:color="808080"/>
-            </w:tcBorders>
-            <w:tcMar>
-              <w:top w:w="60" w:type="dxa"/>
-              <w:left w:w="100" w:type="dxa"/>
-              <w:bottom w:w="60" w:type="dxa"/>
-              <w:right w:w="100" w:type="dxa"/>
-            </w:tcMar>
-          </w:tcPr>
-          <w:p>
-            <w:pPr>
-              <w:spacing w:after="40"/>
-            </w:pPr>
-            <w:r>
-              <w:rPr>
-                <w:sz w:val="21"/>
-                <w:szCs w:val="21"/>
-              </w:rPr>
-              <w:t xml:space="preserve">Paginated table of the last 30 commits with churn and metrics (needs </w:t>
-            </w:r>
-            <w:proofErr w:type="gramStart"/>
-            <w:r>
-              <w:rPr>
-                <w:sz w:val="21"/>
-                <w:szCs w:val="21"/>
-              </w:rPr>
-              <w:t>a .git</w:t>
-            </w:r>
-            <w:proofErr w:type="gramEnd"/>
-            <w:r>
-              <w:rPr>
-                <w:sz w:val="21"/>
-                <w:szCs w:val="21"/>
-              </w:rPr>
-              <w:t xml:space="preserve"> directory).</w:t>
-            </w:r>
-          </w:p>
-        </w:tc>
-      </w:tr>
-      <w:tr>
-        <w:tblPrEx>
-          <w:tblCellMar>
-            <w:top w:w="0" w:type="dxa"/>
-            <w:bottom w:w="0" w:type="dxa"/>
-          </w:tblCellMar>
-        </w:tblPrEx>
-        <w:trPr>
-          <w:cantSplit/>
-        </w:trPr>
-        <w:tc>
-          <w:tcPr>
-            <w:tcW w:w="2400" w:type="dxa"/>
-            <w:tcBorders>
-              <w:top w:val="single" w:sz="4" w:space="0" w:color="808080"/>
-              <w:left w:val="single" w:sz="4" w:space="0" w:color="808080"/>
-              <w:bottom w:val="single" w:sz="4" w:space="0" w:color="808080"/>
-              <w:right w:val="single" w:sz="4" w:space="0" w:color="808080"/>
-            </w:tcBorders>
-            <w:tcMar>
-              <w:top w:w="60" w:type="dxa"/>
-              <w:left w:w="100" w:type="dxa"/>
-              <w:bottom w:w="60" w:type="dxa"/>
-              <w:right w:w="100" w:type="dxa"/>
-            </w:tcMar>
-          </w:tcPr>
-          <w:p>
-            <w:pPr>
-              <w:spacing w:after="40"/>
-            </w:pPr>
-            <w:r>
-              <w:rPr>
-                <w:sz w:val="21"/>
-                <w:szCs w:val="21"/>
-              </w:rPr>
-              <w:t>Smell Analysis</w:t>
-            </w:r>
-          </w:p>
-        </w:tc>
-        <w:tc>
-          <w:tcPr>
-            <w:tcW w:w="6626" w:type="dxa"/>
-            <w:tcBorders>
-              <w:top w:val="single" w:sz="4" w:space="0" w:color="808080"/>
-              <w:left w:val="single" w:sz="4" w:space="0" w:color="808080"/>
-              <w:bottom w:val="single" w:sz="4" w:space="0" w:color="808080"/>
-              <w:right w:val="single" w:sz="4" w:space="0" w:color="808080"/>
-            </w:tcBorders>
-            <w:tcMar>
-              <w:top w:w="60" w:type="dxa"/>
-              <w:left w:w="100" w:type="dxa"/>
-              <w:bottom w:w="60" w:type="dxa"/>
-              <w:right w:w="100" w:type="dxa"/>
-            </w:tcMar>
-          </w:tcPr>
-          <w:p>
-            <w:pPr>
-              <w:spacing w:after="40"/>
-            </w:pPr>
-            <w:r>
-              <w:rPr>
-                <w:sz w:val="21"/>
-                <w:szCs w:val="21"/>
-              </w:rPr>
-              <w:t>Severity chips, ranked root-cause files, expandable details and the “AI Refactor Plan” button.</w:t>
-            </w:r>
-          </w:p>
-        </w:tc>
-      </w:tr>
-      <w:tr>
-        <w:tblPrEx>
-          <w:tblCellMar>
-            <w:top w:w="0" w:type="dxa"/>
-            <w:bottom w:w="0" w:type="dxa"/>
-          </w:tblCellMar>
-        </w:tblPrEx>
-        <w:trPr>
-          <w:cantSplit/>
-        </w:trPr>
-        <w:tc>
-          <w:tcPr>
-            <w:tcW w:w="2400" w:type="dxa"/>
-            <w:tcBorders>
-              <w:top w:val="single" w:sz="4" w:space="0" w:color="808080"/>
-              <w:left w:val="single" w:sz="4" w:space="0" w:color="808080"/>
-              <w:bottom w:val="single" w:sz="4" w:space="0" w:color="808080"/>
-              <w:right w:val="single" w:sz="4" w:space="0" w:color="808080"/>
-            </w:tcBorders>
-            <w:tcMar>
-              <w:top w:w="60" w:type="dxa"/>
-              <w:left w:w="100" w:type="dxa"/>
-              <w:bottom w:w="60" w:type="dxa"/>
-              <w:right w:w="100" w:type="dxa"/>
-            </w:tcMar>
-          </w:tcPr>
-          <w:p>
-            <w:pPr>
-              <w:spacing w:after="40"/>
-            </w:pPr>
-            <w:r>
-              <w:rPr>
-                <w:sz w:val="21"/>
-                <w:szCs w:val="21"/>
-              </w:rPr>
-              <w:lastRenderedPageBreak/>
-              <w:t>Change Impact</w:t>
-            </w:r>
-          </w:p>
-        </w:tc>
-        <w:tc>
-          <w:tcPr>
-            <w:tcW w:w="6626" w:type="dxa"/>
-            <w:tcBorders>
-              <w:top w:val="single" w:sz="4" w:space="0" w:color="808080"/>
-              <w:left w:val="single" w:sz="4" w:space="0" w:color="808080"/>
-              <w:bottom w:val="single" w:sz="4" w:space="0" w:color="808080"/>
-              <w:right w:val="single" w:sz="4" w:space="0" w:color="808080"/>
-            </w:tcBorders>
-            <w:tcMar>
-              <w:top w:w="60" w:type="dxa"/>
-              <w:left w:w="100" w:type="dxa"/>
-              <w:bottom w:w="60" w:type="dxa"/>
-              <w:right w:w="100" w:type="dxa"/>
-            </w:tcMar>
-          </w:tcPr>
-          <w:p>
-            <w:pPr>
-              <w:spacing w:after="40"/>
-            </w:pPr>
-            <w:r>
-              <w:rPr>
-                <w:sz w:val="21"/>
-                <w:szCs w:val="21"/>
-              </w:rPr>
-              <w:t>Overlay of the top affected functions with hop depth when a function node is selected.</w:t>
-            </w:r>
-          </w:p>
-        </w:tc>
-      </w:tr>
-    </w:tbl>
-    <w:p>
-      <w:pPr>
-        <w:spacing w:before="80" w:after="240"/>
-        <w:jc w:val="center"/>
-      </w:pPr>
-      <w:r>
-        <w:rPr>
-          <w:b/>
-          <w:bCs/>
-          <w:sz w:val="22"/>
-          <w:szCs w:val="22"/>
-        </w:rPr>
-        <w:t>Table 9: Analysis Panels</w:t>
-      </w:r>
-    </w:p>
-    <w:p>
-      <w:pPr>
-        <w:pBdr>
-          <w:top w:val="single" w:sz="4" w:space="0" w:color="808080"/>
-          <w:left w:val="single" w:sz="4" w:space="0" w:color="808080"/>
-          <w:bottom w:val="single" w:sz="4" w:space="0" w:color="808080"/>
-          <w:right w:val="single" w:sz="4" w:space="0" w:color="808080"/>
-        </w:pBdr>
-        <w:spacing w:before="120" w:after="60"/>
-        <w:jc w:val="center"/>
-      </w:pPr>
-      <w:r>
-        <w:rPr>
-          <w:i/>
-          <w:iCs/>
-          <w:color w:val="666666"/>
-          <w:sz w:val="22"/>
-          <w:szCs w:val="22"/>
-        </w:rPr>
-        <w:t>[Insert screenshot: Smell Analysi</w:t>
-      </w:r>
-      <w:r>
-        <w:rPr>
-          <w:i/>
-          <w:iCs/>
-          <w:color w:val="666666"/>
-          <w:sz w:val="22"/>
-          <w:szCs w:val="22"/>
-        </w:rPr>
-        <w:t>s panel with AI Refactor Plan]</w:t>
-      </w:r>
-    </w:p>
-    <w:p>
-      <w:pPr>
-        <w:spacing w:before="80" w:after="240"/>
-        <w:jc w:val="center"/>
-      </w:pPr>
-      <w:r>
-        <w:rPr>
-          <w:b/>
-          <w:bCs/>
-          <w:sz w:val="22"/>
-          <w:szCs w:val="22"/>
-        </w:rPr>
-        <w:t>Figure 14: Smell Analysis and AI Refactor Plan</w:t>
-      </w:r>
-    </w:p>
-    <w:p>
-      <w:pPr>
-        <w:pBdr>
-          <w:top w:val="single" w:sz="4" w:space="0" w:color="808080"/>
-          <w:left w:val="single" w:sz="4" w:space="0" w:color="808080"/>
-          <w:bottom w:val="single" w:sz="4" w:space="0" w:color="808080"/>
-          <w:right w:val="single" w:sz="4" w:space="0" w:color="808080"/>
-        </w:pBdr>
-        <w:spacing w:before="120" w:after="60"/>
-        <w:jc w:val="center"/>
-      </w:pPr>
-      <w:r>
-        <w:rPr>
-          <w:i/>
-          <w:iCs/>
-          <w:color w:val="666666"/>
-          <w:sz w:val="22"/>
-          <w:szCs w:val="22"/>
-        </w:rPr>
-        <w:t>[Insert screenshot: Change impact overlay]</w:t>
-      </w:r>
-    </w:p>
-    <w:p>
-      <w:pPr>
-        <w:spacing w:before="80" w:after="240"/>
-        <w:jc w:val="center"/>
-      </w:pPr>
-      <w:r>
-        <w:rPr>
-          <w:b/>
-          <w:bCs/>
-          <w:sz w:val="22"/>
-          <w:szCs w:val="22"/>
-        </w:rPr>
-        <w:t>Figure 15: Change Impact Overlay</w:t>
-      </w:r>
-    </w:p>
-    <w:p>
-      <w:pPr>
-        <w:pStyle w:val="Heading2"/>
-      </w:pPr>
-      <w:bookmarkStart w:id="64" w:name="_Toc241836225"/>
-      <w:r>
-        <w:t>8.5 Session Behavior</w:t>
-      </w:r>
-      <w:bookmarkEnd w:id="64"/>
-    </w:p>
-    <w:p>
-      <w:pPr>
-        <w:spacing w:after="140" w:line="276" w:lineRule="auto"/>
-        <w:jc w:val="both"/>
-      </w:pPr>
-      <w:r>
-        <w:t>Your data belongs to your session only. It is deleted when you close the tab, and automatically after 3 hours of inactivity.</w:t>
-      </w:r>
-    </w:p>
-    <w:p>
-      <w:pPr>
-        <w:pStyle w:val="Heading2"/>
-      </w:pPr>
-      <w:bookmarkStart w:id="65" w:name="_Toc241836226"/>
-      <w:r>
-        <w:t>8.6 Running CodeLens Locally</w:t>
-      </w:r>
-      <w:bookmarkEnd w:id="65"/>
-    </w:p>
-    <w:p>
-      <w:pPr>
-        <w:pStyle w:val="Heading3"/>
-      </w:pPr>
-      <w:bookmarkStart w:id="66" w:name="_Toc241836227"/>
-      <w:r>
-        <w:t>8.6.1 Backend Setup</w:t>
-      </w:r>
-      <w:bookmarkEnd w:id="66"/>
-    </w:p>
-    <w:p>
-      <w:pPr>
-        <w:pStyle w:val="ListParagraph"/>
-        <w:numPr>
-          <w:ilvl w:val="0"/>
-          <w:numId w:val="7"/>
-        </w:numPr>
-        <w:spacing w:after="60" w:line="276" w:lineRule="auto"/>
-        <w:jc w:val="both"/>
-      </w:pPr>
-      <w:r>
-        <w:t>Open the Backend folder and create and activate a virtual environment.</w:t>
-      </w:r>
-    </w:p>
-    <w:p>
-      <w:pPr>
-        <w:pStyle w:val="ListParagraph"/>
-        <w:numPr>
-          <w:ilvl w:val="0"/>
-          <w:numId w:val="7"/>
-        </w:numPr>
-        <w:spacing w:after="60" w:line="276" w:lineRule="auto"/>
-        <w:jc w:val="both"/>
-      </w:pPr>
-      <w:r>
-        <w:t>Install the</w:t>
-      </w:r>
-      <w:r>
-        <w:t xml:space="preserve"> dependencies: pip install -r requirements.txt</w:t>
-      </w:r>
-    </w:p>
-    <w:p>
-      <w:pPr>
-        <w:pStyle w:val="ListParagraph"/>
-        <w:numPr>
-          <w:ilvl w:val="0"/>
-          <w:numId w:val="7"/>
-        </w:numPr>
-        <w:spacing w:after="60" w:line="276" w:lineRule="auto"/>
-        <w:jc w:val="both"/>
-      </w:pPr>
-      <w:r>
-        <w:t>Create Backend</w:t>
-      </w:r>
-      <w:proofErr w:type="gramStart"/>
-      <w:r>
-        <w:t>/.env</w:t>
-      </w:r>
-      <w:proofErr w:type="gramEnd"/>
-      <w:r>
-        <w:t xml:space="preserve"> with the Neo4j connection settings and GROQ_API_KEY (optional; without it the static fallback plan is used).</w:t>
-      </w:r>
-    </w:p>
-    <w:p>
-      <w:pPr>
-        <w:pStyle w:val="ListParagraph"/>
-        <w:numPr>
-          <w:ilvl w:val="0"/>
-          <w:numId w:val="7"/>
-        </w:numPr>
-        <w:spacing w:after="60" w:line="276" w:lineRule="auto"/>
-        <w:jc w:val="both"/>
-      </w:pPr>
-      <w:r>
-        <w:t xml:space="preserve">Start the server: python -m </w:t>
-      </w:r>
-      <w:proofErr w:type="spellStart"/>
-      <w:r>
-        <w:t>uvicorn</w:t>
-      </w:r>
-      <w:proofErr w:type="spellEnd"/>
-      <w:r>
-        <w:t xml:space="preserve"> </w:t>
-      </w:r>
-      <w:proofErr w:type="spellStart"/>
-      <w:r>
-        <w:t>main:app</w:t>
-      </w:r>
-      <w:proofErr w:type="spellEnd"/>
-      <w:r>
-        <w:t xml:space="preserve"> --reload --host 0.0.0.0 --port 8000</w:t>
-      </w:r>
-    </w:p>
-    <w:p>
-      <w:pPr>
-        <w:pStyle w:val="Heading3"/>
-      </w:pPr>
-      <w:bookmarkStart w:id="67" w:name="_Toc241836228"/>
-      <w:r>
-        <w:t>8.6.2 Frontend Setup</w:t>
-      </w:r>
-      <w:bookmarkEnd w:id="67"/>
-    </w:p>
-    <w:p>
-      <w:pPr>
-        <w:pStyle w:val="ListParagraph"/>
-        <w:numPr>
-          <w:ilvl w:val="0"/>
-          <w:numId w:val="8"/>
-        </w:numPr>
-        <w:spacing w:after="60" w:line="276" w:lineRule="auto"/>
-        <w:jc w:val="both"/>
-      </w:pPr>
-      <w:r>
-        <w:t xml:space="preserve">Open the Frontend folder and install the packages: </w:t>
-      </w:r>
-      <w:proofErr w:type="spellStart"/>
-      <w:r>
-        <w:t>npm</w:t>
-      </w:r>
-      <w:proofErr w:type="spellEnd"/>
-      <w:r>
-        <w:t xml:space="preserve"> install</w:t>
-      </w:r>
-    </w:p>
-    <w:p>
-      <w:pPr>
-        <w:pStyle w:val="ListParagraph"/>
-        <w:numPr>
-          <w:ilvl w:val="0"/>
-          <w:numId w:val="8"/>
-        </w:numPr>
-        <w:spacing w:after="60" w:line="276" w:lineRule="auto"/>
-        <w:jc w:val="both"/>
-      </w:pPr>
-      <w:r>
-        <w:t xml:space="preserve">Start the development server: </w:t>
-      </w:r>
-      <w:proofErr w:type="spellStart"/>
-      <w:r>
-        <w:t>npm</w:t>
-      </w:r>
-      <w:proofErr w:type="spellEnd"/>
-      <w:r>
-        <w:t xml:space="preserve"> run dev</w:t>
-      </w:r>
-    </w:p>
-    <w:p>
-      <w:pPr>
-        <w:pStyle w:val="ListParagraph"/>
-        <w:numPr>
-          <w:ilvl w:val="0"/>
-          <w:numId w:val="8"/>
-        </w:numPr>
-        <w:spacing w:after="60" w:line="276" w:lineRule="auto"/>
-        <w:jc w:val="both"/>
-      </w:pPr>
-      <w:r>
-        <w:t>Open the address printed by Vite in the browser.</w:t>
-      </w:r>
-    </w:p>
-    <w:p>
-      <w:pPr>
-        <w:spacing w:after="140" w:line="276" w:lineRule="auto"/>
-        <w:jc w:val="both"/>
-      </w:pPr>
-      <w:r>
-        <w:t>For dynamic analysis, Docker must be running on the backend host.</w:t>
-      </w:r>
-    </w:p>
-    <w:p>
-      <w:pPr>
-        <w:pStyle w:val="Heading1"/>
-        <w:pageBreakBefore/>
-      </w:pPr>
-      <w:bookmarkStart w:id="68" w:name="_Toc241836229"/>
-      <w:r>
-        <w:lastRenderedPageBreak/>
-        <w:t>9. Preliminary</w:t>
-      </w:r>
-      <w:r>
-        <w:t xml:space="preserve"> Test Plan</w:t>
-      </w:r>
-      <w:bookmarkEnd w:id="68"/>
-    </w:p>
-    <w:p>
-      <w:pPr>
-        <w:spacing w:after="140" w:line="276" w:lineRule="auto"/>
-        <w:jc w:val="both"/>
-      </w:pPr>
-      <w:r>
-        <w:t>This chapter gives the high-level testing goals and a set of preliminary test cases for CodeLens.</w:t>
-      </w:r>
-    </w:p>
-    <w:p>
-      <w:pPr>
-        <w:pStyle w:val="Heading2"/>
-      </w:pPr>
-      <w:bookmarkStart w:id="69" w:name="_Toc241836230"/>
-      <w:r>
-        <w:t>9.1 High-Level Description of Testing Goals</w:t>
-      </w:r>
-      <w:bookmarkEnd w:id="69"/>
-    </w:p>
-    <w:p>
-      <w:pPr>
-        <w:pStyle w:val="ListParagraph"/>
-        <w:numPr>
-          <w:ilvl w:val="0"/>
-          <w:numId w:val="9"/>
-        </w:numPr>
-        <w:spacing w:after="60" w:line="276" w:lineRule="auto"/>
-        <w:jc w:val="both"/>
-      </w:pPr>
-      <w:r>
-        <w:t>To demonstrate that the system satisfies the specified requirements (FR-1 to FR-13).</w:t>
-      </w:r>
-    </w:p>
-    <w:p>
-      <w:pPr>
-        <w:pStyle w:val="ListParagraph"/>
-        <w:numPr>
-          <w:ilvl w:val="0"/>
-          <w:numId w:val="9"/>
-        </w:numPr>
-        <w:spacing w:after="60" w:line="276" w:lineRule="auto"/>
-        <w:jc w:val="both"/>
-      </w:pPr>
-      <w:r>
-        <w:t>To verify that upl</w:t>
-      </w:r>
-      <w:r>
-        <w:t>oad validation and security controls work: zip-slip rejection, size and count limits, ignored directories.</w:t>
-      </w:r>
-    </w:p>
-    <w:p>
-      <w:pPr>
-        <w:pStyle w:val="ListParagraph"/>
-        <w:numPr>
-          <w:ilvl w:val="0"/>
-          <w:numId w:val="9"/>
-        </w:numPr>
-        <w:spacing w:after="60" w:line="276" w:lineRule="auto"/>
-        <w:jc w:val="both"/>
-      </w:pPr>
-      <w:r>
-        <w:t>To verify that multi-language parsing produces correct function inventories, call graphs and complexity metrics.</w:t>
-      </w:r>
-    </w:p>
-    <w:p>
-      <w:pPr>
-        <w:pStyle w:val="ListParagraph"/>
-        <w:numPr>
-          <w:ilvl w:val="0"/>
-          <w:numId w:val="9"/>
-        </w:numPr>
-        <w:spacing w:after="60" w:line="276" w:lineRule="auto"/>
-        <w:jc w:val="both"/>
-      </w:pPr>
-      <w:r>
-        <w:t>To verify that the multi-tier drill-</w:t>
-      </w:r>
-      <w:r>
-        <w:t>down stays consistent, with correct breadcrumbs and scoping.</w:t>
-      </w:r>
-    </w:p>
-    <w:p>
-      <w:pPr>
-        <w:pStyle w:val="ListParagraph"/>
-        <w:numPr>
-          <w:ilvl w:val="0"/>
-          <w:numId w:val="9"/>
-        </w:numPr>
-        <w:spacing w:after="60" w:line="276" w:lineRule="auto"/>
-        <w:jc w:val="both"/>
-      </w:pPr>
-      <w:r>
-        <w:t xml:space="preserve">To validate architecture-pattern, </w:t>
-      </w:r>
-      <w:proofErr w:type="spellStart"/>
-      <w:r>
-        <w:t>GoF</w:t>
-      </w:r>
-      <w:proofErr w:type="spellEnd"/>
-      <w:r>
-        <w:t>-pattern, layer-violation, smell, dead-code and risk analyses against representative code fixtures.</w:t>
-      </w:r>
-    </w:p>
-    <w:p>
-      <w:pPr>
-        <w:pStyle w:val="ListParagraph"/>
-        <w:numPr>
-          <w:ilvl w:val="0"/>
-          <w:numId w:val="9"/>
-        </w:numPr>
-        <w:spacing w:after="60" w:line="276" w:lineRule="auto"/>
-        <w:jc w:val="both"/>
-      </w:pPr>
-      <w:r>
-        <w:t>To verify that the AI refactor plan falls back to the stat</w:t>
-      </w:r>
-      <w:r>
-        <w:t>ic plan when the LLM is unavailable.</w:t>
-      </w:r>
-    </w:p>
-    <w:p>
-      <w:pPr>
-        <w:pStyle w:val="ListParagraph"/>
-        <w:numPr>
-          <w:ilvl w:val="0"/>
-          <w:numId w:val="9"/>
-        </w:numPr>
-        <w:spacing w:after="60" w:line="276" w:lineRule="auto"/>
-        <w:jc w:val="both"/>
-      </w:pPr>
-      <w:r>
-        <w:t>To verify session isolation, expiry and cleanup.</w:t>
-      </w:r>
-    </w:p>
-    <w:p>
-      <w:pPr>
-        <w:pStyle w:val="ListParagraph"/>
-        <w:numPr>
-          <w:ilvl w:val="0"/>
-          <w:numId w:val="9"/>
-        </w:numPr>
-        <w:spacing w:after="60" w:line="276" w:lineRule="auto"/>
-        <w:jc w:val="both"/>
-      </w:pPr>
-      <w:r>
-        <w:t>To verify that the performance targets of the non-functional requirements are met.</w:t>
-      </w:r>
-    </w:p>
-    <w:p>
-      <w:pPr>
-        <w:pStyle w:val="Heading2"/>
-      </w:pPr>
-      <w:bookmarkStart w:id="70" w:name="_Toc241836231"/>
-      <w:r>
-        <w:t>9.2 Test Approach</w:t>
-      </w:r>
-      <w:bookmarkEnd w:id="70"/>
-    </w:p>
-    <w:tbl>
-      <w:tblPr>
-        <w:tblW w:w="9026" w:type="dxa"/>
-        <w:tblBorders>
-          <w:top w:val="single" w:sz="4" w:space="0" w:color="auto"/>
-          <w:left w:val="single" w:sz="4" w:space="0" w:color="auto"/>
-          <w:bottom w:val="single" w:sz="4" w:space="0" w:color="auto"/>
-          <w:right w:val="single" w:sz="4" w:space="0" w:color="auto"/>
-          <w:insideH w:val="single" w:sz="4" w:space="0" w:color="auto"/>
-          <w:insideV w:val="single" w:sz="4" w:space="0" w:color="auto"/>
-        </w:tblBorders>
-        <w:tblCellMar>
-          <w:left w:w="10" w:type="dxa"/>
-          <w:right w:w="10" w:type="dxa"/>
-        </w:tblCellMar>
-        <w:tblLook w:val="04A0" w:firstRow="1" w:lastRow="0" w:firstColumn="1" w:lastColumn="0" w:noHBand="0" w:noVBand="1"/>
+        <w:tblLook w:val="0000" w:firstRow="0" w:lastRow="0" w:firstColumn="0" w:lastColumn="0" w:noHBand="0" w:noVBand="0"/>
       </w:tblPr>
       <w:tblGrid>
         <w:gridCol w:w="1800"/>
@@ -23207,7 +24451,14 @@
                 <w:sz w:val="21"/>
                 <w:szCs w:val="21"/>
               </w:rPr>
-              <w:t>Full upload-to-analysis walkthroughs.</w:t>
+              <w:t>Full upload-to-an</w:t>
+            </w:r>
+            <w:r>
+              <w:rPr>
+                <w:sz w:val="21"/>
+                <w:szCs w:val="21"/>
+              </w:rPr>
+              <w:t>alysis walkthroughs.</w:t>
             </w:r>
           </w:p>
         </w:tc>
@@ -23390,14 +24641,7 @@
                 <w:sz w:val="21"/>
                 <w:szCs w:val="21"/>
               </w:rPr>
-              <w:t>Manual t</w:t>
-            </w:r>
-            <w:r>
-              <w:rPr>
-                <w:sz w:val="21"/>
-                <w:szCs w:val="21"/>
-              </w:rPr>
-              <w:t>iming</w:t>
+              <w:t>Manual timing</w:t>
             </w:r>
           </w:p>
         </w:tc>
@@ -23460,7 +24704,7 @@
           <w:sz w:val="22"/>
           <w:szCs w:val="22"/>
         </w:rPr>
-        <w:t>Table 10: Test Levels and Types</w:t>
+        <w:t>Table 9: Test Levels and Types</w:t>
       </w:r>
     </w:p>
     <w:p>
@@ -23485,21 +24729,21 @@
       </w:r>
       <w:proofErr w:type="spellEnd"/>
       <w:r>
-        <w:t xml:space="preserve"> fixture tests with fixtures for the 23 pat</w:t>
-      </w:r>
-      <w:r>
-        <w:t>terns in several languages). The test cases below extend this suite with feature-level scenarios.</w:t>
+        <w:t xml:space="preserve"> fixture tes</w:t>
+      </w:r>
+      <w:r>
+        <w:t>ts with fixtures for the 23 patterns in several languages). The test cases below extend this suite with feature-level scenarios.</w:t>
       </w:r>
     </w:p>
     <w:p>
       <w:pPr>
         <w:pStyle w:val="Heading2"/>
       </w:pPr>
-      <w:bookmarkStart w:id="71" w:name="_Toc241836232"/>
+      <w:bookmarkStart w:id="80" w:name="_Toc241959245"/>
       <w:r>
         <w:t>9.3 Test Cases</w:t>
       </w:r>
-      <w:bookmarkEnd w:id="71"/>
+      <w:bookmarkEnd w:id="80"/>
     </w:p>
     <w:tbl>
       <w:tblPr>
@@ -23516,7 +24760,7 @@
           <w:left w:w="10" w:type="dxa"/>
           <w:right w:w="10" w:type="dxa"/>
         </w:tblCellMar>
-        <w:tblLook w:val="04A0" w:firstRow="1" w:lastRow="0" w:firstColumn="1" w:lastColumn="0" w:noHBand="0" w:noVBand="1"/>
+        <w:tblLook w:val="0000" w:firstRow="0" w:lastRow="0" w:firstColumn="0" w:lastColumn="0" w:noHBand="0" w:noVBand="0"/>
       </w:tblPr>
       <w:tblGrid>
         <w:gridCol w:w="2200"/>
@@ -23852,7 +25096,7 @@
           <w:left w:w="10" w:type="dxa"/>
           <w:right w:w="10" w:type="dxa"/>
         </w:tblCellMar>
-        <w:tblLook w:val="04A0" w:firstRow="1" w:lastRow="0" w:firstColumn="1" w:lastColumn="0" w:noHBand="0" w:noVBand="1"/>
+        <w:tblLook w:val="0000" w:firstRow="0" w:lastRow="0" w:firstColumn="0" w:lastColumn="0" w:noHBand="0" w:noVBand="0"/>
       </w:tblPr>
       <w:tblGrid>
         <w:gridCol w:w="2200"/>
@@ -24187,7 +25431,7 @@
           <w:left w:w="10" w:type="dxa"/>
           <w:right w:w="10" w:type="dxa"/>
         </w:tblCellMar>
-        <w:tblLook w:val="04A0" w:firstRow="1" w:lastRow="0" w:firstColumn="1" w:lastColumn="0" w:noHBand="0" w:noVBand="1"/>
+        <w:tblLook w:val="0000" w:firstRow="0" w:lastRow="0" w:firstColumn="0" w:lastColumn="0" w:noHBand="0" w:noVBand="0"/>
       </w:tblPr>
       <w:tblGrid>
         <w:gridCol w:w="2200"/>
@@ -24526,7 +25770,7 @@
           <w:left w:w="10" w:type="dxa"/>
           <w:right w:w="10" w:type="dxa"/>
         </w:tblCellMar>
-        <w:tblLook w:val="04A0" w:firstRow="1" w:lastRow="0" w:firstColumn="1" w:lastColumn="0" w:noHBand="0" w:noVBand="1"/>
+        <w:tblLook w:val="0000" w:firstRow="0" w:lastRow="0" w:firstColumn="0" w:lastColumn="0" w:noHBand="0" w:noVBand="0"/>
       </w:tblPr>
       <w:tblGrid>
         <w:gridCol w:w="2200"/>
@@ -24849,7 +26093,7 @@
           <w:left w:w="10" w:type="dxa"/>
           <w:right w:w="10" w:type="dxa"/>
         </w:tblCellMar>
-        <w:tblLook w:val="04A0" w:firstRow="1" w:lastRow="0" w:firstColumn="1" w:lastColumn="0" w:noHBand="0" w:noVBand="1"/>
+        <w:tblLook w:val="0000" w:firstRow="0" w:lastRow="0" w:firstColumn="0" w:lastColumn="0" w:noHBand="0" w:noVBand="0"/>
       </w:tblPr>
       <w:tblGrid>
         <w:gridCol w:w="2200"/>
@@ -25191,7 +26435,7 @@
           <w:left w:w="10" w:type="dxa"/>
           <w:right w:w="10" w:type="dxa"/>
         </w:tblCellMar>
-        <w:tblLook w:val="04A0" w:firstRow="1" w:lastRow="0" w:firstColumn="1" w:lastColumn="0" w:noHBand="0" w:noVBand="1"/>
+        <w:tblLook w:val="0000" w:firstRow="0" w:lastRow="0" w:firstColumn="0" w:lastColumn="0" w:noHBand="0" w:noVBand="0"/>
       </w:tblPr>
       <w:tblGrid>
         <w:gridCol w:w="2200"/>
@@ -25522,7 +26766,7 @@
           <w:left w:w="10" w:type="dxa"/>
           <w:right w:w="10" w:type="dxa"/>
         </w:tblCellMar>
-        <w:tblLook w:val="04A0" w:firstRow="1" w:lastRow="0" w:firstColumn="1" w:lastColumn="0" w:noHBand="0" w:noVBand="1"/>
+        <w:tblLook w:val="0000" w:firstRow="0" w:lastRow="0" w:firstColumn="0" w:lastColumn="0" w:noHBand="0" w:noVBand="0"/>
       </w:tblPr>
       <w:tblGrid>
         <w:gridCol w:w="2200"/>
@@ -25873,7 +27117,7 @@
           <w:left w:w="10" w:type="dxa"/>
           <w:right w:w="10" w:type="dxa"/>
         </w:tblCellMar>
-        <w:tblLook w:val="04A0" w:firstRow="1" w:lastRow="0" w:firstColumn="1" w:lastColumn="0" w:noHBand="0" w:noVBand="1"/>
+        <w:tblLook w:val="0000" w:firstRow="0" w:lastRow="0" w:firstColumn="0" w:lastColumn="0" w:noHBand="0" w:noVBand="0"/>
       </w:tblPr>
       <w:tblGrid>
         <w:gridCol w:w="2200"/>
@@ -26191,7 +27435,7 @@
           <w:left w:w="10" w:type="dxa"/>
           <w:right w:w="10" w:type="dxa"/>
         </w:tblCellMar>
-        <w:tblLook w:val="04A0" w:firstRow="1" w:lastRow="0" w:firstColumn="1" w:lastColumn="0" w:noHBand="0" w:noVBand="1"/>
+        <w:tblLook w:val="0000" w:firstRow="0" w:lastRow="0" w:firstColumn="0" w:lastColumn="0" w:noHBand="0" w:noVBand="0"/>
       </w:tblPr>
       <w:tblGrid>
         <w:gridCol w:w="2200"/>
@@ -26502,7 +27746,7 @@
           <w:left w:w="10" w:type="dxa"/>
           <w:right w:w="10" w:type="dxa"/>
         </w:tblCellMar>
-        <w:tblLook w:val="04A0" w:firstRow="1" w:lastRow="0" w:firstColumn="1" w:lastColumn="0" w:noHBand="0" w:noVBand="1"/>
+        <w:tblLook w:val="0000" w:firstRow="0" w:lastRow="0" w:firstColumn="0" w:lastColumn="0" w:noHBand="0" w:noVBand="0"/>
       </w:tblPr>
       <w:tblGrid>
         <w:gridCol w:w="2200"/>
@@ -26813,7 +28057,7 @@
           <w:left w:w="10" w:type="dxa"/>
           <w:right w:w="10" w:type="dxa"/>
         </w:tblCellMar>
-        <w:tblLook w:val="04A0" w:firstRow="1" w:lastRow="0" w:firstColumn="1" w:lastColumn="0" w:noHBand="0" w:noVBand="1"/>
+        <w:tblLook w:val="0000" w:firstRow="0" w:lastRow="0" w:firstColumn="0" w:lastColumn="0" w:noHBand="0" w:noVBand="0"/>
       </w:tblPr>
       <w:tblGrid>
         <w:gridCol w:w="2200"/>
@@ -27124,7 +28368,7 @@
           <w:left w:w="10" w:type="dxa"/>
           <w:right w:w="10" w:type="dxa"/>
         </w:tblCellMar>
-        <w:tblLook w:val="04A0" w:firstRow="1" w:lastRow="0" w:firstColumn="1" w:lastColumn="0" w:noHBand="0" w:noVBand="1"/>
+        <w:tblLook w:val="0000" w:firstRow="0" w:lastRow="0" w:firstColumn="0" w:lastColumn="0" w:noHBand="0" w:noVBand="0"/>
       </w:tblPr>
       <w:tblGrid>
         <w:gridCol w:w="2200"/>
@@ -27338,7 +28582,14 @@
                 <w:sz w:val="21"/>
                 <w:szCs w:val="21"/>
               </w:rPr>
-              <w:t>1. Upload a layered project in which a controller calls a repository directly.</w:t>
+              <w:t xml:space="preserve">1. Upload a layered </w:t>
+            </w:r>
+            <w:r>
+              <w:rPr>
+                <w:sz w:val="21"/>
+                <w:szCs w:val="21"/>
+              </w:rPr>
+              <w:t>project in which a controller calls a repository directly.</w:t>
             </w:r>
           </w:p>
         </w:tc>
@@ -27435,7 +28686,7 @@
           <w:left w:w="10" w:type="dxa"/>
           <w:right w:w="10" w:type="dxa"/>
         </w:tblCellMar>
-        <w:tblLook w:val="04A0" w:firstRow="1" w:lastRow="0" w:firstColumn="1" w:lastColumn="0" w:noHBand="0" w:noVBand="1"/>
+        <w:tblLook w:val="0000" w:firstRow="0" w:lastRow="0" w:firstColumn="0" w:lastColumn="0" w:noHBand="0" w:noVBand="0"/>
       </w:tblPr>
       <w:tblGrid>
         <w:gridCol w:w="2200"/>
@@ -27815,7 +29066,7 @@
           <w:left w:w="10" w:type="dxa"/>
           <w:right w:w="10" w:type="dxa"/>
         </w:tblCellMar>
-        <w:tblLook w:val="04A0" w:firstRow="1" w:lastRow="0" w:firstColumn="1" w:lastColumn="0" w:noHBand="0" w:noVBand="1"/>
+        <w:tblLook w:val="0000" w:firstRow="0" w:lastRow="0" w:firstColumn="0" w:lastColumn="0" w:noHBand="0" w:noVBand="0"/>
       </w:tblPr>
       <w:tblGrid>
         <w:gridCol w:w="2200"/>
@@ -28145,7 +29396,7 @@
           <w:left w:w="10" w:type="dxa"/>
           <w:right w:w="10" w:type="dxa"/>
         </w:tblCellMar>
-        <w:tblLook w:val="04A0" w:firstRow="1" w:lastRow="0" w:firstColumn="1" w:lastColumn="0" w:noHBand="0" w:noVBand="1"/>
+        <w:tblLook w:val="0000" w:firstRow="0" w:lastRow="0" w:firstColumn="0" w:lastColumn="0" w:noHBand="0" w:noVBand="0"/>
       </w:tblPr>
       <w:tblGrid>
         <w:gridCol w:w="2200"/>
@@ -28484,7 +29735,7 @@
           <w:left w:w="10" w:type="dxa"/>
           <w:right w:w="10" w:type="dxa"/>
         </w:tblCellMar>
-        <w:tblLook w:val="04A0" w:firstRow="1" w:lastRow="0" w:firstColumn="1" w:lastColumn="0" w:noHBand="0" w:noVBand="1"/>
+        <w:tblLook w:val="0000" w:firstRow="0" w:lastRow="0" w:firstColumn="0" w:lastColumn="0" w:noHBand="0" w:noVBand="0"/>
       </w:tblPr>
       <w:tblGrid>
         <w:gridCol w:w="2200"/>
@@ -28811,7 +30062,7 @@
           <w:left w:w="10" w:type="dxa"/>
           <w:right w:w="10" w:type="dxa"/>
         </w:tblCellMar>
-        <w:tblLook w:val="04A0" w:firstRow="1" w:lastRow="0" w:firstColumn="1" w:lastColumn="0" w:noHBand="0" w:noVBand="1"/>
+        <w:tblLook w:val="0000" w:firstRow="0" w:lastRow="0" w:firstColumn="0" w:lastColumn="0" w:noHBand="0" w:noVBand="0"/>
       </w:tblPr>
       <w:tblGrid>
         <w:gridCol w:w="2200"/>
@@ -29134,7 +30385,7 @@
           <w:left w:w="10" w:type="dxa"/>
           <w:right w:w="10" w:type="dxa"/>
         </w:tblCellMar>
-        <w:tblLook w:val="04A0" w:firstRow="1" w:lastRow="0" w:firstColumn="1" w:lastColumn="0" w:noHBand="0" w:noVBand="1"/>
+        <w:tblLook w:val="0000" w:firstRow="0" w:lastRow="0" w:firstColumn="0" w:lastColumn="0" w:noHBand="0" w:noVBand="0"/>
       </w:tblPr>
       <w:tblGrid>
         <w:gridCol w:w="2200"/>
@@ -29446,7 +30697,7 @@
           <w:left w:w="10" w:type="dxa"/>
           <w:right w:w="10" w:type="dxa"/>
         </w:tblCellMar>
-        <w:tblLook w:val="04A0" w:firstRow="1" w:lastRow="0" w:firstColumn="1" w:lastColumn="0" w:noHBand="0" w:noVBand="1"/>
+        <w:tblLook w:val="0000" w:firstRow="0" w:lastRow="0" w:firstColumn="0" w:lastColumn="0" w:noHBand="0" w:noVBand="0"/>
       </w:tblPr>
       <w:tblGrid>
         <w:gridCol w:w="2200"/>
@@ -29757,7 +31008,7 @@
           <w:left w:w="10" w:type="dxa"/>
           <w:right w:w="10" w:type="dxa"/>
         </w:tblCellMar>
-        <w:tblLook w:val="04A0" w:firstRow="1" w:lastRow="0" w:firstColumn="1" w:lastColumn="0" w:noHBand="0" w:noVBand="1"/>
+        <w:tblLook w:val="0000" w:firstRow="0" w:lastRow="0" w:firstColumn="0" w:lastColumn="0" w:noHBand="0" w:noVBand="0"/>
       </w:tblPr>
       <w:tblGrid>
         <w:gridCol w:w="2200"/>
@@ -30069,11 +31320,11 @@
       <w:pPr>
         <w:pStyle w:val="Heading2"/>
       </w:pPr>
-      <w:bookmarkStart w:id="72" w:name="_Toc241836233"/>
+      <w:bookmarkStart w:id="81" w:name="_Toc241959246"/>
       <w:r>
         <w:t>9.4 Entry and Exit Criteria</w:t>
       </w:r>
-      <w:bookmarkEnd w:id="72"/>
+      <w:bookmarkEnd w:id="81"/>
     </w:p>
     <w:p>
       <w:pPr>
@@ -30125,12 +31376,12 @@
         <w:pStyle w:val="Heading1"/>
         <w:pageBreakBefore/>
       </w:pPr>
-      <w:bookmarkStart w:id="73" w:name="_Toc241836234"/>
+      <w:bookmarkStart w:id="82" w:name="_Toc241959247"/>
       <w:r>
         <w:lastRenderedPageBreak/>
         <w:t>10. Conclusion</w:t>
       </w:r>
-      <w:bookmarkEnd w:id="73"/>
+      <w:bookmarkEnd w:id="82"/>
     </w:p>
     <w:p>
       <w:pPr>
@@ -30150,10 +31401,10 @@
         <w:jc w:val="both"/>
       </w:pPr>
       <w:r>
-        <w:t>The distinguishing contribution of CodeLens is the combination of capabilities that are normally spread across separate tools: language-agnostic parsing with Tree-sitter, a four-tier interactive visualization that keeps even very large “god” files navigabl</w:t>
-      </w:r>
-      <w:r>
-        <w:t xml:space="preserve">e, structural detection of architecture and </w:t>
+        <w:t xml:space="preserve">The distinguishing contribution of CodeLens is the combination of capabilities that are normally </w:t>
+      </w:r>
+      <w:r>
+        <w:t xml:space="preserve">spread across separate tools: language-agnostic parsing with Tree-sitter, a four-tier interactive visualization that keeps even very large “god” files navigable, structural detection of architecture and </w:t>
       </w:r>
       <w:proofErr w:type="spellStart"/>
       <w:r>
@@ -30161,10 +31412,10 @@
       </w:r>
       <w:proofErr w:type="spellEnd"/>
       <w:r>
-        <w:t xml:space="preserve"> patterns, and a quality layer that ranks code smells by root cause and turns that ranking into a prioritized plan. The AI layer is an enhancement and not a dependency: when the LLM is unavailable, a determini</w:t>
-      </w:r>
-      <w:r>
-        <w:t>stic static plan is returned, so the core value of the system is preserved.</w:t>
+        <w:t xml:space="preserve"> patterns, and a quality layer that ranks code sme</w:t>
+      </w:r>
+      <w:r>
+        <w:t>lls by root cause and turns that ranking into a prioritized plan. The AI layer is an enhancement and not a dependency: when the LLM is unavailable, a deterministic static plan is returned, so the core value of the system is preserved.</w:t>
       </w:r>
     </w:p>
     <w:p>
@@ -30173,7 +31424,10 @@
         <w:jc w:val="both"/>
       </w:pPr>
       <w:r>
-        <w:t xml:space="preserve">Known limitations remain. Third-party library internals are not analyzed, </w:t>
+        <w:t>Known limitations rem</w:t>
+      </w:r>
+      <w:r>
+        <w:t xml:space="preserve">ain. Third-party library internals are not analyzed, </w:t>
       </w:r>
       <w:proofErr w:type="spellStart"/>
       <w:r>
@@ -30181,13 +31435,10 @@
       </w:r>
       <w:proofErr w:type="spellEnd"/>
       <w:r>
-        <w:t xml:space="preserve"> are recommended but never applied, Git tracking covers only the last 30 commits, and dynamic </w:t>
-      </w:r>
-      <w:r>
-        <w:t>slicing supports plain Python functions only. Future work includes wider language and dynamic-analysis coverage, CI/CD integration for automatic per-commit quality tracking, and an empirical evaluation of the generated refactor plans with practicing develo</w:t>
-      </w:r>
-      <w:r>
-        <w:t>pers.</w:t>
+        <w:t xml:space="preserve"> are recommended but never applied, Git tracking covers only the last 30 commits, and dynamic slicing supports plain Python functions only. Future work includes wider language and dynamic-ana</w:t>
+      </w:r>
+      <w:r>
+        <w:t>lysis coverage, CI/CD integration for automatic per-commit quality tracking, and an empirical evaluation of the generated refactor plans with practicing developers.</w:t>
       </w:r>
     </w:p>
     <w:p>
@@ -30204,10 +31455,10 @@
       </w:r>
       <w:proofErr w:type="spellEnd"/>
       <w:r>
-        <w:t xml:space="preserve"> suite; deployment and the final evaluation remain. I am confident that this report gives a clear technical overview of the system and of the approach taken to b</w:t>
-      </w:r>
-      <w:r>
-        <w:t>uild it.</w:t>
+        <w:t xml:space="preserve"> s</w:t>
+      </w:r>
+      <w:r>
+        <w:t>uite; deployment and the final evaluation remain. I am confident that this report gives a clear technical overview of the system and of the approach taken to build it.</w:t>
       </w:r>
     </w:p>
     <w:p>
@@ -30215,12 +31466,12 @@
         <w:pStyle w:val="Heading1"/>
         <w:pageBreakBefore/>
       </w:pPr>
-      <w:bookmarkStart w:id="74" w:name="_Toc241836235"/>
+      <w:bookmarkStart w:id="83" w:name="_Toc241959248"/>
       <w:r>
         <w:lastRenderedPageBreak/>
         <w:t>References</w:t>
       </w:r>
-      <w:bookmarkEnd w:id="74"/>
+      <w:bookmarkEnd w:id="83"/>
     </w:p>
     <w:p>
       <w:pPr>
@@ -30235,10 +31486,10 @@
         <w:spacing w:after="140" w:line="276" w:lineRule="auto"/>
       </w:pPr>
       <w:r>
-        <w:t>[2] M. Fowler, Refactoring: Improving the Design</w:t>
-      </w:r>
-      <w:r>
-        <w:t xml:space="preserve"> of Existing Code, 2nd ed. Boston, MA, USA: Addison-Wesley, 2018.</w:t>
+        <w:t>[2] M. Fowler, Refactoring: Improving the Design of Existing Code, 2</w:t>
+      </w:r>
+      <w:r>
+        <w:t>nd ed. Boston, MA, USA: Addison-Wesley, 2018.</w:t>
       </w:r>
     </w:p>
     <w:p>
@@ -30262,10 +31513,7 @@
         <w:spacing w:after="140" w:line="276" w:lineRule="auto"/>
       </w:pPr>
       <w:r>
-        <w:t>[4] R. C. Martin, Clean Architecture: A Craftsman’s Guide to Software Structure and Design. Boston,</w:t>
-      </w:r>
-      <w:r>
-        <w:t xml:space="preserve"> MA, USA: Prentice Hall, 2017.</w:t>
+        <w:t>[4] R. C. Martin, Clean Architecture: A Craftsman’s Guide to Software Structure and Design. Boston, MA, USA: Prentice Hall, 2017.</w:t>
       </w:r>
     </w:p>
     <w:p>
@@ -30273,7 +31521,10 @@
         <w:spacing w:after="140" w:line="276" w:lineRule="auto"/>
       </w:pPr>
       <w:r>
-        <w:t>[5] A. Cockburn, “Hexagonal Architecture,” 2005. [Online]. Available: https://alistair.cockburn.us/hexagonal-architecture/ [Accessed: 02-Aug-2026].</w:t>
+        <w:t>[5] A. Cockburn, “Hexagonal Architecture,” 2005. [Online]. Available: https://alistair.cockburn.us/hexagonal-architecture/ [Ac</w:t>
+      </w:r>
+      <w:r>
+        <w:t>cessed: 02-Aug-2026].</w:t>
       </w:r>
     </w:p>
     <w:p>
@@ -30281,14 +31532,11 @@
         <w:spacing w:after="140" w:line="276" w:lineRule="auto"/>
       </w:pPr>
       <w:r>
-        <w:t>[6] T. J. McCabe, “A complexity measure,” IEEE Transactions on Software Engin</w:t>
-      </w:r>
-      <w:r>
-        <w:t>eering, vol. SE-2, no. 4, pp. 308–320, Dec. 1976.</w:t>
+        <w:t>[6] T. J. McCabe, “A complexity measure,” IEEE Transactions on Software Engineering, vol. SE-2, no. 4, pp. 308–320, Dec. 1976.</w:t>
       </w:r>
     </w:p>
     <w:sectPr>
-      <w:footerReference w:type="default" r:id="rId18"/>
+      <w:footerReference w:type="default" r:id="rId33"/>
       <w:pgSz w:w="11906" w:h="16838"/>
       <w:pgMar w:top="1440" w:right="1440" w:bottom="1440" w:left="1440" w:header="708" w:footer="708" w:gutter="0"/>
       <w:cols w:space="720"/>
@@ -30385,10 +31633,10 @@
 <file path=word/numbering.xml><?xml version="1.0" encoding="utf-8"?>
 <w:numbering xmlns:wpc="http://schemas.microsoft.com/office/word/2010/wordprocessingCanvas" xmlns:cx="http://schemas.microsoft.com/office/drawing/2014/chartex" xmlns:cx1="http://schemas.microsoft.com/office/drawing/2015/9/8/chartex" xmlns:cx2="http://schemas.microsoft.com/office/drawing/2015/10/21/chartex" xmlns:cx3="http://schemas.microsoft.com/office/drawing/2016/5/9/chartex" xmlns:cx4="http://schemas.microsoft.com/office/drawing/2016/5/10/chartex" xmlns:cx5="http://schemas.microsoft.com/office/drawing/2016/5/11/chartex" xmlns:cx6="http://schemas.microsoft.com/office/drawing/2016/5/12/chartex" xmlns:cx7="http://schemas.microsoft.com/office/drawing/2016/5/13/chartex" xmlns:cx8="http://schemas.microsoft.com/office/drawing/2016/5/14/chartex" xmlns:mc="http://schemas.openxmlformats.org/markup-compatibility/2006" xmlns:aink="http://schemas.microsoft.com/office/drawing/2016/ink" xmlns:am3d="http://schemas.microsoft.com/office/drawing/2017/model3d" xmlns:o="urn:schemas-microsoft-com:office:office" xmlns:r="http://schemas.openxmlformats.org/officeDocument/2006/relationships" xmlns:m="http://schemas.openxmlformats.org/officeDocument/2006/math" xmlns:v="urn:schemas-microsoft-com:vml" xmlns:wp14="http://schemas.microsoft.com/office/word/2010/wordprocessingDrawing" xmlns:wp="http://schemas.openxmlformats.org/drawingml/2006/wordprocessingDrawing" xmlns:w10="urn:schemas-microsoft-com:office:word" xmlns:w="http://schemas.openxmlformats.org/wordprocessingml/2006/main" xmlns:w14="http://schemas.microsoft.com/office/word/2010/wordml" xmlns:w15="http://schemas.microsoft.com/office/word/2012/wordml" xmlns:w16cex="http://schemas.microsoft.com/office/word/2018/wordml/cex" xmlns:w16cid="http://schemas.microsoft.com/office/word/2016/wordml/cid" xmlns:w16="http://schemas.microsoft.com/office/word/2018/wordml" xmlns:w16sdtdh="http://schemas.microsoft.com/office/word/2020/wordml/sdtdatahash" xmlns:w16se="http://schemas.microsoft.com/office/word/2015/wordml/symex" xmlns:wpg="http://schemas.microsoft.com/office/word/2010/wordprocessingGroup" xmlns:wpi="http://schemas.microsoft.com/office/word/2010/wordprocessingInk" xmlns:wne="http://schemas.microsoft.com/office/word/2006/wordml" xmlns:wps="http://schemas.microsoft.com/office/word/2010/wordprocessingShape" mc:Ignorable="w14 w15 w16se w16cid w16 w16cex w16sdtdh wp14">
   <w:abstractNum w:abstractNumId="0" w15:restartNumberingAfterBreak="0">
-    <w:nsid w:val="08FB477C"/>
+    <w:nsid w:val="1E363DFA"/>
     <w:multiLevelType w:val="hybridMultilevel"/>
-    <w:tmpl w:val="5B461BC2"/>
-    <w:lvl w:ilvl="0" w:tplc="386E3C68">
+    <w:tmpl w:val="E2B6F0C2"/>
+    <w:lvl w:ilvl="0" w:tplc="C6B46DBA">
       <w:start w:val="1"/>
       <w:numFmt w:val="decimal"/>
       <w:lvlText w:val="%1."/>
@@ -30397,138 +31645,52 @@
         <w:ind w:left="720" w:hanging="360"/>
       </w:pPr>
     </w:lvl>
-    <w:lvl w:ilvl="1" w:tplc="F1A275BC">
+    <w:lvl w:ilvl="1" w:tplc="037287A2">
       <w:numFmt w:val="decimal"/>
       <w:lvlText w:val=""/>
       <w:lvlJc w:val="left"/>
     </w:lvl>
-    <w:lvl w:ilvl="2" w:tplc="3FC4A4B0">
+    <w:lvl w:ilvl="2" w:tplc="F1A27F76">
       <w:numFmt w:val="decimal"/>
       <w:lvlText w:val=""/>
       <w:lvlJc w:val="left"/>
     </w:lvl>
-    <w:lvl w:ilvl="3" w:tplc="83EEB7B6">
+    <w:lvl w:ilvl="3" w:tplc="39804D9E">
       <w:numFmt w:val="decimal"/>
       <w:lvlText w:val=""/>
       <w:lvlJc w:val="left"/>
     </w:lvl>
-    <w:lvl w:ilvl="4" w:tplc="73504A9E">
+    <w:lvl w:ilvl="4" w:tplc="0D04AC94">
       <w:numFmt w:val="decimal"/>
       <w:lvlText w:val=""/>
       <w:lvlJc w:val="left"/>
     </w:lvl>
-    <w:lvl w:ilvl="5" w:tplc="F304830A">
+    <w:lvl w:ilvl="5" w:tplc="35E860D0">
       <w:numFmt w:val="decimal"/>
       <w:lvlText w:val=""/>
       <w:lvlJc w:val="left"/>
     </w:lvl>
-    <w:lvl w:ilvl="6" w:tplc="88163568">
+    <w:lvl w:ilvl="6" w:tplc="85824C98">
       <w:numFmt w:val="decimal"/>
       <w:lvlText w:val=""/>
       <w:lvlJc w:val="left"/>
     </w:lvl>
-    <w:lvl w:ilvl="7" w:tplc="35B6F4CC">
+    <w:lvl w:ilvl="7" w:tplc="CB18DEE0">
       <w:numFmt w:val="decimal"/>
       <w:lvlText w:val=""/>
       <w:lvlJc w:val="left"/>
     </w:lvl>
-    <w:lvl w:ilvl="8" w:tplc="BD9A6074">
+    <w:lvl w:ilvl="8" w:tplc="DE7E307E">
       <w:numFmt w:val="decimal"/>
       <w:lvlText w:val=""/>
       <w:lvlJc w:val="left"/>
     </w:lvl>
   </w:abstractNum>
   <w:abstractNum w:abstractNumId="1" w15:restartNumberingAfterBreak="0">
-    <w:nsid w:val="092A3293"/>
+    <w:nsid w:val="1FD73AFA"/>
     <w:multiLevelType w:val="hybridMultilevel"/>
-    <w:tmpl w:val="D06EBFAE"/>
-    <w:lvl w:ilvl="0" w:tplc="F074227A" w:tentative="1">
-      <w:start w:val="1"/>
-      <w:numFmt w:val="bullet"/>
-      <w:lvlText w:val="●"/>
-      <w:lvlJc w:val="left"/>
-      <w:pPr>
-        <w:ind w:left="720" w:hanging="360"/>
-      </w:pPr>
-    </w:lvl>
-    <w:lvl w:ilvl="1" w:tplc="21703CFE" w:tentative="1">
-      <w:start w:val="1"/>
-      <w:numFmt w:val="bullet"/>
-      <w:lvlText w:val="○"/>
-      <w:lvlJc w:val="left"/>
-      <w:pPr>
-        <w:ind w:left="1440" w:hanging="360"/>
-      </w:pPr>
-    </w:lvl>
-    <w:lvl w:ilvl="2" w:tplc="5E9C2590" w:tentative="1">
-      <w:start w:val="1"/>
-      <w:numFmt w:val="bullet"/>
-      <w:lvlText w:val="■"/>
-      <w:lvlJc w:val="left"/>
-      <w:pPr>
-        <w:ind w:left="2160" w:hanging="360"/>
-      </w:pPr>
-    </w:lvl>
-    <w:lvl w:ilvl="3" w:tplc="746E1D6A" w:tentative="1">
-      <w:start w:val="1"/>
-      <w:numFmt w:val="bullet"/>
-      <w:lvlText w:val="●"/>
-      <w:lvlJc w:val="left"/>
-      <w:pPr>
-        <w:ind w:left="2880" w:hanging="360"/>
-      </w:pPr>
-    </w:lvl>
-    <w:lvl w:ilvl="4" w:tplc="B07CFF44" w:tentative="1">
-      <w:start w:val="1"/>
-      <w:numFmt w:val="bullet"/>
-      <w:lvlText w:val="○"/>
-      <w:lvlJc w:val="left"/>
-      <w:pPr>
-        <w:ind w:left="3600" w:hanging="360"/>
-      </w:pPr>
-    </w:lvl>
-    <w:lvl w:ilvl="5" w:tplc="593CC244" w:tentative="1">
-      <w:start w:val="1"/>
-      <w:numFmt w:val="bullet"/>
-      <w:lvlText w:val="■"/>
-      <w:lvlJc w:val="left"/>
-      <w:pPr>
-        <w:ind w:left="4320" w:hanging="360"/>
-      </w:pPr>
-    </w:lvl>
-    <w:lvl w:ilvl="6" w:tplc="375A0880" w:tentative="1">
-      <w:start w:val="1"/>
-      <w:numFmt w:val="bullet"/>
-      <w:lvlText w:val="●"/>
-      <w:lvlJc w:val="left"/>
-      <w:pPr>
-        <w:ind w:left="5040" w:hanging="360"/>
-      </w:pPr>
-    </w:lvl>
-    <w:lvl w:ilvl="7" w:tplc="55E81C6E" w:tentative="1">
-      <w:start w:val="1"/>
-      <w:numFmt w:val="bullet"/>
-      <w:lvlText w:val="●"/>
-      <w:lvlJc w:val="left"/>
-      <w:pPr>
-        <w:ind w:left="5760" w:hanging="360"/>
-      </w:pPr>
-    </w:lvl>
-    <w:lvl w:ilvl="8" w:tplc="F9FE22C0" w:tentative="1">
-      <w:start w:val="1"/>
-      <w:numFmt w:val="bullet"/>
-      <w:lvlText w:val="●"/>
-      <w:lvlJc w:val="left"/>
-      <w:pPr>
-        <w:ind w:left="6480" w:hanging="360"/>
-      </w:pPr>
-    </w:lvl>
-  </w:abstractNum>
-  <w:abstractNum w:abstractNumId="2" w15:restartNumberingAfterBreak="0">
-    <w:nsid w:val="286D2496"/>
-    <w:multiLevelType w:val="hybridMultilevel"/>
-    <w:tmpl w:val="922E80BA"/>
-    <w:lvl w:ilvl="0" w:tplc="E4D67B82">
+    <w:tmpl w:val="8FE83AAE"/>
+    <w:lvl w:ilvl="0" w:tplc="93549B90">
       <w:start w:val="1"/>
       <w:numFmt w:val="decimal"/>
       <w:lvlText w:val="%1."/>
@@ -30537,52 +31699,106 @@
         <w:ind w:left="720" w:hanging="360"/>
       </w:pPr>
     </w:lvl>
-    <w:lvl w:ilvl="1" w:tplc="C5FE2520">
+    <w:lvl w:ilvl="1" w:tplc="8D7C6E54">
       <w:numFmt w:val="decimal"/>
       <w:lvlText w:val=""/>
       <w:lvlJc w:val="left"/>
     </w:lvl>
-    <w:lvl w:ilvl="2" w:tplc="98103712">
+    <w:lvl w:ilvl="2" w:tplc="E7F65FEC">
       <w:numFmt w:val="decimal"/>
       <w:lvlText w:val=""/>
       <w:lvlJc w:val="left"/>
     </w:lvl>
-    <w:lvl w:ilvl="3" w:tplc="11B82568">
+    <w:lvl w:ilvl="3" w:tplc="79A4EAC6">
       <w:numFmt w:val="decimal"/>
       <w:lvlText w:val=""/>
       <w:lvlJc w:val="left"/>
     </w:lvl>
-    <w:lvl w:ilvl="4" w:tplc="932A51DE">
+    <w:lvl w:ilvl="4" w:tplc="67127BB8">
       <w:numFmt w:val="decimal"/>
       <w:lvlText w:val=""/>
       <w:lvlJc w:val="left"/>
     </w:lvl>
-    <w:lvl w:ilvl="5" w:tplc="158E6304">
+    <w:lvl w:ilvl="5" w:tplc="CBB8F138">
       <w:numFmt w:val="decimal"/>
       <w:lvlText w:val=""/>
       <w:lvlJc w:val="left"/>
     </w:lvl>
-    <w:lvl w:ilvl="6" w:tplc="F1E80A60">
+    <w:lvl w:ilvl="6" w:tplc="75D6072C">
       <w:numFmt w:val="decimal"/>
       <w:lvlText w:val=""/>
       <w:lvlJc w:val="left"/>
     </w:lvl>
-    <w:lvl w:ilvl="7" w:tplc="7D92B7DA">
+    <w:lvl w:ilvl="7" w:tplc="A1DC1CF4">
       <w:numFmt w:val="decimal"/>
       <w:lvlText w:val=""/>
       <w:lvlJc w:val="left"/>
     </w:lvl>
-    <w:lvl w:ilvl="8" w:tplc="CD7C99FE">
+    <w:lvl w:ilvl="8" w:tplc="1B4A565C">
+      <w:numFmt w:val="decimal"/>
+      <w:lvlText w:val=""/>
+      <w:lvlJc w:val="left"/>
+    </w:lvl>
+  </w:abstractNum>
+  <w:abstractNum w:abstractNumId="2" w15:restartNumberingAfterBreak="0">
+    <w:nsid w:val="27470E35"/>
+    <w:multiLevelType w:val="hybridMultilevel"/>
+    <w:tmpl w:val="4E4885DC"/>
+    <w:lvl w:ilvl="0" w:tplc="B4849A40">
+      <w:start w:val="1"/>
+      <w:numFmt w:val="decimal"/>
+      <w:lvlText w:val="%1."/>
+      <w:lvlJc w:val="left"/>
+      <w:pPr>
+        <w:ind w:left="720" w:hanging="360"/>
+      </w:pPr>
+    </w:lvl>
+    <w:lvl w:ilvl="1" w:tplc="F0EAC6C8">
+      <w:numFmt w:val="decimal"/>
+      <w:lvlText w:val=""/>
+      <w:lvlJc w:val="left"/>
+    </w:lvl>
+    <w:lvl w:ilvl="2" w:tplc="5E72AFA4">
+      <w:numFmt w:val="decimal"/>
+      <w:lvlText w:val=""/>
+      <w:lvlJc w:val="left"/>
+    </w:lvl>
+    <w:lvl w:ilvl="3" w:tplc="D354BCCC">
+      <w:numFmt w:val="decimal"/>
+      <w:lvlText w:val=""/>
+      <w:lvlJc w:val="left"/>
+    </w:lvl>
+    <w:lvl w:ilvl="4" w:tplc="8940021C">
+      <w:numFmt w:val="decimal"/>
+      <w:lvlText w:val=""/>
+      <w:lvlJc w:val="left"/>
+    </w:lvl>
+    <w:lvl w:ilvl="5" w:tplc="6C24343E">
+      <w:numFmt w:val="decimal"/>
+      <w:lvlText w:val=""/>
+      <w:lvlJc w:val="left"/>
+    </w:lvl>
+    <w:lvl w:ilvl="6" w:tplc="B014877C">
+      <w:numFmt w:val="decimal"/>
+      <w:lvlText w:val=""/>
+      <w:lvlJc w:val="left"/>
+    </w:lvl>
+    <w:lvl w:ilvl="7" w:tplc="2BE8B8B8">
+      <w:numFmt w:val="decimal"/>
+      <w:lvlText w:val=""/>
+      <w:lvlJc w:val="left"/>
+    </w:lvl>
+    <w:lvl w:ilvl="8" w:tplc="DCF42952">
       <w:numFmt w:val="decimal"/>
       <w:lvlText w:val=""/>
       <w:lvlJc w:val="left"/>
     </w:lvl>
   </w:abstractNum>
   <w:abstractNum w:abstractNumId="3" w15:restartNumberingAfterBreak="0">
-    <w:nsid w:val="294A3242"/>
+    <w:nsid w:val="32010298"/>
     <w:multiLevelType w:val="hybridMultilevel"/>
-    <w:tmpl w:val="784C77EC"/>
-    <w:lvl w:ilvl="0" w:tplc="3B1AD028">
+    <w:tmpl w:val="54501B6A"/>
+    <w:lvl w:ilvl="0" w:tplc="300ED088" w:tentative="1">
       <w:start w:val="1"/>
       <w:numFmt w:val="decimal"/>
       <w:lvlText w:val="%1."/>
@@ -30591,52 +31807,52 @@
         <w:ind w:left="720" w:hanging="360"/>
       </w:pPr>
     </w:lvl>
-    <w:lvl w:ilvl="1" w:tplc="1766E454">
+    <w:lvl w:ilvl="1" w:tplc="6FDA962A">
       <w:numFmt w:val="decimal"/>
       <w:lvlText w:val=""/>
       <w:lvlJc w:val="left"/>
     </w:lvl>
-    <w:lvl w:ilvl="2" w:tplc="2BD298FC">
+    <w:lvl w:ilvl="2" w:tplc="64987AEA">
       <w:numFmt w:val="decimal"/>
       <w:lvlText w:val=""/>
       <w:lvlJc w:val="left"/>
     </w:lvl>
-    <w:lvl w:ilvl="3" w:tplc="A4EEB112">
+    <w:lvl w:ilvl="3" w:tplc="C7823F12">
       <w:numFmt w:val="decimal"/>
       <w:lvlText w:val=""/>
       <w:lvlJc w:val="left"/>
     </w:lvl>
-    <w:lvl w:ilvl="4" w:tplc="AF98F2F2">
+    <w:lvl w:ilvl="4" w:tplc="F5D81AB4">
       <w:numFmt w:val="decimal"/>
       <w:lvlText w:val=""/>
       <w:lvlJc w:val="left"/>
     </w:lvl>
-    <w:lvl w:ilvl="5" w:tplc="D5BACA48">
+    <w:lvl w:ilvl="5" w:tplc="D49889AA">
       <w:numFmt w:val="decimal"/>
       <w:lvlText w:val=""/>
       <w:lvlJc w:val="left"/>
     </w:lvl>
-    <w:lvl w:ilvl="6" w:tplc="D500DE72">
+    <w:lvl w:ilvl="6" w:tplc="D960D9DC">
       <w:numFmt w:val="decimal"/>
       <w:lvlText w:val=""/>
       <w:lvlJc w:val="left"/>
     </w:lvl>
-    <w:lvl w:ilvl="7" w:tplc="565EE4C2">
+    <w:lvl w:ilvl="7" w:tplc="8B96878A">
       <w:numFmt w:val="decimal"/>
       <w:lvlText w:val=""/>
       <w:lvlJc w:val="left"/>
     </w:lvl>
-    <w:lvl w:ilvl="8" w:tplc="8C1693B0">
+    <w:lvl w:ilvl="8" w:tplc="4E1A9406">
       <w:numFmt w:val="decimal"/>
       <w:lvlText w:val=""/>
       <w:lvlJc w:val="left"/>
     </w:lvl>
   </w:abstractNum>
   <w:abstractNum w:abstractNumId="4" w15:restartNumberingAfterBreak="0">
-    <w:nsid w:val="2AAB2EFC"/>
+    <w:nsid w:val="43B81EF1"/>
     <w:multiLevelType w:val="hybridMultilevel"/>
-    <w:tmpl w:val="666247A2"/>
-    <w:lvl w:ilvl="0" w:tplc="9CAE35B0">
+    <w:tmpl w:val="6A70BCE4"/>
+    <w:lvl w:ilvl="0" w:tplc="F97A7498">
       <w:start w:val="1"/>
       <w:numFmt w:val="decimal"/>
       <w:lvlText w:val="%1."/>
@@ -30645,164 +31861,250 @@
         <w:ind w:left="720" w:hanging="360"/>
       </w:pPr>
     </w:lvl>
-    <w:lvl w:ilvl="1" w:tplc="19D2CF98">
+    <w:lvl w:ilvl="1" w:tplc="8D186472">
       <w:numFmt w:val="decimal"/>
       <w:lvlText w:val=""/>
       <w:lvlJc w:val="left"/>
     </w:lvl>
-    <w:lvl w:ilvl="2" w:tplc="9C20087C">
+    <w:lvl w:ilvl="2" w:tplc="E660ACB6">
       <w:numFmt w:val="decimal"/>
       <w:lvlText w:val=""/>
       <w:lvlJc w:val="left"/>
     </w:lvl>
-    <w:lvl w:ilvl="3" w:tplc="C17AF3DC">
+    <w:lvl w:ilvl="3" w:tplc="4AD42D06">
       <w:numFmt w:val="decimal"/>
       <w:lvlText w:val=""/>
       <w:lvlJc w:val="left"/>
     </w:lvl>
-    <w:lvl w:ilvl="4" w:tplc="E9DAE3B6">
+    <w:lvl w:ilvl="4" w:tplc="CCCA20BE">
       <w:numFmt w:val="decimal"/>
       <w:lvlText w:val=""/>
       <w:lvlJc w:val="left"/>
     </w:lvl>
-    <w:lvl w:ilvl="5" w:tplc="47D65E4C">
+    <w:lvl w:ilvl="5" w:tplc="6DEEDBFE">
       <w:numFmt w:val="decimal"/>
       <w:lvlText w:val=""/>
       <w:lvlJc w:val="left"/>
     </w:lvl>
-    <w:lvl w:ilvl="6" w:tplc="18BC6314">
+    <w:lvl w:ilvl="6" w:tplc="39085240">
       <w:numFmt w:val="decimal"/>
       <w:lvlText w:val=""/>
       <w:lvlJc w:val="left"/>
     </w:lvl>
-    <w:lvl w:ilvl="7" w:tplc="705AA7C4">
+    <w:lvl w:ilvl="7" w:tplc="DBC0DEBC">
       <w:numFmt w:val="decimal"/>
       <w:lvlText w:val=""/>
       <w:lvlJc w:val="left"/>
     </w:lvl>
-    <w:lvl w:ilvl="8" w:tplc="7F9A9B40">
+    <w:lvl w:ilvl="8" w:tplc="56067588">
       <w:numFmt w:val="decimal"/>
       <w:lvlText w:val=""/>
       <w:lvlJc w:val="left"/>
     </w:lvl>
   </w:abstractNum>
   <w:abstractNum w:abstractNumId="5" w15:restartNumberingAfterBreak="0">
-    <w:nsid w:val="3D4D7AC2"/>
+    <w:nsid w:val="476959AC"/>
     <w:multiLevelType w:val="hybridMultilevel"/>
-    <w:tmpl w:val="86B2F76A"/>
-    <w:lvl w:ilvl="0" w:tplc="4C4EAC44">
+    <w:tmpl w:val="A9D83F66"/>
+    <w:lvl w:ilvl="0" w:tplc="80CC9330">
       <w:start w:val="1"/>
-      <w:numFmt w:val="bullet"/>
-      <w:lvlText w:val="●"/>
+      <w:numFmt w:val="decimal"/>
+      <w:lvlText w:val="%1."/>
       <w:lvlJc w:val="left"/>
       <w:pPr>
         <w:ind w:left="720" w:hanging="360"/>
       </w:pPr>
     </w:lvl>
-    <w:lvl w:ilvl="1" w:tplc="2786C93E" w:tentative="1">
-      <w:start w:val="1"/>
-      <w:numFmt w:val="bullet"/>
-      <w:lvlText w:val="○"/>
-      <w:lvlJc w:val="left"/>
-      <w:pPr>
-        <w:ind w:left="1440" w:hanging="360"/>
-      </w:pPr>
-    </w:lvl>
-    <w:lvl w:ilvl="2" w:tplc="F91C7366">
+    <w:lvl w:ilvl="1" w:tplc="2A685466">
       <w:numFmt w:val="decimal"/>
       <w:lvlText w:val=""/>
       <w:lvlJc w:val="left"/>
     </w:lvl>
-    <w:lvl w:ilvl="3" w:tplc="8EE0971C">
+    <w:lvl w:ilvl="2" w:tplc="2394450A">
       <w:numFmt w:val="decimal"/>
       <w:lvlText w:val=""/>
       <w:lvlJc w:val="left"/>
     </w:lvl>
-    <w:lvl w:ilvl="4" w:tplc="7CF43462">
+    <w:lvl w:ilvl="3" w:tplc="0C707756">
       <w:numFmt w:val="decimal"/>
       <w:lvlText w:val=""/>
       <w:lvlJc w:val="left"/>
     </w:lvl>
-    <w:lvl w:ilvl="5" w:tplc="21620B0E">
+    <w:lvl w:ilvl="4" w:tplc="7BE20B0C">
       <w:numFmt w:val="decimal"/>
       <w:lvlText w:val=""/>
       <w:lvlJc w:val="left"/>
     </w:lvl>
-    <w:lvl w:ilvl="6" w:tplc="69C66EB4">
+    <w:lvl w:ilvl="5" w:tplc="1D081794">
       <w:numFmt w:val="decimal"/>
       <w:lvlText w:val=""/>
       <w:lvlJc w:val="left"/>
     </w:lvl>
-    <w:lvl w:ilvl="7" w:tplc="755E057E">
+    <w:lvl w:ilvl="6" w:tplc="C6EE4AD6">
       <w:numFmt w:val="decimal"/>
       <w:lvlText w:val=""/>
       <w:lvlJc w:val="left"/>
     </w:lvl>
-    <w:lvl w:ilvl="8" w:tplc="2410D3AA">
+    <w:lvl w:ilvl="7" w:tplc="60B22078">
+      <w:numFmt w:val="decimal"/>
+      <w:lvlText w:val=""/>
+      <w:lvlJc w:val="left"/>
+    </w:lvl>
+    <w:lvl w:ilvl="8" w:tplc="DE7CF66A">
       <w:numFmt w:val="decimal"/>
       <w:lvlText w:val=""/>
       <w:lvlJc w:val="left"/>
     </w:lvl>
   </w:abstractNum>
   <w:abstractNum w:abstractNumId="6" w15:restartNumberingAfterBreak="0">
-    <w:nsid w:val="3D761AAD"/>
+    <w:nsid w:val="49B449B8"/>
     <w:multiLevelType w:val="hybridMultilevel"/>
-    <w:tmpl w:val="2B4A2A10"/>
-    <w:lvl w:ilvl="0" w:tplc="EEE8FE0C">
+    <w:tmpl w:val="97FE83C0"/>
+    <w:lvl w:ilvl="0" w:tplc="C504A3C8">
       <w:start w:val="1"/>
-      <w:numFmt w:val="decimal"/>
-      <w:lvlText w:val="%1."/>
+      <w:numFmt w:val="bullet"/>
+      <w:lvlText w:val="●"/>
       <w:lvlJc w:val="left"/>
       <w:pPr>
         <w:ind w:left="720" w:hanging="360"/>
       </w:pPr>
     </w:lvl>
-    <w:lvl w:ilvl="1" w:tplc="D9285724">
+    <w:lvl w:ilvl="1" w:tplc="9E1C1D54" w:tentative="1">
+      <w:start w:val="1"/>
+      <w:numFmt w:val="bullet"/>
+      <w:lvlText w:val="○"/>
+      <w:lvlJc w:val="left"/>
+      <w:pPr>
+        <w:ind w:left="1440" w:hanging="360"/>
+      </w:pPr>
+    </w:lvl>
+    <w:lvl w:ilvl="2" w:tplc="67489124">
       <w:numFmt w:val="decimal"/>
       <w:lvlText w:val=""/>
       <w:lvlJc w:val="left"/>
     </w:lvl>
-    <w:lvl w:ilvl="2" w:tplc="6CAA4EA8">
+    <w:lvl w:ilvl="3" w:tplc="97981988">
       <w:numFmt w:val="decimal"/>
       <w:lvlText w:val=""/>
       <w:lvlJc w:val="left"/>
     </w:lvl>
-    <w:lvl w:ilvl="3" w:tplc="1CC8AC06">
+    <w:lvl w:ilvl="4" w:tplc="F1D05214">
       <w:numFmt w:val="decimal"/>
       <w:lvlText w:val=""/>
       <w:lvlJc w:val="left"/>
     </w:lvl>
-    <w:lvl w:ilvl="4" w:tplc="08A04AA6">
+    <w:lvl w:ilvl="5" w:tplc="1812D1DE">
       <w:numFmt w:val="decimal"/>
       <w:lvlText w:val=""/>
       <w:lvlJc w:val="left"/>
     </w:lvl>
-    <w:lvl w:ilvl="5" w:tplc="51D859F4">
+    <w:lvl w:ilvl="6" w:tplc="AD6C9866">
       <w:numFmt w:val="decimal"/>
       <w:lvlText w:val=""/>
       <w:lvlJc w:val="left"/>
     </w:lvl>
-    <w:lvl w:ilvl="6" w:tplc="4FEC9D72">
+    <w:lvl w:ilvl="7" w:tplc="FD02C378">
       <w:numFmt w:val="decimal"/>
       <w:lvlText w:val=""/>
       <w:lvlJc w:val="left"/>
     </w:lvl>
-    <w:lvl w:ilvl="7" w:tplc="8D6CCA56">
-      <w:numFmt w:val="decimal"/>
-      <w:lvlText w:val=""/>
-      <w:lvlJc w:val="left"/>
-    </w:lvl>
-    <w:lvl w:ilvl="8" w:tplc="D92CF548">
+    <w:lvl w:ilvl="8" w:tplc="56BA8E8E">
       <w:numFmt w:val="decimal"/>
       <w:lvlText w:val=""/>
       <w:lvlJc w:val="left"/>
     </w:lvl>
   </w:abstractNum>
   <w:abstractNum w:abstractNumId="7" w15:restartNumberingAfterBreak="0">
-    <w:nsid w:val="61D208F5"/>
+    <w:nsid w:val="4C076E9E"/>
     <w:multiLevelType w:val="hybridMultilevel"/>
-    <w:tmpl w:val="953A7E70"/>
-    <w:lvl w:ilvl="0" w:tplc="2B129696" w:tentative="1">
+    <w:tmpl w:val="D772C39A"/>
+    <w:lvl w:ilvl="0" w:tplc="9C68CC90" w:tentative="1">
+      <w:start w:val="1"/>
+      <w:numFmt w:val="bullet"/>
+      <w:lvlText w:val="●"/>
+      <w:lvlJc w:val="left"/>
+      <w:pPr>
+        <w:ind w:left="720" w:hanging="360"/>
+      </w:pPr>
+    </w:lvl>
+    <w:lvl w:ilvl="1" w:tplc="45AEA972" w:tentative="1">
+      <w:start w:val="1"/>
+      <w:numFmt w:val="bullet"/>
+      <w:lvlText w:val="○"/>
+      <w:lvlJc w:val="left"/>
+      <w:pPr>
+        <w:ind w:left="1440" w:hanging="360"/>
+      </w:pPr>
+    </w:lvl>
+    <w:lvl w:ilvl="2" w:tplc="ED9030BE" w:tentative="1">
+      <w:start w:val="1"/>
+      <w:numFmt w:val="bullet"/>
+      <w:lvlText w:val="■"/>
+      <w:lvlJc w:val="left"/>
+      <w:pPr>
+        <w:ind w:left="2160" w:hanging="360"/>
+      </w:pPr>
+    </w:lvl>
+    <w:lvl w:ilvl="3" w:tplc="4154BB7E" w:tentative="1">
+      <w:start w:val="1"/>
+      <w:numFmt w:val="bullet"/>
+      <w:lvlText w:val="●"/>
+      <w:lvlJc w:val="left"/>
+      <w:pPr>
+        <w:ind w:left="2880" w:hanging="360"/>
+      </w:pPr>
+    </w:lvl>
+    <w:lvl w:ilvl="4" w:tplc="6F7AF43C" w:tentative="1">
+      <w:start w:val="1"/>
+      <w:numFmt w:val="bullet"/>
+      <w:lvlText w:val="○"/>
+      <w:lvlJc w:val="left"/>
+      <w:pPr>
+        <w:ind w:left="3600" w:hanging="360"/>
+      </w:pPr>
+    </w:lvl>
+    <w:lvl w:ilvl="5" w:tplc="36222C58" w:tentative="1">
+      <w:start w:val="1"/>
+      <w:numFmt w:val="bullet"/>
+      <w:lvlText w:val="■"/>
+      <w:lvlJc w:val="left"/>
+      <w:pPr>
+        <w:ind w:left="4320" w:hanging="360"/>
+      </w:pPr>
+    </w:lvl>
+    <w:lvl w:ilvl="6" w:tplc="9954BC24" w:tentative="1">
+      <w:start w:val="1"/>
+      <w:numFmt w:val="bullet"/>
+      <w:lvlText w:val="●"/>
+      <w:lvlJc w:val="left"/>
+      <w:pPr>
+        <w:ind w:left="5040" w:hanging="360"/>
+      </w:pPr>
+    </w:lvl>
+    <w:lvl w:ilvl="7" w:tplc="460A79BE" w:tentative="1">
+      <w:start w:val="1"/>
+      <w:numFmt w:val="bullet"/>
+      <w:lvlText w:val="●"/>
+      <w:lvlJc w:val="left"/>
+      <w:pPr>
+        <w:ind w:left="5760" w:hanging="360"/>
+      </w:pPr>
+    </w:lvl>
+    <w:lvl w:ilvl="8" w:tplc="F2347AC0" w:tentative="1">
+      <w:start w:val="1"/>
+      <w:numFmt w:val="bullet"/>
+      <w:lvlText w:val="●"/>
+      <w:lvlJc w:val="left"/>
+      <w:pPr>
+        <w:ind w:left="6480" w:hanging="360"/>
+      </w:pPr>
+    </w:lvl>
+  </w:abstractNum>
+  <w:abstractNum w:abstractNumId="8" w15:restartNumberingAfterBreak="0">
+    <w:nsid w:val="4F0D5F95"/>
+    <w:multiLevelType w:val="hybridMultilevel"/>
+    <w:tmpl w:val="38904C1C"/>
+    <w:lvl w:ilvl="0" w:tplc="65E0DAAE">
       <w:start w:val="1"/>
       <w:numFmt w:val="decimal"/>
       <w:lvlText w:val="%1."/>
@@ -30811,106 +32113,52 @@
         <w:ind w:left="720" w:hanging="360"/>
       </w:pPr>
     </w:lvl>
-    <w:lvl w:ilvl="1" w:tplc="886AF4B0">
+    <w:lvl w:ilvl="1" w:tplc="FB5C8C34">
       <w:numFmt w:val="decimal"/>
       <w:lvlText w:val=""/>
       <w:lvlJc w:val="left"/>
     </w:lvl>
-    <w:lvl w:ilvl="2" w:tplc="B56C9950">
+    <w:lvl w:ilvl="2" w:tplc="420AF716">
       <w:numFmt w:val="decimal"/>
       <w:lvlText w:val=""/>
       <w:lvlJc w:val="left"/>
     </w:lvl>
-    <w:lvl w:ilvl="3" w:tplc="3BD82CCE">
+    <w:lvl w:ilvl="3" w:tplc="AEF47C2E">
       <w:numFmt w:val="decimal"/>
       <w:lvlText w:val=""/>
       <w:lvlJc w:val="left"/>
     </w:lvl>
-    <w:lvl w:ilvl="4" w:tplc="371C9908">
+    <w:lvl w:ilvl="4" w:tplc="8DA8CB36">
       <w:numFmt w:val="decimal"/>
       <w:lvlText w:val=""/>
       <w:lvlJc w:val="left"/>
     </w:lvl>
-    <w:lvl w:ilvl="5" w:tplc="7618ED14">
+    <w:lvl w:ilvl="5" w:tplc="53CAD598">
       <w:numFmt w:val="decimal"/>
       <w:lvlText w:val=""/>
       <w:lvlJc w:val="left"/>
     </w:lvl>
-    <w:lvl w:ilvl="6" w:tplc="9C7CB410">
+    <w:lvl w:ilvl="6" w:tplc="BB0A09AC">
       <w:numFmt w:val="decimal"/>
       <w:lvlText w:val=""/>
       <w:lvlJc w:val="left"/>
     </w:lvl>
-    <w:lvl w:ilvl="7" w:tplc="44387418">
+    <w:lvl w:ilvl="7" w:tplc="49A0E124">
       <w:numFmt w:val="decimal"/>
       <w:lvlText w:val=""/>
       <w:lvlJc w:val="left"/>
     </w:lvl>
-    <w:lvl w:ilvl="8" w:tplc="40988D3E">
-      <w:numFmt w:val="decimal"/>
-      <w:lvlText w:val=""/>
-      <w:lvlJc w:val="left"/>
-    </w:lvl>
-  </w:abstractNum>
-  <w:abstractNum w:abstractNumId="8" w15:restartNumberingAfterBreak="0">
-    <w:nsid w:val="75BF73FC"/>
-    <w:multiLevelType w:val="hybridMultilevel"/>
-    <w:tmpl w:val="C75A5FC0"/>
-    <w:lvl w:ilvl="0" w:tplc="9CECABC6">
-      <w:start w:val="1"/>
-      <w:numFmt w:val="decimal"/>
-      <w:lvlText w:val="%1."/>
-      <w:lvlJc w:val="left"/>
-      <w:pPr>
-        <w:ind w:left="720" w:hanging="360"/>
-      </w:pPr>
-    </w:lvl>
-    <w:lvl w:ilvl="1" w:tplc="708E5442">
-      <w:numFmt w:val="decimal"/>
-      <w:lvlText w:val=""/>
-      <w:lvlJc w:val="left"/>
-    </w:lvl>
-    <w:lvl w:ilvl="2" w:tplc="C7464732">
-      <w:numFmt w:val="decimal"/>
-      <w:lvlText w:val=""/>
-      <w:lvlJc w:val="left"/>
-    </w:lvl>
-    <w:lvl w:ilvl="3" w:tplc="C698738C">
-      <w:numFmt w:val="decimal"/>
-      <w:lvlText w:val=""/>
-      <w:lvlJc w:val="left"/>
-    </w:lvl>
-    <w:lvl w:ilvl="4" w:tplc="4B486A14">
-      <w:numFmt w:val="decimal"/>
-      <w:lvlText w:val=""/>
-      <w:lvlJc w:val="left"/>
-    </w:lvl>
-    <w:lvl w:ilvl="5" w:tplc="E05E0CEC">
-      <w:numFmt w:val="decimal"/>
-      <w:lvlText w:val=""/>
-      <w:lvlJc w:val="left"/>
-    </w:lvl>
-    <w:lvl w:ilvl="6" w:tplc="2C6C7722">
-      <w:numFmt w:val="decimal"/>
-      <w:lvlText w:val=""/>
-      <w:lvlJc w:val="left"/>
-    </w:lvl>
-    <w:lvl w:ilvl="7" w:tplc="D86058BE">
-      <w:numFmt w:val="decimal"/>
-      <w:lvlText w:val=""/>
-      <w:lvlJc w:val="left"/>
-    </w:lvl>
-    <w:lvl w:ilvl="8" w:tplc="E02CB162">
+    <w:lvl w:ilvl="8" w:tplc="B44A21D6">
       <w:numFmt w:val="decimal"/>
       <w:lvlText w:val=""/>
       <w:lvlJc w:val="left"/>
     </w:lvl>
   </w:abstractNum>
   <w:abstractNum w:abstractNumId="9" w15:restartNumberingAfterBreak="0">
-    <w:nsid w:val="7F95502E"/>
+    <w:nsid w:val="58847BFD"/>
     <w:multiLevelType w:val="hybridMultilevel"/>
-    <w:tmpl w:val="61CEBB5E"/>
-    <w:lvl w:ilvl="0" w:tplc="B99625F6">
+    <w:tmpl w:val="CE5E8C06"/>
+    <w:lvl w:ilvl="0" w:tplc="325C7A82">
       <w:start w:val="1"/>
       <w:numFmt w:val="decimal"/>
       <w:lvlText w:val="%1."/>
@@ -30919,97 +32167,97 @@
         <w:ind w:left="720" w:hanging="360"/>
       </w:pPr>
     </w:lvl>
-    <w:lvl w:ilvl="1" w:tplc="B2143E38">
+    <w:lvl w:ilvl="1" w:tplc="6C2EBD5A">
       <w:numFmt w:val="decimal"/>
       <w:lvlText w:val=""/>
       <w:lvlJc w:val="left"/>
     </w:lvl>
-    <w:lvl w:ilvl="2" w:tplc="3CB671DC">
+    <w:lvl w:ilvl="2" w:tplc="B006819E">
       <w:numFmt w:val="decimal"/>
       <w:lvlText w:val=""/>
       <w:lvlJc w:val="left"/>
     </w:lvl>
-    <w:lvl w:ilvl="3" w:tplc="89A86E3E">
+    <w:lvl w:ilvl="3" w:tplc="182C92E4">
       <w:numFmt w:val="decimal"/>
       <w:lvlText w:val=""/>
       <w:lvlJc w:val="left"/>
     </w:lvl>
-    <w:lvl w:ilvl="4" w:tplc="A7F01566">
+    <w:lvl w:ilvl="4" w:tplc="BDCEFE8A">
       <w:numFmt w:val="decimal"/>
       <w:lvlText w:val=""/>
       <w:lvlJc w:val="left"/>
     </w:lvl>
-    <w:lvl w:ilvl="5" w:tplc="33C69414">
+    <w:lvl w:ilvl="5" w:tplc="97A622FC">
       <w:numFmt w:val="decimal"/>
       <w:lvlText w:val=""/>
       <w:lvlJc w:val="left"/>
     </w:lvl>
-    <w:lvl w:ilvl="6" w:tplc="3FF62988">
+    <w:lvl w:ilvl="6" w:tplc="6B484BCC">
       <w:numFmt w:val="decimal"/>
       <w:lvlText w:val=""/>
       <w:lvlJc w:val="left"/>
     </w:lvl>
-    <w:lvl w:ilvl="7" w:tplc="98EC3E64">
+    <w:lvl w:ilvl="7" w:tplc="603AF5C4">
       <w:numFmt w:val="decimal"/>
       <w:lvlText w:val=""/>
       <w:lvlJc w:val="left"/>
     </w:lvl>
-    <w:lvl w:ilvl="8" w:tplc="D2940494">
+    <w:lvl w:ilvl="8" w:tplc="057817E0">
       <w:numFmt w:val="decimal"/>
       <w:lvlText w:val=""/>
       <w:lvlJc w:val="left"/>
     </w:lvl>
   </w:abstractNum>
   <w:num w:numId="1">
+    <w:abstractNumId w:val="7"/>
+    <w:lvlOverride w:ilvl="0">
+      <w:startOverride w:val="1"/>
+    </w:lvlOverride>
+  </w:num>
+  <w:num w:numId="2">
+    <w:abstractNumId w:val="6"/>
+    <w:lvlOverride w:ilvl="0">
+      <w:startOverride w:val="1"/>
+    </w:lvlOverride>
+  </w:num>
+  <w:num w:numId="3">
+    <w:abstractNumId w:val="0"/>
+    <w:lvlOverride w:ilvl="0">
+      <w:startOverride w:val="1"/>
+    </w:lvlOverride>
+  </w:num>
+  <w:num w:numId="4">
+    <w:abstractNumId w:val="9"/>
+    <w:lvlOverride w:ilvl="0">
+      <w:startOverride w:val="1"/>
+    </w:lvlOverride>
+  </w:num>
+  <w:num w:numId="5">
+    <w:abstractNumId w:val="2"/>
+    <w:lvlOverride w:ilvl="0">
+      <w:startOverride w:val="1"/>
+    </w:lvlOverride>
+  </w:num>
+  <w:num w:numId="6">
+    <w:abstractNumId w:val="4"/>
+    <w:lvlOverride w:ilvl="0">
+      <w:startOverride w:val="1"/>
+    </w:lvlOverride>
+  </w:num>
+  <w:num w:numId="7">
     <w:abstractNumId w:val="1"/>
     <w:lvlOverride w:ilvl="0">
       <w:startOverride w:val="1"/>
     </w:lvlOverride>
   </w:num>
-  <w:num w:numId="2">
-    <w:abstractNumId w:val="5"/>
-    <w:lvlOverride w:ilvl="0">
-      <w:startOverride w:val="1"/>
-    </w:lvlOverride>
-  </w:num>
-  <w:num w:numId="3">
-    <w:abstractNumId w:val="9"/>
-    <w:lvlOverride w:ilvl="0">
-      <w:startOverride w:val="1"/>
-    </w:lvlOverride>
-  </w:num>
-  <w:num w:numId="4">
+  <w:num w:numId="8">
     <w:abstractNumId w:val="8"/>
     <w:lvlOverride w:ilvl="0">
       <w:startOverride w:val="1"/>
     </w:lvlOverride>
   </w:num>
-  <w:num w:numId="5">
-    <w:abstractNumId w:val="6"/>
-    <w:lvlOverride w:ilvl="0">
-      <w:startOverride w:val="1"/>
-    </w:lvlOverride>
-  </w:num>
-  <w:num w:numId="6">
-    <w:abstractNumId w:val="3"/>
-    <w:lvlOverride w:ilvl="0">
-      <w:startOverride w:val="1"/>
-    </w:lvlOverride>
-  </w:num>
-  <w:num w:numId="7">
-    <w:abstractNumId w:val="4"/>
-    <w:lvlOverride w:ilvl="0">
-      <w:startOverride w:val="1"/>
-    </w:lvlOverride>
-  </w:num>
-  <w:num w:numId="8">
-    <w:abstractNumId w:val="2"/>
-    <w:lvlOverride w:ilvl="0">
-      <w:startOverride w:val="1"/>
-    </w:lvlOverride>
-  </w:num>
   <w:num w:numId="9">
-    <w:abstractNumId w:val="0"/>
+    <w:abstractNumId w:val="5"/>
     <w:lvlOverride w:ilvl="0">
       <w:startOverride w:val="1"/>
     </w:lvlOverride>
@@ -31647,7 +32895,7 @@
     <w:autoRedefine/>
     <w:uiPriority w:val="39"/>
     <w:unhideWhenUsed/>
-    <w:rsid w:val="00694E60"/>
+    <w:rsid w:val="00882C11"/>
     <w:pPr>
       <w:spacing w:after="100"/>
     </w:pPr>
@@ -31659,7 +32907,7 @@
     <w:autoRedefine/>
     <w:uiPriority w:val="39"/>
     <w:unhideWhenUsed/>
-    <w:rsid w:val="00694E60"/>
+    <w:rsid w:val="00882C11"/>
     <w:pPr>
       <w:spacing w:after="100"/>
       <w:ind w:left="240"/>
@@ -31672,7 +32920,7 @@
     <w:autoRedefine/>
     <w:uiPriority w:val="39"/>
     <w:unhideWhenUsed/>
-    <w:rsid w:val="00694E60"/>
+    <w:rsid w:val="00882C11"/>
     <w:pPr>
       <w:spacing w:after="100"/>
       <w:ind w:left="480"/>
